--- a/course/信息物理系统（CPS）/2025/大纲/25JD32417-信息物理系统（CPS）-课程教学大纲.docx
+++ b/course/信息物理系统（CPS）/2025/大纲/25JD32417-信息物理系统（CPS）-课程教学大纲.docx
@@ -3833,23 +3833,27 @@
             <w:vAlign w:val="center"/>
             <w:vMerge w:val="restart"/>
             <w:tcMar>
-              <w:top w:w="65" w:type="dxa"/>
-              <w:bottom w:w="65" w:type="dxa"/>
-              <w:start w:w="65" w:type="dxa"/>
-              <w:end w:w="65" w:type="dxa"/>
+              <w:top w:w="30" w:type="dxa"/>
+              <w:bottom w:w="30" w:type="dxa"/>
+              <w:start w:w="45" w:type="dxa"/>
+              <w:end w:w="45" w:type="dxa"/>
             </w:tcMar>
           </w:tcPr>
           <w:p>
             <w:pPr>
-              <w:spacing w:before="0" w:after="0" w:line="240" w:lineRule="auto"/>
+              <w:spacing w:before="0" w:after="0" w:line="228" w:lineRule="auto"/>
               <w:jc w:val="center"/>
             </w:pPr>
-            <w:r/>
+            <w:r>
+              <w:rPr>
+                <w:sz w:val="15"/>
+              </w:rPr>
+            </w:r>
             <w:r>
               <w:rPr>
                 <w:rFonts w:ascii="Times New Roman" w:hAnsi="Times New Roman" w:cs="Times New Roman" w:eastAsia="宋体" w:hint="eastAsia"/>
                 <w:b/>
-                <w:sz w:val="16"/>
+                <w:sz w:val="15"/>
                 <w:lang w:eastAsia="zh-CN"/>
               </w:rPr>
               <w:t>考核内容</w:t>
@@ -3862,23 +3866,27 @@
             <w:vAlign w:val="center"/>
             <w:vMerge w:val="restart"/>
             <w:tcMar>
-              <w:top w:w="65" w:type="dxa"/>
-              <w:bottom w:w="65" w:type="dxa"/>
-              <w:start w:w="65" w:type="dxa"/>
-              <w:end w:w="65" w:type="dxa"/>
+              <w:top w:w="30" w:type="dxa"/>
+              <w:bottom w:w="30" w:type="dxa"/>
+              <w:start w:w="45" w:type="dxa"/>
+              <w:end w:w="45" w:type="dxa"/>
             </w:tcMar>
           </w:tcPr>
           <w:p>
             <w:pPr>
-              <w:spacing w:before="0" w:after="0" w:line="240" w:lineRule="auto"/>
+              <w:spacing w:before="0" w:after="0" w:line="228" w:lineRule="auto"/>
               <w:jc w:val="center"/>
             </w:pPr>
-            <w:r/>
+            <w:r>
+              <w:rPr>
+                <w:sz w:val="15"/>
+              </w:rPr>
+            </w:r>
             <w:r>
               <w:rPr>
                 <w:rFonts w:ascii="Times New Roman" w:hAnsi="Times New Roman" w:cs="Times New Roman" w:eastAsia="宋体" w:hint="eastAsia"/>
                 <w:b/>
-                <w:sz w:val="16"/>
+                <w:sz w:val="15"/>
                 <w:lang w:eastAsia="zh-CN"/>
               </w:rPr>
               <w:t>总学时</w:t>
@@ -3891,23 +3899,27 @@
             <w:vAlign w:val="center"/>
             <w:vMerge w:val="restart"/>
             <w:tcMar>
-              <w:top w:w="65" w:type="dxa"/>
-              <w:bottom w:w="65" w:type="dxa"/>
-              <w:start w:w="65" w:type="dxa"/>
-              <w:end w:w="65" w:type="dxa"/>
+              <w:top w:w="30" w:type="dxa"/>
+              <w:bottom w:w="30" w:type="dxa"/>
+              <w:start w:w="45" w:type="dxa"/>
+              <w:end w:w="45" w:type="dxa"/>
             </w:tcMar>
           </w:tcPr>
           <w:p>
             <w:pPr>
-              <w:spacing w:before="0" w:after="0" w:line="240" w:lineRule="auto"/>
+              <w:spacing w:before="0" w:after="0" w:line="228" w:lineRule="auto"/>
               <w:jc w:val="center"/>
             </w:pPr>
-            <w:r/>
+            <w:r>
+              <w:rPr>
+                <w:sz w:val="15"/>
+              </w:rPr>
+            </w:r>
             <w:r>
               <w:rPr>
                 <w:rFonts w:ascii="Times New Roman" w:hAnsi="Times New Roman" w:cs="Times New Roman" w:eastAsia="宋体" w:hint="eastAsia"/>
                 <w:b/>
-                <w:sz w:val="16"/>
+                <w:sz w:val="15"/>
                 <w:lang w:eastAsia="zh-CN"/>
               </w:rPr>
               <w:t>理论学时</w:t>
@@ -3920,23 +3932,27 @@
             <w:vAlign w:val="center"/>
             <w:gridSpan w:val="3"/>
             <w:tcMar>
-              <w:top w:w="65" w:type="dxa"/>
-              <w:bottom w:w="65" w:type="dxa"/>
-              <w:start w:w="65" w:type="dxa"/>
-              <w:end w:w="65" w:type="dxa"/>
+              <w:top w:w="30" w:type="dxa"/>
+              <w:bottom w:w="30" w:type="dxa"/>
+              <w:start w:w="45" w:type="dxa"/>
+              <w:end w:w="45" w:type="dxa"/>
             </w:tcMar>
           </w:tcPr>
           <w:p>
             <w:pPr>
-              <w:spacing w:before="0" w:after="0" w:line="240" w:lineRule="auto"/>
+              <w:spacing w:before="0" w:after="0" w:line="228" w:lineRule="auto"/>
               <w:jc w:val="center"/>
             </w:pPr>
-            <w:r/>
+            <w:r>
+              <w:rPr>
+                <w:sz w:val="15"/>
+              </w:rPr>
+            </w:r>
             <w:r>
               <w:rPr>
                 <w:rFonts w:ascii="Times New Roman" w:hAnsi="Times New Roman" w:cs="Times New Roman" w:eastAsia="宋体" w:hint="eastAsia"/>
                 <w:b/>
-                <w:sz w:val="16"/>
+                <w:sz w:val="15"/>
                 <w:lang w:eastAsia="zh-CN"/>
               </w:rPr>
               <w:t>考核方式及占比（100%）</w:t>
@@ -3949,23 +3965,27 @@
             <w:vAlign w:val="center"/>
             <w:vMerge w:val="restart"/>
             <w:tcMar>
-              <w:top w:w="65" w:type="dxa"/>
-              <w:bottom w:w="65" w:type="dxa"/>
-              <w:start w:w="65" w:type="dxa"/>
-              <w:end w:w="65" w:type="dxa"/>
+              <w:top w:w="30" w:type="dxa"/>
+              <w:bottom w:w="30" w:type="dxa"/>
+              <w:start w:w="45" w:type="dxa"/>
+              <w:end w:w="45" w:type="dxa"/>
             </w:tcMar>
           </w:tcPr>
           <w:p>
             <w:pPr>
-              <w:spacing w:before="0" w:after="0" w:line="240" w:lineRule="auto"/>
+              <w:spacing w:before="0" w:after="0" w:line="228" w:lineRule="auto"/>
               <w:jc w:val="center"/>
             </w:pPr>
-            <w:r/>
+            <w:r>
+              <w:rPr>
+                <w:sz w:val="15"/>
+              </w:rPr>
+            </w:r>
             <w:r>
               <w:rPr>
                 <w:rFonts w:ascii="Times New Roman" w:hAnsi="Times New Roman" w:cs="Times New Roman" w:eastAsia="宋体" w:hint="eastAsia"/>
                 <w:b/>
-                <w:sz w:val="16"/>
+                <w:sz w:val="15"/>
                 <w:lang w:eastAsia="zh-CN"/>
               </w:rPr>
               <w:t>课程目标</w:t>
@@ -4024,15 +4044,15 @@
             <w:tcW w:type="dxa" w:w="1100"/>
             <w:vAlign w:val="center"/>
             <w:tcMar>
-              <w:top w:w="65" w:type="dxa"/>
-              <w:bottom w:w="65" w:type="dxa"/>
-              <w:start w:w="65" w:type="dxa"/>
-              <w:end w:w="65" w:type="dxa"/>
+              <w:top w:w="30" w:type="dxa"/>
+              <w:bottom w:w="30" w:type="dxa"/>
+              <w:start w:w="45" w:type="dxa"/>
+              <w:end w:w="45" w:type="dxa"/>
             </w:tcMar>
           </w:tcPr>
           <w:p>
             <w:pPr>
-              <w:spacing w:before="0" w:after="0" w:line="240" w:lineRule="auto"/>
+              <w:spacing w:before="0" w:after="0" w:line="228" w:lineRule="auto"/>
               <w:jc w:val="center"/>
             </w:pPr>
             <w:r>
@@ -4041,7 +4061,7 @@
                 <w:b/>
                 <w:sz w:val="15"/>
               </w:rPr>
-              <w:t>模型分析作业（25%）</w:t>
+              <w:t>平时成绩（20%）</w:t>
             </w:r>
           </w:p>
         </w:tc>
@@ -4050,15 +4070,15 @@
             <w:tcW w:type="dxa" w:w="1100"/>
             <w:vAlign w:val="center"/>
             <w:tcMar>
-              <w:top w:w="65" w:type="dxa"/>
-              <w:bottom w:w="65" w:type="dxa"/>
-              <w:start w:w="65" w:type="dxa"/>
-              <w:end w:w="65" w:type="dxa"/>
+              <w:top w:w="30" w:type="dxa"/>
+              <w:bottom w:w="30" w:type="dxa"/>
+              <w:start w:w="45" w:type="dxa"/>
+              <w:end w:w="45" w:type="dxa"/>
             </w:tcMar>
           </w:tcPr>
           <w:p>
             <w:pPr>
-              <w:spacing w:before="0" w:after="0" w:line="240" w:lineRule="auto"/>
+              <w:spacing w:before="0" w:after="0" w:line="228" w:lineRule="auto"/>
               <w:jc w:val="center"/>
             </w:pPr>
             <w:r>
@@ -4067,7 +4087,7 @@
                 <w:b/>
                 <w:sz w:val="15"/>
               </w:rPr>
-              <w:t>CPS建模与验证任务（25%）</w:t>
+              <w:t>课程作业（20%）</w:t>
             </w:r>
           </w:p>
         </w:tc>
@@ -4076,15 +4096,15 @@
             <w:tcW w:type="dxa" w:w="1250"/>
             <w:vAlign w:val="center"/>
             <w:tcMar>
-              <w:top w:w="65" w:type="dxa"/>
-              <w:bottom w:w="65" w:type="dxa"/>
-              <w:start w:w="65" w:type="dxa"/>
-              <w:end w:w="65" w:type="dxa"/>
+              <w:top w:w="30" w:type="dxa"/>
+              <w:bottom w:w="30" w:type="dxa"/>
+              <w:start w:w="45" w:type="dxa"/>
+              <w:end w:w="45" w:type="dxa"/>
             </w:tcMar>
           </w:tcPr>
           <w:p>
             <w:pPr>
-              <w:spacing w:before="0" w:after="0" w:line="240" w:lineRule="auto"/>
+              <w:spacing w:before="0" w:after="0" w:line="228" w:lineRule="auto"/>
               <w:jc w:val="center"/>
             </w:pPr>
             <w:r>
@@ -4093,7 +4113,7 @@
                 <w:b/>
                 <w:sz w:val="15"/>
               </w:rPr>
-              <w:t>综合案例设计（35%）</w:t>
+              <w:t>期末考核（60%）</w:t>
             </w:r>
           </w:p>
         </w:tc>
@@ -4120,10 +4140,16 @@
           <w:tcPr>
             <w:tcW w:type="dxa" w:w="1600"/>
             <w:vAlign w:val="center"/>
+            <w:tcMar>
+              <w:top w:w="30" w:type="dxa"/>
+              <w:bottom w:w="30" w:type="dxa"/>
+              <w:start w:w="45" w:type="dxa"/>
+              <w:end w:w="45" w:type="dxa"/>
+            </w:tcMar>
           </w:tcPr>
           <w:p>
             <w:pPr>
-              <w:spacing w:before="0" w:after="0" w:line="240" w:lineRule="auto"/>
+              <w:spacing w:before="0" w:after="0" w:line="228" w:lineRule="auto"/>
               <w:jc w:val="left"/>
             </w:pPr>
             <w:r>
@@ -4140,10 +4166,16 @@
           <w:tcPr>
             <w:tcW w:type="dxa" w:w="650"/>
             <w:vAlign w:val="center"/>
+            <w:tcMar>
+              <w:top w:w="30" w:type="dxa"/>
+              <w:bottom w:w="30" w:type="dxa"/>
+              <w:start w:w="45" w:type="dxa"/>
+              <w:end w:w="45" w:type="dxa"/>
+            </w:tcMar>
           </w:tcPr>
           <w:p>
             <w:pPr>
-              <w:spacing w:before="0" w:after="0" w:line="240" w:lineRule="auto"/>
+              <w:spacing w:before="0" w:after="0" w:line="228" w:lineRule="auto"/>
               <w:jc w:val="center"/>
             </w:pPr>
             <w:r>
@@ -4160,10 +4192,16 @@
           <w:tcPr>
             <w:tcW w:type="dxa" w:w="650"/>
             <w:vAlign w:val="center"/>
+            <w:tcMar>
+              <w:top w:w="30" w:type="dxa"/>
+              <w:bottom w:w="30" w:type="dxa"/>
+              <w:start w:w="45" w:type="dxa"/>
+              <w:end w:w="45" w:type="dxa"/>
+            </w:tcMar>
           </w:tcPr>
           <w:p>
             <w:pPr>
-              <w:spacing w:before="0" w:after="0" w:line="240" w:lineRule="auto"/>
+              <w:spacing w:before="0" w:after="0" w:line="228" w:lineRule="auto"/>
               <w:jc w:val="center"/>
             </w:pPr>
             <w:r>
@@ -4180,10 +4218,203 @@
           <w:tcPr>
             <w:tcW w:type="dxa" w:w="1100"/>
             <w:vAlign w:val="center"/>
+            <w:tcMar>
+              <w:top w:w="30" w:type="dxa"/>
+              <w:bottom w:w="30" w:type="dxa"/>
+              <w:start w:w="45" w:type="dxa"/>
+              <w:end w:w="45" w:type="dxa"/>
+            </w:tcMar>
           </w:tcPr>
           <w:p>
             <w:pPr>
-              <w:spacing w:before="0" w:after="0" w:line="240" w:lineRule="auto"/>
+              <w:spacing w:before="0" w:after="0" w:line="228" w:lineRule="auto"/>
+              <w:jc w:val="center"/>
+            </w:pPr>
+            <w:r>
+              <w:rPr>
+                <w:rFonts w:ascii="Times New Roman" w:hAnsi="Times New Roman" w:eastAsia="宋体"/>
+                <w:b w:val="0"/>
+                <w:sz w:val="15"/>
+              </w:rPr>
+              <w:t>15%</w:t>
+            </w:r>
+          </w:p>
+        </w:tc>
+        <w:tc>
+          <w:tcPr>
+            <w:tcW w:type="dxa" w:w="1100"/>
+            <w:vAlign w:val="center"/>
+            <w:tcMar>
+              <w:top w:w="30" w:type="dxa"/>
+              <w:bottom w:w="30" w:type="dxa"/>
+              <w:start w:w="45" w:type="dxa"/>
+              <w:end w:w="45" w:type="dxa"/>
+            </w:tcMar>
+          </w:tcPr>
+          <w:p>
+            <w:pPr>
+              <w:spacing w:before="0" w:after="0" w:line="228" w:lineRule="auto"/>
+              <w:jc w:val="center"/>
+            </w:pPr>
+            <w:r>
+              <w:rPr>
+                <w:rFonts w:ascii="Times New Roman" w:hAnsi="Times New Roman" w:eastAsia="宋体"/>
+                <w:b w:val="0"/>
+                <w:sz w:val="15"/>
+              </w:rPr>
+              <w:t>10%</w:t>
+            </w:r>
+          </w:p>
+        </w:tc>
+        <w:tc>
+          <w:tcPr>
+            <w:tcW w:type="dxa" w:w="1250"/>
+            <w:vAlign w:val="center"/>
+            <w:tcMar>
+              <w:top w:w="30" w:type="dxa"/>
+              <w:bottom w:w="30" w:type="dxa"/>
+              <w:start w:w="45" w:type="dxa"/>
+              <w:end w:w="45" w:type="dxa"/>
+            </w:tcMar>
+          </w:tcPr>
+          <w:p>
+            <w:pPr>
+              <w:spacing w:before="0" w:after="0" w:line="228" w:lineRule="auto"/>
+              <w:jc w:val="center"/>
+            </w:pPr>
+            <w:r>
+              <w:rPr>
+                <w:rFonts w:ascii="Times New Roman" w:hAnsi="Times New Roman" w:eastAsia="宋体"/>
+                <w:b w:val="0"/>
+                <w:sz w:val="15"/>
+              </w:rPr>
+              <w:t>10%</w:t>
+            </w:r>
+          </w:p>
+        </w:tc>
+        <w:tc>
+          <w:tcPr>
+            <w:tcW w:type="dxa" w:w="3004"/>
+            <w:vAlign w:val="center"/>
+            <w:tcMar>
+              <w:top w:w="30" w:type="dxa"/>
+              <w:bottom w:w="30" w:type="dxa"/>
+              <w:start w:w="45" w:type="dxa"/>
+              <w:end w:w="45" w:type="dxa"/>
+            </w:tcMar>
+          </w:tcPr>
+          <w:p>
+            <w:pPr>
+              <w:spacing w:before="0" w:after="0" w:line="228" w:lineRule="auto"/>
+              <w:jc w:val="center"/>
+            </w:pPr>
+            <w:r>
+              <w:rPr>
+                <w:rFonts w:ascii="Times New Roman" w:hAnsi="Times New Roman" w:eastAsia="宋体"/>
+                <w:b w:val="0"/>
+                <w:sz w:val="15"/>
+              </w:rPr>
+              <w:t>目标 1.1，2.1，3.1，3.4</w:t>
+            </w:r>
+          </w:p>
+        </w:tc>
+      </w:tr>
+      <w:tr>
+        <w:trPr>
+          <w:cantSplit/>
+        </w:trPr>
+        <w:tc>
+          <w:tcPr>
+            <w:tcW w:type="dxa" w:w="1600"/>
+            <w:vAlign w:val="center"/>
+            <w:tcMar>
+              <w:top w:w="30" w:type="dxa"/>
+              <w:bottom w:w="30" w:type="dxa"/>
+              <w:start w:w="45" w:type="dxa"/>
+              <w:end w:w="45" w:type="dxa"/>
+            </w:tcMar>
+          </w:tcPr>
+          <w:p>
+            <w:pPr>
+              <w:spacing w:before="0" w:after="0" w:line="228" w:lineRule="auto"/>
+              <w:jc w:val="left"/>
+            </w:pPr>
+            <w:r>
+              <w:rPr>
+                <w:rFonts w:ascii="Times New Roman" w:hAnsi="Times New Roman" w:eastAsia="宋体"/>
+                <w:b/>
+                <w:sz w:val="15"/>
+              </w:rPr>
+              <w:t>第二单元 离散计算模型</w:t>
+            </w:r>
+          </w:p>
+        </w:tc>
+        <w:tc>
+          <w:tcPr>
+            <w:tcW w:type="dxa" w:w="650"/>
+            <w:vAlign w:val="center"/>
+            <w:tcMar>
+              <w:top w:w="30" w:type="dxa"/>
+              <w:bottom w:w="30" w:type="dxa"/>
+              <w:start w:w="45" w:type="dxa"/>
+              <w:end w:w="45" w:type="dxa"/>
+            </w:tcMar>
+          </w:tcPr>
+          <w:p>
+            <w:pPr>
+              <w:spacing w:before="0" w:after="0" w:line="228" w:lineRule="auto"/>
+              <w:jc w:val="center"/>
+            </w:pPr>
+            <w:r>
+              <w:rPr>
+                <w:rFonts w:ascii="Times New Roman" w:hAnsi="Times New Roman" w:eastAsia="宋体"/>
+                <w:b w:val="0"/>
+                <w:sz w:val="15"/>
+              </w:rPr>
+              <w:t>6</w:t>
+            </w:r>
+          </w:p>
+        </w:tc>
+        <w:tc>
+          <w:tcPr>
+            <w:tcW w:type="dxa" w:w="650"/>
+            <w:vAlign w:val="center"/>
+            <w:tcMar>
+              <w:top w:w="30" w:type="dxa"/>
+              <w:bottom w:w="30" w:type="dxa"/>
+              <w:start w:w="45" w:type="dxa"/>
+              <w:end w:w="45" w:type="dxa"/>
+            </w:tcMar>
+          </w:tcPr>
+          <w:p>
+            <w:pPr>
+              <w:spacing w:before="0" w:after="0" w:line="228" w:lineRule="auto"/>
+              <w:jc w:val="center"/>
+            </w:pPr>
+            <w:r>
+              <w:rPr>
+                <w:rFonts w:ascii="Times New Roman" w:hAnsi="Times New Roman" w:eastAsia="宋体"/>
+                <w:b w:val="0"/>
+                <w:sz w:val="15"/>
+              </w:rPr>
+              <w:t>6</w:t>
+            </w:r>
+          </w:p>
+        </w:tc>
+        <w:tc>
+          <w:tcPr>
+            <w:tcW w:type="dxa" w:w="1100"/>
+            <w:vAlign w:val="center"/>
+            <w:tcMar>
+              <w:top w:w="30" w:type="dxa"/>
+              <w:bottom w:w="30" w:type="dxa"/>
+              <w:start w:w="45" w:type="dxa"/>
+              <w:end w:w="45" w:type="dxa"/>
+            </w:tcMar>
+          </w:tcPr>
+          <w:p>
+            <w:pPr>
+              <w:spacing w:before="0" w:after="0" w:line="228" w:lineRule="auto"/>
               <w:jc w:val="center"/>
             </w:pPr>
             <w:r>
@@ -4200,10 +4431,42 @@
           <w:tcPr>
             <w:tcW w:type="dxa" w:w="1100"/>
             <w:vAlign w:val="center"/>
+            <w:tcMar>
+              <w:top w:w="30" w:type="dxa"/>
+              <w:bottom w:w="30" w:type="dxa"/>
+              <w:start w:w="45" w:type="dxa"/>
+              <w:end w:w="45" w:type="dxa"/>
+            </w:tcMar>
           </w:tcPr>
           <w:p>
             <w:pPr>
-              <w:spacing w:before="0" w:after="0" w:line="240" w:lineRule="auto"/>
+              <w:spacing w:before="0" w:after="0" w:line="228" w:lineRule="auto"/>
+              <w:jc w:val="center"/>
+            </w:pPr>
+            <w:r>
+              <w:rPr>
+                <w:rFonts w:ascii="Times New Roman" w:hAnsi="Times New Roman" w:eastAsia="宋体"/>
+                <w:b w:val="0"/>
+                <w:sz w:val="15"/>
+              </w:rPr>
+              <w:t>20%</w:t>
+            </w:r>
+          </w:p>
+        </w:tc>
+        <w:tc>
+          <w:tcPr>
+            <w:tcW w:type="dxa" w:w="1250"/>
+            <w:vAlign w:val="center"/>
+            <w:tcMar>
+              <w:top w:w="30" w:type="dxa"/>
+              <w:bottom w:w="30" w:type="dxa"/>
+              <w:start w:w="45" w:type="dxa"/>
+              <w:end w:w="45" w:type="dxa"/>
+            </w:tcMar>
+          </w:tcPr>
+          <w:p>
+            <w:pPr>
+              <w:spacing w:before="0" w:after="0" w:line="228" w:lineRule="auto"/>
               <w:jc w:val="center"/>
             </w:pPr>
             <w:r>
@@ -4218,12 +4481,179 @@
         </w:tc>
         <w:tc>
           <w:tcPr>
+            <w:tcW w:type="dxa" w:w="3004"/>
+            <w:vAlign w:val="center"/>
+            <w:tcMar>
+              <w:top w:w="30" w:type="dxa"/>
+              <w:bottom w:w="30" w:type="dxa"/>
+              <w:start w:w="45" w:type="dxa"/>
+              <w:end w:w="45" w:type="dxa"/>
+            </w:tcMar>
+          </w:tcPr>
+          <w:p>
+            <w:pPr>
+              <w:spacing w:before="0" w:after="0" w:line="228" w:lineRule="auto"/>
+              <w:jc w:val="center"/>
+            </w:pPr>
+            <w:r>
+              <w:rPr>
+                <w:rFonts w:ascii="Times New Roman" w:hAnsi="Times New Roman" w:eastAsia="宋体"/>
+                <w:b w:val="0"/>
+                <w:sz w:val="15"/>
+              </w:rPr>
+              <w:t>目标 1.2，2.2，3.2，3.3</w:t>
+            </w:r>
+          </w:p>
+        </w:tc>
+      </w:tr>
+      <w:tr>
+        <w:trPr>
+          <w:cantSplit/>
+        </w:trPr>
+        <w:tc>
+          <w:tcPr>
+            <w:tcW w:type="dxa" w:w="1600"/>
+            <w:vAlign w:val="center"/>
+            <w:tcMar>
+              <w:top w:w="30" w:type="dxa"/>
+              <w:bottom w:w="30" w:type="dxa"/>
+              <w:start w:w="45" w:type="dxa"/>
+              <w:end w:w="45" w:type="dxa"/>
+            </w:tcMar>
+          </w:tcPr>
+          <w:p>
+            <w:pPr>
+              <w:spacing w:before="0" w:after="0" w:line="228" w:lineRule="auto"/>
+              <w:jc w:val="left"/>
+            </w:pPr>
+            <w:r>
+              <w:rPr>
+                <w:rFonts w:ascii="Times New Roman" w:hAnsi="Times New Roman" w:eastAsia="宋体"/>
+                <w:b/>
+                <w:sz w:val="15"/>
+              </w:rPr>
+              <w:t>第三单元 连续物理模型</w:t>
+            </w:r>
+          </w:p>
+        </w:tc>
+        <w:tc>
+          <w:tcPr>
+            <w:tcW w:type="dxa" w:w="650"/>
+            <w:vAlign w:val="center"/>
+            <w:tcMar>
+              <w:top w:w="30" w:type="dxa"/>
+              <w:bottom w:w="30" w:type="dxa"/>
+              <w:start w:w="45" w:type="dxa"/>
+              <w:end w:w="45" w:type="dxa"/>
+            </w:tcMar>
+          </w:tcPr>
+          <w:p>
+            <w:pPr>
+              <w:spacing w:before="0" w:after="0" w:line="228" w:lineRule="auto"/>
+              <w:jc w:val="center"/>
+            </w:pPr>
+            <w:r>
+              <w:rPr>
+                <w:rFonts w:ascii="Times New Roman" w:hAnsi="Times New Roman" w:eastAsia="宋体"/>
+                <w:b w:val="0"/>
+                <w:sz w:val="15"/>
+              </w:rPr>
+              <w:t>4</w:t>
+            </w:r>
+          </w:p>
+        </w:tc>
+        <w:tc>
+          <w:tcPr>
+            <w:tcW w:type="dxa" w:w="650"/>
+            <w:vAlign w:val="center"/>
+            <w:tcMar>
+              <w:top w:w="30" w:type="dxa"/>
+              <w:bottom w:w="30" w:type="dxa"/>
+              <w:start w:w="45" w:type="dxa"/>
+              <w:end w:w="45" w:type="dxa"/>
+            </w:tcMar>
+          </w:tcPr>
+          <w:p>
+            <w:pPr>
+              <w:spacing w:before="0" w:after="0" w:line="228" w:lineRule="auto"/>
+              <w:jc w:val="center"/>
+            </w:pPr>
+            <w:r>
+              <w:rPr>
+                <w:rFonts w:ascii="Times New Roman" w:hAnsi="Times New Roman" w:eastAsia="宋体"/>
+                <w:b w:val="0"/>
+                <w:sz w:val="15"/>
+              </w:rPr>
+              <w:t>4</w:t>
+            </w:r>
+          </w:p>
+        </w:tc>
+        <w:tc>
+          <w:tcPr>
+            <w:tcW w:type="dxa" w:w="1100"/>
+            <w:vAlign w:val="center"/>
+            <w:tcMar>
+              <w:top w:w="30" w:type="dxa"/>
+              <w:bottom w:w="30" w:type="dxa"/>
+              <w:start w:w="45" w:type="dxa"/>
+              <w:end w:w="45" w:type="dxa"/>
+            </w:tcMar>
+          </w:tcPr>
+          <w:p>
+            <w:pPr>
+              <w:spacing w:before="0" w:after="0" w:line="228" w:lineRule="auto"/>
+              <w:jc w:val="center"/>
+            </w:pPr>
+            <w:r>
+              <w:rPr>
+                <w:rFonts w:ascii="Times New Roman" w:hAnsi="Times New Roman" w:eastAsia="宋体"/>
+                <w:b w:val="0"/>
+                <w:sz w:val="15"/>
+              </w:rPr>
+              <w:t>15%</w:t>
+            </w:r>
+          </w:p>
+        </w:tc>
+        <w:tc>
+          <w:tcPr>
+            <w:tcW w:type="dxa" w:w="1100"/>
+            <w:vAlign w:val="center"/>
+            <w:tcMar>
+              <w:top w:w="30" w:type="dxa"/>
+              <w:bottom w:w="30" w:type="dxa"/>
+              <w:start w:w="45" w:type="dxa"/>
+              <w:end w:w="45" w:type="dxa"/>
+            </w:tcMar>
+          </w:tcPr>
+          <w:p>
+            <w:pPr>
+              <w:spacing w:before="0" w:after="0" w:line="228" w:lineRule="auto"/>
+              <w:jc w:val="center"/>
+            </w:pPr>
+            <w:r>
+              <w:rPr>
+                <w:rFonts w:ascii="Times New Roman" w:hAnsi="Times New Roman" w:eastAsia="宋体"/>
+                <w:b w:val="0"/>
+                <w:sz w:val="15"/>
+              </w:rPr>
+              <w:t>15%</w:t>
+            </w:r>
+          </w:p>
+        </w:tc>
+        <w:tc>
+          <w:tcPr>
             <w:tcW w:type="dxa" w:w="1250"/>
             <w:vAlign w:val="center"/>
+            <w:tcMar>
+              <w:top w:w="30" w:type="dxa"/>
+              <w:bottom w:w="30" w:type="dxa"/>
+              <w:start w:w="45" w:type="dxa"/>
+              <w:end w:w="45" w:type="dxa"/>
+            </w:tcMar>
           </w:tcPr>
           <w:p>
             <w:pPr>
-              <w:spacing w:before="0" w:after="0" w:line="240" w:lineRule="auto"/>
+              <w:spacing w:before="0" w:after="0" w:line="228" w:lineRule="auto"/>
               <w:jc w:val="center"/>
             </w:pPr>
             <w:r>
@@ -4240,10 +4670,16 @@
           <w:tcPr>
             <w:tcW w:type="dxa" w:w="3004"/>
             <w:vAlign w:val="center"/>
+            <w:tcMar>
+              <w:top w:w="30" w:type="dxa"/>
+              <w:bottom w:w="30" w:type="dxa"/>
+              <w:start w:w="45" w:type="dxa"/>
+              <w:end w:w="45" w:type="dxa"/>
+            </w:tcMar>
           </w:tcPr>
           <w:p>
             <w:pPr>
-              <w:spacing w:before="0" w:after="0" w:line="240" w:lineRule="auto"/>
+              <w:spacing w:before="0" w:after="0" w:line="228" w:lineRule="auto"/>
               <w:jc w:val="center"/>
             </w:pPr>
             <w:r>
@@ -4252,7 +4688,7 @@
                 <w:b w:val="0"/>
                 <w:sz w:val="15"/>
               </w:rPr>
-              <w:t>目标 1.1，2.1，3.1，3.4</w:t>
+              <w:t>目标 1.3，2.3，3.2</w:t>
             </w:r>
           </w:p>
         </w:tc>
@@ -4265,10 +4701,16 @@
           <w:tcPr>
             <w:tcW w:type="dxa" w:w="1600"/>
             <w:vAlign w:val="center"/>
+            <w:tcMar>
+              <w:top w:w="30" w:type="dxa"/>
+              <w:bottom w:w="30" w:type="dxa"/>
+              <w:start w:w="45" w:type="dxa"/>
+              <w:end w:w="45" w:type="dxa"/>
+            </w:tcMar>
           </w:tcPr>
           <w:p>
             <w:pPr>
-              <w:spacing w:before="0" w:after="0" w:line="240" w:lineRule="auto"/>
+              <w:spacing w:before="0" w:after="0" w:line="228" w:lineRule="auto"/>
               <w:jc w:val="left"/>
             </w:pPr>
             <w:r>
@@ -4277,7 +4719,7 @@
                 <w:b/>
                 <w:sz w:val="15"/>
               </w:rPr>
-              <w:t>第二单元 离散计算模型</w:t>
+              <w:t>第四单元 混杂与组合建模</w:t>
             </w:r>
           </w:p>
         </w:tc>
@@ -4285,10 +4727,16 @@
           <w:tcPr>
             <w:tcW w:type="dxa" w:w="650"/>
             <w:vAlign w:val="center"/>
+            <w:tcMar>
+              <w:top w:w="30" w:type="dxa"/>
+              <w:bottom w:w="30" w:type="dxa"/>
+              <w:start w:w="45" w:type="dxa"/>
+              <w:end w:w="45" w:type="dxa"/>
+            </w:tcMar>
           </w:tcPr>
           <w:p>
             <w:pPr>
-              <w:spacing w:before="0" w:after="0" w:line="240" w:lineRule="auto"/>
+              <w:spacing w:before="0" w:after="0" w:line="228" w:lineRule="auto"/>
               <w:jc w:val="center"/>
             </w:pPr>
             <w:r>
@@ -4305,10 +4753,16 @@
           <w:tcPr>
             <w:tcW w:type="dxa" w:w="650"/>
             <w:vAlign w:val="center"/>
+            <w:tcMar>
+              <w:top w:w="30" w:type="dxa"/>
+              <w:bottom w:w="30" w:type="dxa"/>
+              <w:start w:w="45" w:type="dxa"/>
+              <w:end w:w="45" w:type="dxa"/>
+            </w:tcMar>
           </w:tcPr>
           <w:p>
             <w:pPr>
-              <w:spacing w:before="0" w:after="0" w:line="240" w:lineRule="auto"/>
+              <w:spacing w:before="0" w:after="0" w:line="228" w:lineRule="auto"/>
               <w:jc w:val="center"/>
             </w:pPr>
             <w:r>
@@ -4325,10 +4779,16 @@
           <w:tcPr>
             <w:tcW w:type="dxa" w:w="1100"/>
             <w:vAlign w:val="center"/>
+            <w:tcMar>
+              <w:top w:w="30" w:type="dxa"/>
+              <w:bottom w:w="30" w:type="dxa"/>
+              <w:start w:w="45" w:type="dxa"/>
+              <w:end w:w="45" w:type="dxa"/>
+            </w:tcMar>
           </w:tcPr>
           <w:p>
             <w:pPr>
-              <w:spacing w:before="0" w:after="0" w:line="240" w:lineRule="auto"/>
+              <w:spacing w:before="0" w:after="0" w:line="228" w:lineRule="auto"/>
               <w:jc w:val="center"/>
             </w:pPr>
             <w:r>
@@ -4345,10 +4805,16 @@
           <w:tcPr>
             <w:tcW w:type="dxa" w:w="1100"/>
             <w:vAlign w:val="center"/>
+            <w:tcMar>
+              <w:top w:w="30" w:type="dxa"/>
+              <w:bottom w:w="30" w:type="dxa"/>
+              <w:start w:w="45" w:type="dxa"/>
+              <w:end w:w="45" w:type="dxa"/>
+            </w:tcMar>
           </w:tcPr>
           <w:p>
             <w:pPr>
-              <w:spacing w:before="0" w:after="0" w:line="240" w:lineRule="auto"/>
+              <w:spacing w:before="0" w:after="0" w:line="228" w:lineRule="auto"/>
               <w:jc w:val="center"/>
             </w:pPr>
             <w:r>
@@ -4357,7 +4823,7 @@
                 <w:b w:val="0"/>
                 <w:sz w:val="15"/>
               </w:rPr>
-              <w:t>15%</w:t>
+              <w:t>25%</w:t>
             </w:r>
           </w:p>
         </w:tc>
@@ -4365,10 +4831,338 @@
           <w:tcPr>
             <w:tcW w:type="dxa" w:w="1250"/>
             <w:vAlign w:val="center"/>
+            <w:tcMar>
+              <w:top w:w="30" w:type="dxa"/>
+              <w:bottom w:w="30" w:type="dxa"/>
+              <w:start w:w="45" w:type="dxa"/>
+              <w:end w:w="45" w:type="dxa"/>
+            </w:tcMar>
           </w:tcPr>
           <w:p>
             <w:pPr>
-              <w:spacing w:before="0" w:after="0" w:line="240" w:lineRule="auto"/>
+              <w:spacing w:before="0" w:after="0" w:line="228" w:lineRule="auto"/>
+              <w:jc w:val="center"/>
+            </w:pPr>
+            <w:r>
+              <w:rPr>
+                <w:rFonts w:ascii="Times New Roman" w:hAnsi="Times New Roman" w:eastAsia="宋体"/>
+                <w:b w:val="0"/>
+                <w:sz w:val="15"/>
+              </w:rPr>
+              <w:t>20%</w:t>
+            </w:r>
+          </w:p>
+        </w:tc>
+        <w:tc>
+          <w:tcPr>
+            <w:tcW w:type="dxa" w:w="3004"/>
+            <w:vAlign w:val="center"/>
+            <w:tcMar>
+              <w:top w:w="30" w:type="dxa"/>
+              <w:bottom w:w="30" w:type="dxa"/>
+              <w:start w:w="45" w:type="dxa"/>
+              <w:end w:w="45" w:type="dxa"/>
+            </w:tcMar>
+          </w:tcPr>
+          <w:p>
+            <w:pPr>
+              <w:spacing w:before="0" w:after="0" w:line="228" w:lineRule="auto"/>
+              <w:jc w:val="center"/>
+            </w:pPr>
+            <w:r>
+              <w:rPr>
+                <w:rFonts w:ascii="Times New Roman" w:hAnsi="Times New Roman" w:eastAsia="宋体"/>
+                <w:b w:val="0"/>
+                <w:sz w:val="15"/>
+              </w:rPr>
+              <w:t>目标 1.4，2.3，3.1，3.3</w:t>
+            </w:r>
+          </w:p>
+        </w:tc>
+      </w:tr>
+      <w:tr>
+        <w:trPr>
+          <w:cantSplit/>
+        </w:trPr>
+        <w:tc>
+          <w:tcPr>
+            <w:tcW w:type="dxa" w:w="1600"/>
+            <w:vAlign w:val="center"/>
+            <w:tcMar>
+              <w:top w:w="30" w:type="dxa"/>
+              <w:bottom w:w="30" w:type="dxa"/>
+              <w:start w:w="45" w:type="dxa"/>
+              <w:end w:w="45" w:type="dxa"/>
+            </w:tcMar>
+          </w:tcPr>
+          <w:p>
+            <w:pPr>
+              <w:spacing w:before="0" w:after="0" w:line="228" w:lineRule="auto"/>
+              <w:jc w:val="left"/>
+            </w:pPr>
+            <w:r>
+              <w:rPr>
+                <w:rFonts w:ascii="Times New Roman" w:hAnsi="Times New Roman" w:eastAsia="宋体"/>
+                <w:b/>
+                <w:sz w:val="15"/>
+              </w:rPr>
+              <w:t>第五单元 需求验证与安全</w:t>
+            </w:r>
+          </w:p>
+        </w:tc>
+        <w:tc>
+          <w:tcPr>
+            <w:tcW w:type="dxa" w:w="650"/>
+            <w:vAlign w:val="center"/>
+            <w:tcMar>
+              <w:top w:w="30" w:type="dxa"/>
+              <w:bottom w:w="30" w:type="dxa"/>
+              <w:start w:w="45" w:type="dxa"/>
+              <w:end w:w="45" w:type="dxa"/>
+            </w:tcMar>
+          </w:tcPr>
+          <w:p>
+            <w:pPr>
+              <w:spacing w:before="0" w:after="0" w:line="228" w:lineRule="auto"/>
+              <w:jc w:val="center"/>
+            </w:pPr>
+            <w:r>
+              <w:rPr>
+                <w:rFonts w:ascii="Times New Roman" w:hAnsi="Times New Roman" w:eastAsia="宋体"/>
+                <w:b w:val="0"/>
+                <w:sz w:val="15"/>
+              </w:rPr>
+              <w:t>6</w:t>
+            </w:r>
+          </w:p>
+        </w:tc>
+        <w:tc>
+          <w:tcPr>
+            <w:tcW w:type="dxa" w:w="650"/>
+            <w:vAlign w:val="center"/>
+            <w:tcMar>
+              <w:top w:w="30" w:type="dxa"/>
+              <w:bottom w:w="30" w:type="dxa"/>
+              <w:start w:w="45" w:type="dxa"/>
+              <w:end w:w="45" w:type="dxa"/>
+            </w:tcMar>
+          </w:tcPr>
+          <w:p>
+            <w:pPr>
+              <w:spacing w:before="0" w:after="0" w:line="228" w:lineRule="auto"/>
+              <w:jc w:val="center"/>
+            </w:pPr>
+            <w:r>
+              <w:rPr>
+                <w:rFonts w:ascii="Times New Roman" w:hAnsi="Times New Roman" w:eastAsia="宋体"/>
+                <w:b w:val="0"/>
+                <w:sz w:val="15"/>
+              </w:rPr>
+              <w:t>6</w:t>
+            </w:r>
+          </w:p>
+        </w:tc>
+        <w:tc>
+          <w:tcPr>
+            <w:tcW w:type="dxa" w:w="1100"/>
+            <w:vAlign w:val="center"/>
+            <w:tcMar>
+              <w:top w:w="30" w:type="dxa"/>
+              <w:bottom w:w="30" w:type="dxa"/>
+              <w:start w:w="45" w:type="dxa"/>
+              <w:end w:w="45" w:type="dxa"/>
+            </w:tcMar>
+          </w:tcPr>
+          <w:p>
+            <w:pPr>
+              <w:spacing w:before="0" w:after="0" w:line="228" w:lineRule="auto"/>
+              <w:jc w:val="center"/>
+            </w:pPr>
+            <w:r>
+              <w:rPr>
+                <w:rFonts w:ascii="Times New Roman" w:hAnsi="Times New Roman" w:eastAsia="宋体"/>
+                <w:b w:val="0"/>
+                <w:sz w:val="15"/>
+              </w:rPr>
+              <w:t>20%</w:t>
+            </w:r>
+          </w:p>
+        </w:tc>
+        <w:tc>
+          <w:tcPr>
+            <w:tcW w:type="dxa" w:w="1100"/>
+            <w:vAlign w:val="center"/>
+            <w:tcMar>
+              <w:top w:w="30" w:type="dxa"/>
+              <w:bottom w:w="30" w:type="dxa"/>
+              <w:start w:w="45" w:type="dxa"/>
+              <w:end w:w="45" w:type="dxa"/>
+            </w:tcMar>
+          </w:tcPr>
+          <w:p>
+            <w:pPr>
+              <w:spacing w:before="0" w:after="0" w:line="228" w:lineRule="auto"/>
+              <w:jc w:val="center"/>
+            </w:pPr>
+            <w:r>
+              <w:rPr>
+                <w:rFonts w:ascii="Times New Roman" w:hAnsi="Times New Roman" w:eastAsia="宋体"/>
+                <w:b w:val="0"/>
+                <w:sz w:val="15"/>
+              </w:rPr>
+              <w:t>20%</w:t>
+            </w:r>
+          </w:p>
+        </w:tc>
+        <w:tc>
+          <w:tcPr>
+            <w:tcW w:type="dxa" w:w="1250"/>
+            <w:vAlign w:val="center"/>
+            <w:tcMar>
+              <w:top w:w="30" w:type="dxa"/>
+              <w:bottom w:w="30" w:type="dxa"/>
+              <w:start w:w="45" w:type="dxa"/>
+              <w:end w:w="45" w:type="dxa"/>
+            </w:tcMar>
+          </w:tcPr>
+          <w:p>
+            <w:pPr>
+              <w:spacing w:before="0" w:after="0" w:line="228" w:lineRule="auto"/>
+              <w:jc w:val="center"/>
+            </w:pPr>
+            <w:r>
+              <w:rPr>
+                <w:rFonts w:ascii="Times New Roman" w:hAnsi="Times New Roman" w:eastAsia="宋体"/>
+                <w:b w:val="0"/>
+                <w:sz w:val="15"/>
+              </w:rPr>
+              <w:t>20%</w:t>
+            </w:r>
+          </w:p>
+        </w:tc>
+        <w:tc>
+          <w:tcPr>
+            <w:tcW w:type="dxa" w:w="3004"/>
+            <w:vAlign w:val="center"/>
+            <w:tcMar>
+              <w:top w:w="30" w:type="dxa"/>
+              <w:bottom w:w="30" w:type="dxa"/>
+              <w:start w:w="45" w:type="dxa"/>
+              <w:end w:w="45" w:type="dxa"/>
+            </w:tcMar>
+          </w:tcPr>
+          <w:p>
+            <w:pPr>
+              <w:spacing w:before="0" w:after="0" w:line="228" w:lineRule="auto"/>
+              <w:jc w:val="center"/>
+            </w:pPr>
+            <w:r>
+              <w:rPr>
+                <w:rFonts w:ascii="Times New Roman" w:hAnsi="Times New Roman" w:eastAsia="宋体"/>
+                <w:b w:val="0"/>
+                <w:sz w:val="15"/>
+              </w:rPr>
+              <w:t>目标 1.4，2.4，3.3，3.4</w:t>
+            </w:r>
+          </w:p>
+        </w:tc>
+      </w:tr>
+      <w:tr>
+        <w:trPr>
+          <w:cantSplit/>
+        </w:trPr>
+        <w:tc>
+          <w:tcPr>
+            <w:tcW w:type="dxa" w:w="1600"/>
+            <w:vAlign w:val="center"/>
+            <w:tcMar>
+              <w:top w:w="30" w:type="dxa"/>
+              <w:bottom w:w="30" w:type="dxa"/>
+              <w:start w:w="45" w:type="dxa"/>
+              <w:end w:w="45" w:type="dxa"/>
+            </w:tcMar>
+          </w:tcPr>
+          <w:p>
+            <w:pPr>
+              <w:spacing w:before="0" w:after="0" w:line="228" w:lineRule="auto"/>
+              <w:jc w:val="left"/>
+            </w:pPr>
+            <w:r>
+              <w:rPr>
+                <w:rFonts w:ascii="Times New Roman" w:hAnsi="Times New Roman" w:eastAsia="宋体"/>
+                <w:b/>
+                <w:sz w:val="15"/>
+              </w:rPr>
+              <w:t>第六单元 智能制造CPS设计</w:t>
+            </w:r>
+          </w:p>
+        </w:tc>
+        <w:tc>
+          <w:tcPr>
+            <w:tcW w:type="dxa" w:w="650"/>
+            <w:vAlign w:val="center"/>
+            <w:tcMar>
+              <w:top w:w="30" w:type="dxa"/>
+              <w:bottom w:w="30" w:type="dxa"/>
+              <w:start w:w="45" w:type="dxa"/>
+              <w:end w:w="45" w:type="dxa"/>
+            </w:tcMar>
+          </w:tcPr>
+          <w:p>
+            <w:pPr>
+              <w:spacing w:before="0" w:after="0" w:line="228" w:lineRule="auto"/>
+              <w:jc w:val="center"/>
+            </w:pPr>
+            <w:r>
+              <w:rPr>
+                <w:rFonts w:ascii="Times New Roman" w:hAnsi="Times New Roman" w:eastAsia="宋体"/>
+                <w:b w:val="0"/>
+                <w:sz w:val="15"/>
+              </w:rPr>
+              <w:t>6</w:t>
+            </w:r>
+          </w:p>
+        </w:tc>
+        <w:tc>
+          <w:tcPr>
+            <w:tcW w:type="dxa" w:w="650"/>
+            <w:vAlign w:val="center"/>
+            <w:tcMar>
+              <w:top w:w="30" w:type="dxa"/>
+              <w:bottom w:w="30" w:type="dxa"/>
+              <w:start w:w="45" w:type="dxa"/>
+              <w:end w:w="45" w:type="dxa"/>
+            </w:tcMar>
+          </w:tcPr>
+          <w:p>
+            <w:pPr>
+              <w:spacing w:before="0" w:after="0" w:line="228" w:lineRule="auto"/>
+              <w:jc w:val="center"/>
+            </w:pPr>
+            <w:r>
+              <w:rPr>
+                <w:rFonts w:ascii="Times New Roman" w:hAnsi="Times New Roman" w:eastAsia="宋体"/>
+                <w:b w:val="0"/>
+                <w:sz w:val="15"/>
+              </w:rPr>
+              <w:t>6</w:t>
+            </w:r>
+          </w:p>
+        </w:tc>
+        <w:tc>
+          <w:tcPr>
+            <w:tcW w:type="dxa" w:w="1100"/>
+            <w:vAlign w:val="center"/>
+            <w:tcMar>
+              <w:top w:w="30" w:type="dxa"/>
+              <w:bottom w:w="30" w:type="dxa"/>
+              <w:start w:w="45" w:type="dxa"/>
+              <w:end w:w="45" w:type="dxa"/>
+            </w:tcMar>
+          </w:tcPr>
+          <w:p>
+            <w:pPr>
+              <w:spacing w:before="0" w:after="0" w:line="228" w:lineRule="auto"/>
               <w:jc w:val="center"/>
             </w:pPr>
             <w:r>
@@ -4383,137 +5177,18 @@
         </w:tc>
         <w:tc>
           <w:tcPr>
-            <w:tcW w:type="dxa" w:w="3004"/>
+            <w:tcW w:type="dxa" w:w="1100"/>
             <w:vAlign w:val="center"/>
+            <w:tcMar>
+              <w:top w:w="30" w:type="dxa"/>
+              <w:bottom w:w="30" w:type="dxa"/>
+              <w:start w:w="45" w:type="dxa"/>
+              <w:end w:w="45" w:type="dxa"/>
+            </w:tcMar>
           </w:tcPr>
           <w:p>
             <w:pPr>
-              <w:spacing w:before="0" w:after="0" w:line="240" w:lineRule="auto"/>
-              <w:jc w:val="center"/>
-            </w:pPr>
-            <w:r>
-              <w:rPr>
-                <w:rFonts w:ascii="Times New Roman" w:hAnsi="Times New Roman" w:eastAsia="宋体"/>
-                <w:b w:val="0"/>
-                <w:sz w:val="15"/>
-              </w:rPr>
-              <w:t>目标 1.2，2.2，3.2，3.3</w:t>
-            </w:r>
-          </w:p>
-        </w:tc>
-      </w:tr>
-      <w:tr>
-        <w:trPr>
-          <w:cantSplit/>
-        </w:trPr>
-        <w:tc>
-          <w:tcPr>
-            <w:tcW w:type="dxa" w:w="1600"/>
-            <w:vAlign w:val="center"/>
-          </w:tcPr>
-          <w:p>
-            <w:pPr>
-              <w:spacing w:before="0" w:after="0" w:line="240" w:lineRule="auto"/>
-              <w:jc w:val="left"/>
-            </w:pPr>
-            <w:r>
-              <w:rPr>
-                <w:rFonts w:ascii="Times New Roman" w:hAnsi="Times New Roman" w:eastAsia="宋体"/>
-                <w:b/>
-                <w:sz w:val="15"/>
-              </w:rPr>
-              <w:t>第三单元 连续物理模型</w:t>
-            </w:r>
-          </w:p>
-        </w:tc>
-        <w:tc>
-          <w:tcPr>
-            <w:tcW w:type="dxa" w:w="650"/>
-            <w:vAlign w:val="center"/>
-          </w:tcPr>
-          <w:p>
-            <w:pPr>
-              <w:spacing w:before="0" w:after="0" w:line="240" w:lineRule="auto"/>
-              <w:jc w:val="center"/>
-            </w:pPr>
-            <w:r>
-              <w:rPr>
-                <w:rFonts w:ascii="Times New Roman" w:hAnsi="Times New Roman" w:eastAsia="宋体"/>
-                <w:b w:val="0"/>
-                <w:sz w:val="15"/>
-              </w:rPr>
-              <w:t>4</w:t>
-            </w:r>
-          </w:p>
-        </w:tc>
-        <w:tc>
-          <w:tcPr>
-            <w:tcW w:type="dxa" w:w="650"/>
-            <w:vAlign w:val="center"/>
-          </w:tcPr>
-          <w:p>
-            <w:pPr>
-              <w:spacing w:before="0" w:after="0" w:line="240" w:lineRule="auto"/>
-              <w:jc w:val="center"/>
-            </w:pPr>
-            <w:r>
-              <w:rPr>
-                <w:rFonts w:ascii="Times New Roman" w:hAnsi="Times New Roman" w:eastAsia="宋体"/>
-                <w:b w:val="0"/>
-                <w:sz w:val="15"/>
-              </w:rPr>
-              <w:t>4</w:t>
-            </w:r>
-          </w:p>
-        </w:tc>
-        <w:tc>
-          <w:tcPr>
-            <w:tcW w:type="dxa" w:w="1100"/>
-            <w:vAlign w:val="center"/>
-          </w:tcPr>
-          <w:p>
-            <w:pPr>
-              <w:spacing w:before="0" w:after="0" w:line="240" w:lineRule="auto"/>
-              <w:jc w:val="center"/>
-            </w:pPr>
-            <w:r>
-              <w:rPr>
-                <w:rFonts w:ascii="Times New Roman" w:hAnsi="Times New Roman" w:eastAsia="宋体"/>
-                <w:b w:val="0"/>
-                <w:sz w:val="15"/>
-              </w:rPr>
-              <w:t>15%</w:t>
-            </w:r>
-          </w:p>
-        </w:tc>
-        <w:tc>
-          <w:tcPr>
-            <w:tcW w:type="dxa" w:w="1100"/>
-            <w:vAlign w:val="center"/>
-          </w:tcPr>
-          <w:p>
-            <w:pPr>
-              <w:spacing w:before="0" w:after="0" w:line="240" w:lineRule="auto"/>
-              <w:jc w:val="center"/>
-            </w:pPr>
-            <w:r>
-              <w:rPr>
-                <w:rFonts w:ascii="Times New Roman" w:hAnsi="Times New Roman" w:eastAsia="宋体"/>
-                <w:b w:val="0"/>
-                <w:sz w:val="15"/>
-              </w:rPr>
-              <w:t>15%</w:t>
-            </w:r>
-          </w:p>
-        </w:tc>
-        <w:tc>
-          <w:tcPr>
-            <w:tcW w:type="dxa" w:w="1250"/>
-            <w:vAlign w:val="center"/>
-          </w:tcPr>
-          <w:p>
-            <w:pPr>
-              <w:spacing w:before="0" w:after="0" w:line="240" w:lineRule="auto"/>
+              <w:spacing w:before="0" w:after="0" w:line="228" w:lineRule="auto"/>
               <w:jc w:val="center"/>
             </w:pPr>
             <w:r>
@@ -4528,427 +5203,18 @@
         </w:tc>
         <w:tc>
           <w:tcPr>
-            <w:tcW w:type="dxa" w:w="3004"/>
+            <w:tcW w:type="dxa" w:w="1250"/>
             <w:vAlign w:val="center"/>
+            <w:tcMar>
+              <w:top w:w="30" w:type="dxa"/>
+              <w:bottom w:w="30" w:type="dxa"/>
+              <w:start w:w="45" w:type="dxa"/>
+              <w:end w:w="45" w:type="dxa"/>
+            </w:tcMar>
           </w:tcPr>
           <w:p>
             <w:pPr>
-              <w:spacing w:before="0" w:after="0" w:line="240" w:lineRule="auto"/>
-              <w:jc w:val="center"/>
-            </w:pPr>
-            <w:r>
-              <w:rPr>
-                <w:rFonts w:ascii="Times New Roman" w:hAnsi="Times New Roman" w:eastAsia="宋体"/>
-                <w:b w:val="0"/>
-                <w:sz w:val="15"/>
-              </w:rPr>
-              <w:t>目标 1.3，2.3，3.2</w:t>
-            </w:r>
-          </w:p>
-        </w:tc>
-      </w:tr>
-      <w:tr>
-        <w:trPr>
-          <w:cantSplit/>
-        </w:trPr>
-        <w:tc>
-          <w:tcPr>
-            <w:tcW w:type="dxa" w:w="1600"/>
-            <w:vAlign w:val="center"/>
-          </w:tcPr>
-          <w:p>
-            <w:pPr>
-              <w:spacing w:before="0" w:after="0" w:line="240" w:lineRule="auto"/>
-              <w:jc w:val="left"/>
-            </w:pPr>
-            <w:r>
-              <w:rPr>
-                <w:rFonts w:ascii="Times New Roman" w:hAnsi="Times New Roman" w:eastAsia="宋体"/>
-                <w:b/>
-                <w:sz w:val="15"/>
-              </w:rPr>
-              <w:t>第四单元 混杂与组合建模</w:t>
-            </w:r>
-          </w:p>
-        </w:tc>
-        <w:tc>
-          <w:tcPr>
-            <w:tcW w:type="dxa" w:w="650"/>
-            <w:vAlign w:val="center"/>
-          </w:tcPr>
-          <w:p>
-            <w:pPr>
-              <w:spacing w:before="0" w:after="0" w:line="240" w:lineRule="auto"/>
-              <w:jc w:val="center"/>
-            </w:pPr>
-            <w:r>
-              <w:rPr>
-                <w:rFonts w:ascii="Times New Roman" w:hAnsi="Times New Roman" w:eastAsia="宋体"/>
-                <w:b w:val="0"/>
-                <w:sz w:val="15"/>
-              </w:rPr>
-              <w:t>6</w:t>
-            </w:r>
-          </w:p>
-        </w:tc>
-        <w:tc>
-          <w:tcPr>
-            <w:tcW w:type="dxa" w:w="650"/>
-            <w:vAlign w:val="center"/>
-          </w:tcPr>
-          <w:p>
-            <w:pPr>
-              <w:spacing w:before="0" w:after="0" w:line="240" w:lineRule="auto"/>
-              <w:jc w:val="center"/>
-            </w:pPr>
-            <w:r>
-              <w:rPr>
-                <w:rFonts w:ascii="Times New Roman" w:hAnsi="Times New Roman" w:eastAsia="宋体"/>
-                <w:b w:val="0"/>
-                <w:sz w:val="15"/>
-              </w:rPr>
-              <w:t>6</w:t>
-            </w:r>
-          </w:p>
-        </w:tc>
-        <w:tc>
-          <w:tcPr>
-            <w:tcW w:type="dxa" w:w="1100"/>
-            <w:vAlign w:val="center"/>
-          </w:tcPr>
-          <w:p>
-            <w:pPr>
-              <w:spacing w:before="0" w:after="0" w:line="240" w:lineRule="auto"/>
-              <w:jc w:val="center"/>
-            </w:pPr>
-            <w:r>
-              <w:rPr>
-                <w:rFonts w:ascii="Times New Roman" w:hAnsi="Times New Roman" w:eastAsia="宋体"/>
-                <w:b w:val="0"/>
-                <w:sz w:val="15"/>
-              </w:rPr>
-              <w:t>20%</w:t>
-            </w:r>
-          </w:p>
-        </w:tc>
-        <w:tc>
-          <w:tcPr>
-            <w:tcW w:type="dxa" w:w="1100"/>
-            <w:vAlign w:val="center"/>
-          </w:tcPr>
-          <w:p>
-            <w:pPr>
-              <w:spacing w:before="0" w:after="0" w:line="240" w:lineRule="auto"/>
-              <w:jc w:val="center"/>
-            </w:pPr>
-            <w:r>
-              <w:rPr>
-                <w:rFonts w:ascii="Times New Roman" w:hAnsi="Times New Roman" w:eastAsia="宋体"/>
-                <w:b w:val="0"/>
-                <w:sz w:val="15"/>
-              </w:rPr>
-              <w:t>25%</w:t>
-            </w:r>
-          </w:p>
-        </w:tc>
-        <w:tc>
-          <w:tcPr>
-            <w:tcW w:type="dxa" w:w="1250"/>
-            <w:vAlign w:val="center"/>
-          </w:tcPr>
-          <w:p>
-            <w:pPr>
-              <w:spacing w:before="0" w:after="0" w:line="240" w:lineRule="auto"/>
-              <w:jc w:val="center"/>
-            </w:pPr>
-            <w:r>
-              <w:rPr>
-                <w:rFonts w:ascii="Times New Roman" w:hAnsi="Times New Roman" w:eastAsia="宋体"/>
-                <w:b w:val="0"/>
-                <w:sz w:val="15"/>
-              </w:rPr>
-              <w:t>20%</w:t>
-            </w:r>
-          </w:p>
-        </w:tc>
-        <w:tc>
-          <w:tcPr>
-            <w:tcW w:type="dxa" w:w="3004"/>
-            <w:vAlign w:val="center"/>
-          </w:tcPr>
-          <w:p>
-            <w:pPr>
-              <w:spacing w:before="0" w:after="0" w:line="240" w:lineRule="auto"/>
-              <w:jc w:val="center"/>
-            </w:pPr>
-            <w:r>
-              <w:rPr>
-                <w:rFonts w:ascii="Times New Roman" w:hAnsi="Times New Roman" w:eastAsia="宋体"/>
-                <w:b w:val="0"/>
-                <w:sz w:val="15"/>
-              </w:rPr>
-              <w:t>目标 1.4，2.3，3.1，3.3</w:t>
-            </w:r>
-          </w:p>
-        </w:tc>
-      </w:tr>
-      <w:tr>
-        <w:trPr>
-          <w:cantSplit/>
-        </w:trPr>
-        <w:tc>
-          <w:tcPr>
-            <w:tcW w:type="dxa" w:w="1600"/>
-            <w:vAlign w:val="center"/>
-          </w:tcPr>
-          <w:p>
-            <w:pPr>
-              <w:spacing w:before="0" w:after="0" w:line="240" w:lineRule="auto"/>
-              <w:jc w:val="left"/>
-            </w:pPr>
-            <w:r>
-              <w:rPr>
-                <w:rFonts w:ascii="Times New Roman" w:hAnsi="Times New Roman" w:eastAsia="宋体"/>
-                <w:b/>
-                <w:sz w:val="15"/>
-              </w:rPr>
-              <w:t>第五单元 需求验证与安全</w:t>
-            </w:r>
-          </w:p>
-        </w:tc>
-        <w:tc>
-          <w:tcPr>
-            <w:tcW w:type="dxa" w:w="650"/>
-            <w:vAlign w:val="center"/>
-          </w:tcPr>
-          <w:p>
-            <w:pPr>
-              <w:spacing w:before="0" w:after="0" w:line="240" w:lineRule="auto"/>
-              <w:jc w:val="center"/>
-            </w:pPr>
-            <w:r>
-              <w:rPr>
-                <w:rFonts w:ascii="Times New Roman" w:hAnsi="Times New Roman" w:eastAsia="宋体"/>
-                <w:b w:val="0"/>
-                <w:sz w:val="15"/>
-              </w:rPr>
-              <w:t>6</w:t>
-            </w:r>
-          </w:p>
-        </w:tc>
-        <w:tc>
-          <w:tcPr>
-            <w:tcW w:type="dxa" w:w="650"/>
-            <w:vAlign w:val="center"/>
-          </w:tcPr>
-          <w:p>
-            <w:pPr>
-              <w:spacing w:before="0" w:after="0" w:line="240" w:lineRule="auto"/>
-              <w:jc w:val="center"/>
-            </w:pPr>
-            <w:r>
-              <w:rPr>
-                <w:rFonts w:ascii="Times New Roman" w:hAnsi="Times New Roman" w:eastAsia="宋体"/>
-                <w:b w:val="0"/>
-                <w:sz w:val="15"/>
-              </w:rPr>
-              <w:t>6</w:t>
-            </w:r>
-          </w:p>
-        </w:tc>
-        <w:tc>
-          <w:tcPr>
-            <w:tcW w:type="dxa" w:w="1100"/>
-            <w:vAlign w:val="center"/>
-          </w:tcPr>
-          <w:p>
-            <w:pPr>
-              <w:spacing w:before="0" w:after="0" w:line="240" w:lineRule="auto"/>
-              <w:jc w:val="center"/>
-            </w:pPr>
-            <w:r>
-              <w:rPr>
-                <w:rFonts w:ascii="Times New Roman" w:hAnsi="Times New Roman" w:eastAsia="宋体"/>
-                <w:b w:val="0"/>
-                <w:sz w:val="15"/>
-              </w:rPr>
-              <w:t>15%</w:t>
-            </w:r>
-          </w:p>
-        </w:tc>
-        <w:tc>
-          <w:tcPr>
-            <w:tcW w:type="dxa" w:w="1100"/>
-            <w:vAlign w:val="center"/>
-          </w:tcPr>
-          <w:p>
-            <w:pPr>
-              <w:spacing w:before="0" w:after="0" w:line="240" w:lineRule="auto"/>
-              <w:jc w:val="center"/>
-            </w:pPr>
-            <w:r>
-              <w:rPr>
-                <w:rFonts w:ascii="Times New Roman" w:hAnsi="Times New Roman" w:eastAsia="宋体"/>
-                <w:b w:val="0"/>
-                <w:sz w:val="15"/>
-              </w:rPr>
-              <w:t>25%</w:t>
-            </w:r>
-          </w:p>
-        </w:tc>
-        <w:tc>
-          <w:tcPr>
-            <w:tcW w:type="dxa" w:w="1250"/>
-            <w:vAlign w:val="center"/>
-          </w:tcPr>
-          <w:p>
-            <w:pPr>
-              <w:spacing w:before="0" w:after="0" w:line="240" w:lineRule="auto"/>
-              <w:jc w:val="center"/>
-            </w:pPr>
-            <w:r>
-              <w:rPr>
-                <w:rFonts w:ascii="Times New Roman" w:hAnsi="Times New Roman" w:eastAsia="宋体"/>
-                <w:b w:val="0"/>
-                <w:sz w:val="15"/>
-              </w:rPr>
-              <w:t>20%</w:t>
-            </w:r>
-          </w:p>
-        </w:tc>
-        <w:tc>
-          <w:tcPr>
-            <w:tcW w:type="dxa" w:w="3004"/>
-            <w:vAlign w:val="center"/>
-          </w:tcPr>
-          <w:p>
-            <w:pPr>
-              <w:spacing w:before="0" w:after="0" w:line="240" w:lineRule="auto"/>
-              <w:jc w:val="center"/>
-            </w:pPr>
-            <w:r>
-              <w:rPr>
-                <w:rFonts w:ascii="Times New Roman" w:hAnsi="Times New Roman" w:eastAsia="宋体"/>
-                <w:b w:val="0"/>
-                <w:sz w:val="15"/>
-              </w:rPr>
-              <w:t>目标 1.4，2.4，3.3，3.4</w:t>
-            </w:r>
-          </w:p>
-        </w:tc>
-      </w:tr>
-      <w:tr>
-        <w:trPr>
-          <w:cantSplit/>
-        </w:trPr>
-        <w:tc>
-          <w:tcPr>
-            <w:tcW w:type="dxa" w:w="1600"/>
-            <w:vAlign w:val="center"/>
-          </w:tcPr>
-          <w:p>
-            <w:pPr>
-              <w:spacing w:before="0" w:after="0" w:line="240" w:lineRule="auto"/>
-              <w:jc w:val="left"/>
-            </w:pPr>
-            <w:r>
-              <w:rPr>
-                <w:rFonts w:ascii="Times New Roman" w:hAnsi="Times New Roman" w:eastAsia="宋体"/>
-                <w:b/>
-                <w:sz w:val="15"/>
-              </w:rPr>
-              <w:t>第六单元 智能制造CPS设计</w:t>
-            </w:r>
-          </w:p>
-        </w:tc>
-        <w:tc>
-          <w:tcPr>
-            <w:tcW w:type="dxa" w:w="650"/>
-            <w:vAlign w:val="center"/>
-          </w:tcPr>
-          <w:p>
-            <w:pPr>
-              <w:spacing w:before="0" w:after="0" w:line="240" w:lineRule="auto"/>
-              <w:jc w:val="center"/>
-            </w:pPr>
-            <w:r>
-              <w:rPr>
-                <w:rFonts w:ascii="Times New Roman" w:hAnsi="Times New Roman" w:eastAsia="宋体"/>
-                <w:b w:val="0"/>
-                <w:sz w:val="15"/>
-              </w:rPr>
-              <w:t>6</w:t>
-            </w:r>
-          </w:p>
-        </w:tc>
-        <w:tc>
-          <w:tcPr>
-            <w:tcW w:type="dxa" w:w="650"/>
-            <w:vAlign w:val="center"/>
-          </w:tcPr>
-          <w:p>
-            <w:pPr>
-              <w:spacing w:before="0" w:after="0" w:line="240" w:lineRule="auto"/>
-              <w:jc w:val="center"/>
-            </w:pPr>
-            <w:r>
-              <w:rPr>
-                <w:rFonts w:ascii="Times New Roman" w:hAnsi="Times New Roman" w:eastAsia="宋体"/>
-                <w:b w:val="0"/>
-                <w:sz w:val="15"/>
-              </w:rPr>
-              <w:t>6</w:t>
-            </w:r>
-          </w:p>
-        </w:tc>
-        <w:tc>
-          <w:tcPr>
-            <w:tcW w:type="dxa" w:w="1100"/>
-            <w:vAlign w:val="center"/>
-          </w:tcPr>
-          <w:p>
-            <w:pPr>
-              <w:spacing w:before="0" w:after="0" w:line="240" w:lineRule="auto"/>
-              <w:jc w:val="center"/>
-            </w:pPr>
-            <w:r>
-              <w:rPr>
-                <w:rFonts w:ascii="Times New Roman" w:hAnsi="Times New Roman" w:eastAsia="宋体"/>
-                <w:b w:val="0"/>
-                <w:sz w:val="15"/>
-              </w:rPr>
-              <w:t>10%</w:t>
-            </w:r>
-          </w:p>
-        </w:tc>
-        <w:tc>
-          <w:tcPr>
-            <w:tcW w:type="dxa" w:w="1100"/>
-            <w:vAlign w:val="center"/>
-          </w:tcPr>
-          <w:p>
-            <w:pPr>
-              <w:spacing w:before="0" w:after="0" w:line="240" w:lineRule="auto"/>
-              <w:jc w:val="center"/>
-            </w:pPr>
-            <w:r>
-              <w:rPr>
-                <w:rFonts w:ascii="Times New Roman" w:hAnsi="Times New Roman" w:eastAsia="宋体"/>
-                <w:b w:val="0"/>
-                <w:sz w:val="15"/>
-              </w:rPr>
-              <w:t>10%</w:t>
-            </w:r>
-          </w:p>
-        </w:tc>
-        <w:tc>
-          <w:tcPr>
-            <w:tcW w:type="dxa" w:w="1250"/>
-            <w:vAlign w:val="center"/>
-          </w:tcPr>
-          <w:p>
-            <w:pPr>
-              <w:spacing w:before="0" w:after="0" w:line="240" w:lineRule="auto"/>
+              <w:spacing w:before="0" w:after="0" w:line="228" w:lineRule="auto"/>
               <w:jc w:val="center"/>
             </w:pPr>
             <w:r>
@@ -4965,10 +5231,16 @@
           <w:tcPr>
             <w:tcW w:type="dxa" w:w="3004"/>
             <w:vAlign w:val="center"/>
+            <w:tcMar>
+              <w:top w:w="30" w:type="dxa"/>
+              <w:bottom w:w="30" w:type="dxa"/>
+              <w:start w:w="45" w:type="dxa"/>
+              <w:end w:w="45" w:type="dxa"/>
+            </w:tcMar>
           </w:tcPr>
           <w:p>
             <w:pPr>
-              <w:spacing w:before="0" w:after="0" w:line="240" w:lineRule="auto"/>
+              <w:spacing w:before="0" w:after="0" w:line="228" w:lineRule="auto"/>
               <w:jc w:val="center"/>
             </w:pPr>
             <w:r>
@@ -4987,17 +5259,23 @@
           <w:tcPr>
             <w:tcW w:type="dxa" w:w="1600"/>
             <w:vAlign w:val="center"/>
+            <w:tcMar>
+              <w:top w:w="30" w:type="dxa"/>
+              <w:bottom w:w="30" w:type="dxa"/>
+              <w:start w:w="45" w:type="dxa"/>
+              <w:end w:w="45" w:type="dxa"/>
+            </w:tcMar>
           </w:tcPr>
           <w:p>
             <w:pPr>
-              <w:spacing w:before="0" w:after="0" w:line="240" w:lineRule="auto"/>
+              <w:spacing w:before="0" w:after="0" w:line="228" w:lineRule="auto"/>
               <w:jc w:val="center"/>
             </w:pPr>
             <w:r>
               <w:rPr>
                 <w:rFonts w:ascii="Times New Roman" w:hAnsi="Times New Roman" w:eastAsia="宋体"/>
                 <w:b/>
-                <w:sz w:val="16"/>
+                <w:sz w:val="15"/>
               </w:rPr>
               <w:t>合计</w:t>
             </w:r>
@@ -5007,17 +5285,23 @@
           <w:tcPr>
             <w:tcW w:type="dxa" w:w="650"/>
             <w:vAlign w:val="center"/>
+            <w:tcMar>
+              <w:top w:w="30" w:type="dxa"/>
+              <w:bottom w:w="30" w:type="dxa"/>
+              <w:start w:w="45" w:type="dxa"/>
+              <w:end w:w="45" w:type="dxa"/>
+            </w:tcMar>
           </w:tcPr>
           <w:p>
             <w:pPr>
-              <w:spacing w:before="0" w:after="0" w:line="240" w:lineRule="auto"/>
+              <w:spacing w:before="0" w:after="0" w:line="228" w:lineRule="auto"/>
               <w:jc w:val="center"/>
             </w:pPr>
             <w:r>
               <w:rPr>
                 <w:rFonts w:ascii="Times New Roman" w:hAnsi="Times New Roman" w:eastAsia="宋体"/>
                 <w:b/>
-                <w:sz w:val="16"/>
+                <w:sz w:val="15"/>
               </w:rPr>
               <w:t>32</w:t>
             </w:r>
@@ -5027,17 +5311,23 @@
           <w:tcPr>
             <w:tcW w:type="dxa" w:w="650"/>
             <w:vAlign w:val="center"/>
+            <w:tcMar>
+              <w:top w:w="30" w:type="dxa"/>
+              <w:bottom w:w="30" w:type="dxa"/>
+              <w:start w:w="45" w:type="dxa"/>
+              <w:end w:w="45" w:type="dxa"/>
+            </w:tcMar>
           </w:tcPr>
           <w:p>
             <w:pPr>
-              <w:spacing w:before="0" w:after="0" w:line="240" w:lineRule="auto"/>
+              <w:spacing w:before="0" w:after="0" w:line="228" w:lineRule="auto"/>
               <w:jc w:val="center"/>
             </w:pPr>
             <w:r>
               <w:rPr>
                 <w:rFonts w:ascii="Times New Roman" w:hAnsi="Times New Roman" w:eastAsia="宋体"/>
                 <w:b/>
-                <w:sz w:val="16"/>
+                <w:sz w:val="15"/>
               </w:rPr>
               <w:t>32</w:t>
             </w:r>
@@ -5047,17 +5337,23 @@
           <w:tcPr>
             <w:tcW w:type="dxa" w:w="1100"/>
             <w:vAlign w:val="center"/>
+            <w:tcMar>
+              <w:top w:w="30" w:type="dxa"/>
+              <w:bottom w:w="30" w:type="dxa"/>
+              <w:start w:w="45" w:type="dxa"/>
+              <w:end w:w="45" w:type="dxa"/>
+            </w:tcMar>
           </w:tcPr>
           <w:p>
             <w:pPr>
-              <w:spacing w:before="0" w:after="0" w:line="240" w:lineRule="auto"/>
+              <w:spacing w:before="0" w:after="0" w:line="228" w:lineRule="auto"/>
               <w:jc w:val="center"/>
             </w:pPr>
             <w:r>
               <w:rPr>
                 <w:rFonts w:ascii="Times New Roman" w:hAnsi="Times New Roman" w:eastAsia="宋体"/>
                 <w:b/>
-                <w:sz w:val="16"/>
+                <w:sz w:val="15"/>
               </w:rPr>
               <w:t>100%</w:t>
             </w:r>
@@ -5067,17 +5363,23 @@
           <w:tcPr>
             <w:tcW w:type="dxa" w:w="1100"/>
             <w:vAlign w:val="center"/>
+            <w:tcMar>
+              <w:top w:w="30" w:type="dxa"/>
+              <w:bottom w:w="30" w:type="dxa"/>
+              <w:start w:w="45" w:type="dxa"/>
+              <w:end w:w="45" w:type="dxa"/>
+            </w:tcMar>
           </w:tcPr>
           <w:p>
             <w:pPr>
-              <w:spacing w:before="0" w:after="0" w:line="240" w:lineRule="auto"/>
+              <w:spacing w:before="0" w:after="0" w:line="228" w:lineRule="auto"/>
               <w:jc w:val="center"/>
             </w:pPr>
             <w:r>
               <w:rPr>
                 <w:rFonts w:ascii="Times New Roman" w:hAnsi="Times New Roman" w:eastAsia="宋体"/>
                 <w:b/>
-                <w:sz w:val="16"/>
+                <w:sz w:val="15"/>
               </w:rPr>
               <w:t>100%</w:t>
             </w:r>
@@ -5087,17 +5389,23 @@
           <w:tcPr>
             <w:tcW w:type="dxa" w:w="1250"/>
             <w:vAlign w:val="center"/>
+            <w:tcMar>
+              <w:top w:w="30" w:type="dxa"/>
+              <w:bottom w:w="30" w:type="dxa"/>
+              <w:start w:w="45" w:type="dxa"/>
+              <w:end w:w="45" w:type="dxa"/>
+            </w:tcMar>
           </w:tcPr>
           <w:p>
             <w:pPr>
-              <w:spacing w:before="0" w:after="0" w:line="240" w:lineRule="auto"/>
+              <w:spacing w:before="0" w:after="0" w:line="228" w:lineRule="auto"/>
               <w:jc w:val="center"/>
             </w:pPr>
             <w:r>
               <w:rPr>
                 <w:rFonts w:ascii="Times New Roman" w:hAnsi="Times New Roman" w:eastAsia="宋体"/>
                 <w:b/>
-                <w:sz w:val="16"/>
+                <w:sz w:val="15"/>
               </w:rPr>
               <w:t>100%</w:t>
             </w:r>
@@ -5107,17 +5415,23 @@
           <w:tcPr>
             <w:tcW w:type="dxa" w:w="3004"/>
             <w:vAlign w:val="center"/>
+            <w:tcMar>
+              <w:top w:w="30" w:type="dxa"/>
+              <w:bottom w:w="30" w:type="dxa"/>
+              <w:start w:w="45" w:type="dxa"/>
+              <w:end w:w="45" w:type="dxa"/>
+            </w:tcMar>
           </w:tcPr>
           <w:p>
             <w:pPr>
-              <w:spacing w:before="0" w:after="0" w:line="240" w:lineRule="auto"/>
+              <w:spacing w:before="0" w:after="0" w:line="228" w:lineRule="auto"/>
               <w:jc w:val="center"/>
             </w:pPr>
             <w:r>
               <w:rPr>
                 <w:rFonts w:ascii="Times New Roman" w:hAnsi="Times New Roman" w:eastAsia="宋体"/>
                 <w:b/>
-                <w:sz w:val="16"/>
+                <w:sz w:val="15"/>
               </w:rPr>
               <w:t>—</w:t>
             </w:r>
@@ -5127,16 +5441,16 @@
     </w:tbl>
     <w:p>
       <w:pPr>
-        <w:spacing w:before="0" w:after="0" w:line="293" w:lineRule="auto"/>
+        <w:spacing w:before="0" w:after="0" w:line="240" w:lineRule="auto"/>
+        <w:jc w:val="left"/>
       </w:pPr>
       <w:r>
         <w:rPr>
-          <w:rFonts w:ascii="Times New Roman" w:hAnsi="Times New Roman" w:cs="Times New Roman" w:eastAsia="宋体" w:hint="eastAsia"/>
+          <w:rFonts w:ascii="Times New Roman" w:hAnsi="Times New Roman" w:eastAsia="宋体"/>
           <w:b w:val="0"/>
-          <w:sz w:val="19"/>
-          <w:lang w:eastAsia="zh-CN"/>
+          <w:sz w:val="21"/>
         </w:rPr>
-        <w:t>平时表现占总评15%，不按教学单元分配内部比例，依据考勤、课堂参与、术语与阅读档案、同伴互评和工具使用规范综合评价。</w:t>
+        <w:t>平时成绩占总评20%，按教学单元分配内部权重，主要依据课堂参与、学习过程、规范、记录与学术诚信综合评价。</w:t>
       </w:r>
     </w:p>
     <w:p>
@@ -5208,9 +5522,9 @@
         <w:rPr>
           <w:rFonts w:ascii="Times New Roman" w:hAnsi="Times New Roman" w:eastAsia="宋体"/>
           <w:b w:val="0"/>
-          <w:sz w:val="20"/>
+          <w:sz w:val="21"/>
         </w:rPr>
-        <w:t>本课程采用平时表现、模型分析作业、CPS建模与验证任务和综合案例设计相结合的方式。最终成绩100%=平时表现15%＋模型分析作业25%＋CPS建模与验证任务25%＋综合案例设计35%。各考核项目均形成可追溯的模型、图表、需求、验证证据或设计文档。</w:t>
+        <w:t>最终成绩100%=平时成绩20%＋课程作业20%＋期末考核60%。课程作业整合原模型分析作业与CPS建模、验证、故障修正等阶段性学习证据；期末考核保持考查课性质，采用综合CPS课程设计（综合报告/设计成果＋答辩与个人核验）的方式，不增加闭卷笔试或机考。原综合案例设计、验证证据、个人解释和测试验证要求均迁移至课程作业或期末考核，不删除原教学活动和能力要求。</w:t>
       </w:r>
     </w:p>
     <w:p>
@@ -5231,16 +5545,16 @@
     <w:p>
       <w:pPr>
         <w:keepNext/>
-        <w:spacing w:before="80" w:after="40"/>
+        <w:spacing w:before="0" w:after="0" w:line="240" w:lineRule="auto"/>
+        <w:jc w:val="left"/>
       </w:pPr>
       <w:r>
         <w:rPr>
-          <w:rFonts w:ascii="Times New Roman" w:hAnsi="Times New Roman" w:cs="Times New Roman" w:eastAsia="宋体" w:hint="eastAsia"/>
+          <w:rFonts w:ascii="Times New Roman" w:hAnsi="Times New Roman" w:eastAsia="宋体"/>
           <w:b/>
           <w:sz w:val="24"/>
-          <w:lang w:eastAsia="zh-CN"/>
         </w:rPr>
-        <w:t>（1）平时表现评分标准</w:t>
+        <w:t>（1）平时成绩评分标准</w:t>
       </w:r>
     </w:p>
     <w:tbl>
@@ -5276,23 +5590,27 @@
             <w:tcW w:type="dxa" w:w="1250"/>
             <w:vAlign w:val="center"/>
             <w:tcMar>
-              <w:top w:w="65" w:type="dxa"/>
-              <w:bottom w:w="65" w:type="dxa"/>
-              <w:start w:w="65" w:type="dxa"/>
-              <w:end w:w="65" w:type="dxa"/>
+              <w:top w:w="30" w:type="dxa"/>
+              <w:bottom w:w="30" w:type="dxa"/>
+              <w:start w:w="45" w:type="dxa"/>
+              <w:end w:w="45" w:type="dxa"/>
             </w:tcMar>
           </w:tcPr>
           <w:p>
             <w:pPr>
-              <w:spacing w:before="0" w:after="0" w:line="240" w:lineRule="auto"/>
+              <w:spacing w:before="0" w:after="0" w:line="228" w:lineRule="auto"/>
               <w:jc w:val="center"/>
             </w:pPr>
-            <w:r/>
+            <w:r>
+              <w:rPr>
+                <w:sz w:val="14"/>
+              </w:rPr>
+            </w:r>
             <w:r>
               <w:rPr>
                 <w:rFonts w:ascii="Times New Roman" w:hAnsi="Times New Roman" w:cs="Times New Roman" w:eastAsia="宋体" w:hint="eastAsia"/>
                 <w:b/>
-                <w:sz w:val="15"/>
+                <w:sz w:val="14"/>
                 <w:lang w:eastAsia="zh-CN"/>
               </w:rPr>
               <w:t>评分指标</w:t>
@@ -5304,23 +5622,27 @@
             <w:tcW w:type="dxa" w:w="700"/>
             <w:vAlign w:val="center"/>
             <w:tcMar>
-              <w:top w:w="65" w:type="dxa"/>
-              <w:bottom w:w="65" w:type="dxa"/>
-              <w:start w:w="65" w:type="dxa"/>
-              <w:end w:w="65" w:type="dxa"/>
+              <w:top w:w="30" w:type="dxa"/>
+              <w:bottom w:w="30" w:type="dxa"/>
+              <w:start w:w="45" w:type="dxa"/>
+              <w:end w:w="45" w:type="dxa"/>
             </w:tcMar>
           </w:tcPr>
           <w:p>
             <w:pPr>
-              <w:spacing w:before="0" w:after="0" w:line="240" w:lineRule="auto"/>
+              <w:spacing w:before="0" w:after="0" w:line="228" w:lineRule="auto"/>
               <w:jc w:val="center"/>
             </w:pPr>
-            <w:r/>
+            <w:r>
+              <w:rPr>
+                <w:sz w:val="14"/>
+              </w:rPr>
+            </w:r>
             <w:r>
               <w:rPr>
                 <w:rFonts w:ascii="Times New Roman" w:hAnsi="Times New Roman" w:cs="Times New Roman" w:eastAsia="宋体" w:hint="eastAsia"/>
                 <w:b/>
-                <w:sz w:val="15"/>
+                <w:sz w:val="14"/>
                 <w:lang w:eastAsia="zh-CN"/>
               </w:rPr>
               <w:t>指标权重</w:t>
@@ -5332,23 +5654,27 @@
             <w:tcW w:type="dxa" w:w="1460"/>
             <w:vAlign w:val="center"/>
             <w:tcMar>
-              <w:top w:w="65" w:type="dxa"/>
-              <w:bottom w:w="65" w:type="dxa"/>
-              <w:start w:w="65" w:type="dxa"/>
-              <w:end w:w="65" w:type="dxa"/>
+              <w:top w:w="30" w:type="dxa"/>
+              <w:bottom w:w="30" w:type="dxa"/>
+              <w:start w:w="45" w:type="dxa"/>
+              <w:end w:w="45" w:type="dxa"/>
             </w:tcMar>
           </w:tcPr>
           <w:p>
             <w:pPr>
-              <w:spacing w:before="0" w:after="0" w:line="240" w:lineRule="auto"/>
+              <w:spacing w:before="0" w:after="0" w:line="228" w:lineRule="auto"/>
               <w:jc w:val="center"/>
             </w:pPr>
-            <w:r/>
+            <w:r>
+              <w:rPr>
+                <w:sz w:val="14"/>
+              </w:rPr>
+            </w:r>
             <w:r>
               <w:rPr>
                 <w:rFonts w:ascii="Times New Roman" w:hAnsi="Times New Roman" w:cs="Times New Roman" w:eastAsia="宋体" w:hint="eastAsia"/>
                 <w:b/>
-                <w:sz w:val="15"/>
+                <w:sz w:val="14"/>
                 <w:lang w:eastAsia="zh-CN"/>
               </w:rPr>
               <w:t>90–100（优）</w:t>
@@ -5360,23 +5686,27 @@
             <w:tcW w:type="dxa" w:w="1460"/>
             <w:vAlign w:val="center"/>
             <w:tcMar>
-              <w:top w:w="65" w:type="dxa"/>
-              <w:bottom w:w="65" w:type="dxa"/>
-              <w:start w:w="65" w:type="dxa"/>
-              <w:end w:w="65" w:type="dxa"/>
+              <w:top w:w="30" w:type="dxa"/>
+              <w:bottom w:w="30" w:type="dxa"/>
+              <w:start w:w="45" w:type="dxa"/>
+              <w:end w:w="45" w:type="dxa"/>
             </w:tcMar>
           </w:tcPr>
           <w:p>
             <w:pPr>
-              <w:spacing w:before="0" w:after="0" w:line="240" w:lineRule="auto"/>
+              <w:spacing w:before="0" w:after="0" w:line="228" w:lineRule="auto"/>
               <w:jc w:val="center"/>
             </w:pPr>
-            <w:r/>
+            <w:r>
+              <w:rPr>
+                <w:sz w:val="14"/>
+              </w:rPr>
+            </w:r>
             <w:r>
               <w:rPr>
                 <w:rFonts w:ascii="Times New Roman" w:hAnsi="Times New Roman" w:cs="Times New Roman" w:eastAsia="宋体" w:hint="eastAsia"/>
                 <w:b/>
-                <w:sz w:val="15"/>
+                <w:sz w:val="14"/>
                 <w:lang w:eastAsia="zh-CN"/>
               </w:rPr>
               <w:t>80–89（良）</w:t>
@@ -5388,23 +5718,27 @@
             <w:tcW w:type="dxa" w:w="1460"/>
             <w:vAlign w:val="center"/>
             <w:tcMar>
-              <w:top w:w="65" w:type="dxa"/>
-              <w:bottom w:w="65" w:type="dxa"/>
-              <w:start w:w="65" w:type="dxa"/>
-              <w:end w:w="65" w:type="dxa"/>
+              <w:top w:w="30" w:type="dxa"/>
+              <w:bottom w:w="30" w:type="dxa"/>
+              <w:start w:w="45" w:type="dxa"/>
+              <w:end w:w="45" w:type="dxa"/>
             </w:tcMar>
           </w:tcPr>
           <w:p>
             <w:pPr>
-              <w:spacing w:before="0" w:after="0" w:line="240" w:lineRule="auto"/>
+              <w:spacing w:before="0" w:after="0" w:line="228" w:lineRule="auto"/>
               <w:jc w:val="center"/>
             </w:pPr>
-            <w:r/>
+            <w:r>
+              <w:rPr>
+                <w:sz w:val="14"/>
+              </w:rPr>
+            </w:r>
             <w:r>
               <w:rPr>
                 <w:rFonts w:ascii="Times New Roman" w:hAnsi="Times New Roman" w:cs="Times New Roman" w:eastAsia="宋体" w:hint="eastAsia"/>
                 <w:b/>
-                <w:sz w:val="15"/>
+                <w:sz w:val="14"/>
                 <w:lang w:eastAsia="zh-CN"/>
               </w:rPr>
               <w:t>70–79（中）</w:t>
@@ -5416,23 +5750,27 @@
             <w:tcW w:type="dxa" w:w="1460"/>
             <w:vAlign w:val="center"/>
             <w:tcMar>
-              <w:top w:w="65" w:type="dxa"/>
-              <w:bottom w:w="65" w:type="dxa"/>
-              <w:start w:w="65" w:type="dxa"/>
-              <w:end w:w="65" w:type="dxa"/>
+              <w:top w:w="30" w:type="dxa"/>
+              <w:bottom w:w="30" w:type="dxa"/>
+              <w:start w:w="45" w:type="dxa"/>
+              <w:end w:w="45" w:type="dxa"/>
             </w:tcMar>
           </w:tcPr>
           <w:p>
             <w:pPr>
-              <w:spacing w:before="0" w:after="0" w:line="240" w:lineRule="auto"/>
+              <w:spacing w:before="0" w:after="0" w:line="228" w:lineRule="auto"/>
               <w:jc w:val="center"/>
             </w:pPr>
-            <w:r/>
+            <w:r>
+              <w:rPr>
+                <w:sz w:val="14"/>
+              </w:rPr>
+            </w:r>
             <w:r>
               <w:rPr>
                 <w:rFonts w:ascii="Times New Roman" w:hAnsi="Times New Roman" w:cs="Times New Roman" w:eastAsia="宋体" w:hint="eastAsia"/>
                 <w:b/>
-                <w:sz w:val="15"/>
+                <w:sz w:val="14"/>
                 <w:lang w:eastAsia="zh-CN"/>
               </w:rPr>
               <w:t>60–69（及格）</w:t>
@@ -5444,23 +5782,27 @@
             <w:tcW w:type="dxa" w:w="1464"/>
             <w:vAlign w:val="center"/>
             <w:tcMar>
-              <w:top w:w="65" w:type="dxa"/>
-              <w:bottom w:w="65" w:type="dxa"/>
-              <w:start w:w="65" w:type="dxa"/>
-              <w:end w:w="65" w:type="dxa"/>
+              <w:top w:w="30" w:type="dxa"/>
+              <w:bottom w:w="30" w:type="dxa"/>
+              <w:start w:w="45" w:type="dxa"/>
+              <w:end w:w="45" w:type="dxa"/>
             </w:tcMar>
           </w:tcPr>
           <w:p>
             <w:pPr>
-              <w:spacing w:before="0" w:after="0" w:line="240" w:lineRule="auto"/>
+              <w:spacing w:before="0" w:after="0" w:line="228" w:lineRule="auto"/>
               <w:jc w:val="center"/>
             </w:pPr>
-            <w:r/>
+            <w:r>
+              <w:rPr>
+                <w:sz w:val="14"/>
+              </w:rPr>
+            </w:r>
             <w:r>
               <w:rPr>
                 <w:rFonts w:ascii="Times New Roman" w:hAnsi="Times New Roman" w:cs="Times New Roman" w:eastAsia="宋体" w:hint="eastAsia"/>
                 <w:b/>
-                <w:sz w:val="15"/>
+                <w:sz w:val="14"/>
                 <w:lang w:eastAsia="zh-CN"/>
               </w:rPr>
               <w:t>0–59（不及格）</w:t>
@@ -5476,19 +5818,25 @@
           <w:tcPr>
             <w:tcW w:type="dxa" w:w="1250"/>
             <w:vAlign w:val="center"/>
+            <w:tcMar>
+              <w:top w:w="30" w:type="dxa"/>
+              <w:bottom w:w="30" w:type="dxa"/>
+              <w:start w:w="45" w:type="dxa"/>
+              <w:end w:w="45" w:type="dxa"/>
+            </w:tcMar>
           </w:tcPr>
           <w:p>
             <w:pPr>
-              <w:spacing w:before="0" w:after="0" w:line="240" w:lineRule="auto"/>
-              <w:jc w:val="center"/>
+              <w:spacing w:before="0" w:after="0" w:line="228" w:lineRule="auto"/>
+              <w:jc w:val="left"/>
             </w:pPr>
             <w:r>
               <w:rPr>
                 <w:rFonts w:ascii="Times New Roman" w:hAnsi="Times New Roman" w:eastAsia="宋体"/>
                 <w:b/>
-                <w:sz w:val="15"/>
+                <w:sz w:val="14"/>
               </w:rPr>
-              <w:t>考勤与课堂规范</w:t>
+              <w:t>考勤、课堂规范与学术诚信</w:t>
             </w:r>
           </w:p>
         </w:tc>
@@ -5496,17 +5844,23 @@
           <w:tcPr>
             <w:tcW w:type="dxa" w:w="700"/>
             <w:vAlign w:val="center"/>
+            <w:tcMar>
+              <w:top w:w="30" w:type="dxa"/>
+              <w:bottom w:w="30" w:type="dxa"/>
+              <w:start w:w="45" w:type="dxa"/>
+              <w:end w:w="45" w:type="dxa"/>
+            </w:tcMar>
           </w:tcPr>
           <w:p>
             <w:pPr>
-              <w:spacing w:before="0" w:after="0" w:line="240" w:lineRule="auto"/>
+              <w:spacing w:before="0" w:after="0" w:line="228" w:lineRule="auto"/>
               <w:jc w:val="center"/>
             </w:pPr>
             <w:r>
               <w:rPr>
                 <w:rFonts w:ascii="Times New Roman" w:hAnsi="Times New Roman" w:eastAsia="宋体"/>
                 <w:b w:val="0"/>
-                <w:sz w:val="15"/>
+                <w:sz w:val="14"/>
               </w:rPr>
               <w:t>30%</w:t>
             </w:r>
@@ -5516,19 +5870,25 @@
           <w:tcPr>
             <w:tcW w:type="dxa" w:w="1460"/>
             <w:vAlign w:val="center"/>
+            <w:tcMar>
+              <w:top w:w="30" w:type="dxa"/>
+              <w:bottom w:w="30" w:type="dxa"/>
+              <w:start w:w="45" w:type="dxa"/>
+              <w:end w:w="45" w:type="dxa"/>
+            </w:tcMar>
           </w:tcPr>
           <w:p>
             <w:pPr>
-              <w:spacing w:before="0" w:after="0" w:line="240" w:lineRule="auto"/>
+              <w:spacing w:before="0" w:after="0" w:line="228" w:lineRule="auto"/>
               <w:jc w:val="left"/>
             </w:pPr>
             <w:r>
               <w:rPr>
                 <w:rFonts w:ascii="Times New Roman" w:hAnsi="Times New Roman" w:eastAsia="宋体"/>
                 <w:b w:val="0"/>
-                <w:sz w:val="15"/>
+                <w:sz w:val="14"/>
               </w:rPr>
-              <w:t>出勤完整，准备充分，严格遵守课堂和学术规范</w:t>
+              <w:t>出勤完整，准备充分，严格遵守课堂、引用与学术诚信规范</w:t>
             </w:r>
           </w:p>
         </w:tc>
@@ -5536,19 +5896,25 @@
           <w:tcPr>
             <w:tcW w:type="dxa" w:w="1460"/>
             <w:vAlign w:val="center"/>
+            <w:tcMar>
+              <w:top w:w="30" w:type="dxa"/>
+              <w:bottom w:w="30" w:type="dxa"/>
+              <w:start w:w="45" w:type="dxa"/>
+              <w:end w:w="45" w:type="dxa"/>
+            </w:tcMar>
           </w:tcPr>
           <w:p>
             <w:pPr>
-              <w:spacing w:before="0" w:after="0" w:line="240" w:lineRule="auto"/>
+              <w:spacing w:before="0" w:after="0" w:line="228" w:lineRule="auto"/>
               <w:jc w:val="left"/>
             </w:pPr>
             <w:r>
               <w:rPr>
                 <w:rFonts w:ascii="Times New Roman" w:hAnsi="Times New Roman" w:eastAsia="宋体"/>
                 <w:b w:val="0"/>
-                <w:sz w:val="15"/>
+                <w:sz w:val="14"/>
               </w:rPr>
-              <w:t>出勤良好，偶有轻微疏漏</w:t>
+              <w:t>出勤良好，偶有轻微疏漏，能遵守主要规范</w:t>
             </w:r>
           </w:p>
         </w:tc>
@@ -5556,19 +5922,25 @@
           <w:tcPr>
             <w:tcW w:type="dxa" w:w="1460"/>
             <w:vAlign w:val="center"/>
+            <w:tcMar>
+              <w:top w:w="30" w:type="dxa"/>
+              <w:bottom w:w="30" w:type="dxa"/>
+              <w:start w:w="45" w:type="dxa"/>
+              <w:end w:w="45" w:type="dxa"/>
+            </w:tcMar>
           </w:tcPr>
           <w:p>
             <w:pPr>
-              <w:spacing w:before="0" w:after="0" w:line="240" w:lineRule="auto"/>
+              <w:spacing w:before="0" w:after="0" w:line="228" w:lineRule="auto"/>
               <w:jc w:val="left"/>
             </w:pPr>
             <w:r>
               <w:rPr>
                 <w:rFonts w:ascii="Times New Roman" w:hAnsi="Times New Roman" w:eastAsia="宋体"/>
                 <w:b w:val="0"/>
-                <w:sz w:val="15"/>
+                <w:sz w:val="14"/>
               </w:rPr>
-              <w:t>出勤基本正常，遵守主要规范</w:t>
+              <w:t>出勤基本正常，能够遵守课堂和诚信要求</w:t>
             </w:r>
           </w:p>
         </w:tc>
@@ -5576,17 +5948,23 @@
           <w:tcPr>
             <w:tcW w:type="dxa" w:w="1460"/>
             <w:vAlign w:val="center"/>
+            <w:tcMar>
+              <w:top w:w="30" w:type="dxa"/>
+              <w:bottom w:w="30" w:type="dxa"/>
+              <w:start w:w="45" w:type="dxa"/>
+              <w:end w:w="45" w:type="dxa"/>
+            </w:tcMar>
           </w:tcPr>
           <w:p>
             <w:pPr>
-              <w:spacing w:before="0" w:after="0" w:line="240" w:lineRule="auto"/>
+              <w:spacing w:before="0" w:after="0" w:line="228" w:lineRule="auto"/>
               <w:jc w:val="left"/>
             </w:pPr>
             <w:r>
               <w:rPr>
                 <w:rFonts w:ascii="Times New Roman" w:hAnsi="Times New Roman" w:eastAsia="宋体"/>
                 <w:b w:val="0"/>
-                <w:sz w:val="15"/>
+                <w:sz w:val="14"/>
               </w:rPr>
               <w:t>达到最低要求，经提醒能改进</w:t>
             </w:r>
@@ -5596,19 +5974,25 @@
           <w:tcPr>
             <w:tcW w:type="dxa" w:w="1464"/>
             <w:vAlign w:val="center"/>
+            <w:tcMar>
+              <w:top w:w="30" w:type="dxa"/>
+              <w:bottom w:w="30" w:type="dxa"/>
+              <w:start w:w="45" w:type="dxa"/>
+              <w:end w:w="45" w:type="dxa"/>
+            </w:tcMar>
           </w:tcPr>
           <w:p>
             <w:pPr>
-              <w:spacing w:before="0" w:after="0" w:line="240" w:lineRule="auto"/>
+              <w:spacing w:before="0" w:after="0" w:line="228" w:lineRule="auto"/>
               <w:jc w:val="left"/>
             </w:pPr>
             <w:r>
               <w:rPr>
                 <w:rFonts w:ascii="Times New Roman" w:hAnsi="Times New Roman" w:eastAsia="宋体"/>
                 <w:b w:val="0"/>
-                <w:sz w:val="15"/>
+                <w:sz w:val="14"/>
               </w:rPr>
-              <w:t>缺勤较多或多次违反规范</w:t>
+              <w:t>缺勤较多或多次违反课堂、引用或诚信规范</w:t>
             </w:r>
           </w:p>
         </w:tc>
@@ -5621,17 +6005,23 @@
           <w:tcPr>
             <w:tcW w:type="dxa" w:w="1250"/>
             <w:vAlign w:val="center"/>
+            <w:tcMar>
+              <w:top w:w="30" w:type="dxa"/>
+              <w:bottom w:w="30" w:type="dxa"/>
+              <w:start w:w="45" w:type="dxa"/>
+              <w:end w:w="45" w:type="dxa"/>
+            </w:tcMar>
           </w:tcPr>
           <w:p>
             <w:pPr>
-              <w:spacing w:before="0" w:after="0" w:line="240" w:lineRule="auto"/>
-              <w:jc w:val="center"/>
+              <w:spacing w:before="0" w:after="0" w:line="228" w:lineRule="auto"/>
+              <w:jc w:val="left"/>
             </w:pPr>
             <w:r>
               <w:rPr>
                 <w:rFonts w:ascii="Times New Roman" w:hAnsi="Times New Roman" w:eastAsia="宋体"/>
                 <w:b/>
-                <w:sz w:val="15"/>
+                <w:sz w:val="14"/>
               </w:rPr>
               <w:t>课堂建模与讨论</w:t>
             </w:r>
@@ -5641,17 +6031,23 @@
           <w:tcPr>
             <w:tcW w:type="dxa" w:w="700"/>
             <w:vAlign w:val="center"/>
+            <w:tcMar>
+              <w:top w:w="30" w:type="dxa"/>
+              <w:bottom w:w="30" w:type="dxa"/>
+              <w:start w:w="45" w:type="dxa"/>
+              <w:end w:w="45" w:type="dxa"/>
+            </w:tcMar>
           </w:tcPr>
           <w:p>
             <w:pPr>
-              <w:spacing w:before="0" w:after="0" w:line="240" w:lineRule="auto"/>
+              <w:spacing w:before="0" w:after="0" w:line="228" w:lineRule="auto"/>
               <w:jc w:val="center"/>
             </w:pPr>
             <w:r>
               <w:rPr>
                 <w:rFonts w:ascii="Times New Roman" w:hAnsi="Times New Roman" w:eastAsia="宋体"/>
                 <w:b w:val="0"/>
-                <w:sz w:val="15"/>
+                <w:sz w:val="14"/>
               </w:rPr>
               <w:t>30%</w:t>
             </w:r>
@@ -5661,19 +6057,25 @@
           <w:tcPr>
             <w:tcW w:type="dxa" w:w="1460"/>
             <w:vAlign w:val="center"/>
+            <w:tcMar>
+              <w:top w:w="30" w:type="dxa"/>
+              <w:bottom w:w="30" w:type="dxa"/>
+              <w:start w:w="45" w:type="dxa"/>
+              <w:end w:w="45" w:type="dxa"/>
+            </w:tcMar>
           </w:tcPr>
           <w:p>
             <w:pPr>
-              <w:spacing w:before="0" w:after="0" w:line="240" w:lineRule="auto"/>
+              <w:spacing w:before="0" w:after="0" w:line="228" w:lineRule="auto"/>
               <w:jc w:val="left"/>
             </w:pPr>
             <w:r>
               <w:rPr>
                 <w:rFonts w:ascii="Times New Roman" w:hAnsi="Times New Roman" w:eastAsia="宋体"/>
                 <w:b w:val="0"/>
-                <w:sz w:val="15"/>
+                <w:sz w:val="14"/>
               </w:rPr>
-              <w:t>主动参与模型分析，能用图、式和证据清晰说明</w:t>
+              <w:t>主动参与模型分析，能用图、式、案例和证据清晰说明</w:t>
             </w:r>
           </w:p>
         </w:tc>
@@ -5681,19 +6083,25 @@
           <w:tcPr>
             <w:tcW w:type="dxa" w:w="1460"/>
             <w:vAlign w:val="center"/>
+            <w:tcMar>
+              <w:top w:w="30" w:type="dxa"/>
+              <w:bottom w:w="30" w:type="dxa"/>
+              <w:start w:w="45" w:type="dxa"/>
+              <w:end w:w="45" w:type="dxa"/>
+            </w:tcMar>
           </w:tcPr>
           <w:p>
             <w:pPr>
-              <w:spacing w:before="0" w:after="0" w:line="240" w:lineRule="auto"/>
+              <w:spacing w:before="0" w:after="0" w:line="228" w:lineRule="auto"/>
               <w:jc w:val="left"/>
             </w:pPr>
             <w:r>
               <w:rPr>
                 <w:rFonts w:ascii="Times New Roman" w:hAnsi="Times New Roman" w:eastAsia="宋体"/>
                 <w:b w:val="0"/>
-                <w:sz w:val="15"/>
+                <w:sz w:val="14"/>
               </w:rPr>
-              <w:t>能参与主要活动并说明思路</w:t>
+              <w:t>能参与主要活动并较完整说明思路</w:t>
             </w:r>
           </w:p>
         </w:tc>
@@ -5701,17 +6109,23 @@
           <w:tcPr>
             <w:tcW w:type="dxa" w:w="1460"/>
             <w:vAlign w:val="center"/>
+            <w:tcMar>
+              <w:top w:w="30" w:type="dxa"/>
+              <w:bottom w:w="30" w:type="dxa"/>
+              <w:start w:w="45" w:type="dxa"/>
+              <w:end w:w="45" w:type="dxa"/>
+            </w:tcMar>
           </w:tcPr>
           <w:p>
             <w:pPr>
-              <w:spacing w:before="0" w:after="0" w:line="240" w:lineRule="auto"/>
+              <w:spacing w:before="0" w:after="0" w:line="228" w:lineRule="auto"/>
               <w:jc w:val="left"/>
             </w:pPr>
             <w:r>
               <w:rPr>
                 <w:rFonts w:ascii="Times New Roman" w:hAnsi="Times New Roman" w:eastAsia="宋体"/>
                 <w:b w:val="0"/>
-                <w:sz w:val="15"/>
+                <w:sz w:val="14"/>
               </w:rPr>
               <w:t>基本参与并完成主要要求</w:t>
             </w:r>
@@ -5721,17 +6135,23 @@
           <w:tcPr>
             <w:tcW w:type="dxa" w:w="1460"/>
             <w:vAlign w:val="center"/>
+            <w:tcMar>
+              <w:top w:w="30" w:type="dxa"/>
+              <w:bottom w:w="30" w:type="dxa"/>
+              <w:start w:w="45" w:type="dxa"/>
+              <w:end w:w="45" w:type="dxa"/>
+            </w:tcMar>
           </w:tcPr>
           <w:p>
             <w:pPr>
-              <w:spacing w:before="0" w:after="0" w:line="240" w:lineRule="auto"/>
+              <w:spacing w:before="0" w:after="0" w:line="228" w:lineRule="auto"/>
               <w:jc w:val="left"/>
             </w:pPr>
             <w:r>
               <w:rPr>
                 <w:rFonts w:ascii="Times New Roman" w:hAnsi="Times New Roman" w:eastAsia="宋体"/>
                 <w:b w:val="0"/>
-                <w:sz w:val="15"/>
+                <w:sz w:val="14"/>
               </w:rPr>
               <w:t>经提醒完成基础任务</w:t>
             </w:r>
@@ -5741,17 +6161,23 @@
           <w:tcPr>
             <w:tcW w:type="dxa" w:w="1464"/>
             <w:vAlign w:val="center"/>
+            <w:tcMar>
+              <w:top w:w="30" w:type="dxa"/>
+              <w:bottom w:w="30" w:type="dxa"/>
+              <w:start w:w="45" w:type="dxa"/>
+              <w:end w:w="45" w:type="dxa"/>
+            </w:tcMar>
           </w:tcPr>
           <w:p>
             <w:pPr>
-              <w:spacing w:before="0" w:after="0" w:line="240" w:lineRule="auto"/>
+              <w:spacing w:before="0" w:after="0" w:line="228" w:lineRule="auto"/>
               <w:jc w:val="left"/>
             </w:pPr>
             <w:r>
               <w:rPr>
                 <w:rFonts w:ascii="Times New Roman" w:hAnsi="Times New Roman" w:eastAsia="宋体"/>
                 <w:b w:val="0"/>
-                <w:sz w:val="15"/>
+                <w:sz w:val="14"/>
               </w:rPr>
               <w:t>长期不参与或无法完成基本任务</w:t>
             </w:r>
@@ -5766,19 +6192,25 @@
           <w:tcPr>
             <w:tcW w:type="dxa" w:w="1250"/>
             <w:vAlign w:val="center"/>
+            <w:tcMar>
+              <w:top w:w="30" w:type="dxa"/>
+              <w:bottom w:w="30" w:type="dxa"/>
+              <w:start w:w="45" w:type="dxa"/>
+              <w:end w:w="45" w:type="dxa"/>
+            </w:tcMar>
           </w:tcPr>
           <w:p>
             <w:pPr>
-              <w:spacing w:before="0" w:after="0" w:line="240" w:lineRule="auto"/>
-              <w:jc w:val="center"/>
+              <w:spacing w:before="0" w:after="0" w:line="228" w:lineRule="auto"/>
+              <w:jc w:val="left"/>
             </w:pPr>
             <w:r>
               <w:rPr>
                 <w:rFonts w:ascii="Times New Roman" w:hAnsi="Times New Roman" w:eastAsia="宋体"/>
                 <w:b/>
-                <w:sz w:val="15"/>
+                <w:sz w:val="14"/>
               </w:rPr>
-              <w:t>随堂练习与工程记录</w:t>
+              <w:t>随堂练习、学习记录与规范</w:t>
             </w:r>
           </w:p>
         </w:tc>
@@ -5786,17 +6218,23 @@
           <w:tcPr>
             <w:tcW w:type="dxa" w:w="700"/>
             <w:vAlign w:val="center"/>
+            <w:tcMar>
+              <w:top w:w="30" w:type="dxa"/>
+              <w:bottom w:w="30" w:type="dxa"/>
+              <w:start w:w="45" w:type="dxa"/>
+              <w:end w:w="45" w:type="dxa"/>
+            </w:tcMar>
           </w:tcPr>
           <w:p>
             <w:pPr>
-              <w:spacing w:before="0" w:after="0" w:line="240" w:lineRule="auto"/>
+              <w:spacing w:before="0" w:after="0" w:line="228" w:lineRule="auto"/>
               <w:jc w:val="center"/>
             </w:pPr>
             <w:r>
               <w:rPr>
                 <w:rFonts w:ascii="Times New Roman" w:hAnsi="Times New Roman" w:eastAsia="宋体"/>
                 <w:b w:val="0"/>
-                <w:sz w:val="15"/>
+                <w:sz w:val="14"/>
               </w:rPr>
               <w:t>40%</w:t>
             </w:r>
@@ -5806,19 +6244,25 @@
           <w:tcPr>
             <w:tcW w:type="dxa" w:w="1460"/>
             <w:vAlign w:val="center"/>
+            <w:tcMar>
+              <w:top w:w="30" w:type="dxa"/>
+              <w:bottom w:w="30" w:type="dxa"/>
+              <w:start w:w="45" w:type="dxa"/>
+              <w:end w:w="45" w:type="dxa"/>
+            </w:tcMar>
           </w:tcPr>
           <w:p>
             <w:pPr>
-              <w:spacing w:before="0" w:after="0" w:line="240" w:lineRule="auto"/>
+              <w:spacing w:before="0" w:after="0" w:line="228" w:lineRule="auto"/>
               <w:jc w:val="left"/>
             </w:pPr>
             <w:r>
               <w:rPr>
                 <w:rFonts w:ascii="Times New Roman" w:hAnsi="Times New Roman" w:eastAsia="宋体"/>
                 <w:b w:val="0"/>
-                <w:sz w:val="15"/>
+                <w:sz w:val="14"/>
               </w:rPr>
-              <w:t>模型、假设、参数、轨迹和反思完整可追溯</w:t>
+              <w:t>模型、假设、参数、轨迹、课堂练习和反思记录完整可追溯</w:t>
             </w:r>
           </w:p>
         </w:tc>
@@ -5826,17 +6270,23 @@
           <w:tcPr>
             <w:tcW w:type="dxa" w:w="1460"/>
             <w:vAlign w:val="center"/>
+            <w:tcMar>
+              <w:top w:w="30" w:type="dxa"/>
+              <w:bottom w:w="30" w:type="dxa"/>
+              <w:start w:w="45" w:type="dxa"/>
+              <w:end w:w="45" w:type="dxa"/>
+            </w:tcMar>
           </w:tcPr>
           <w:p>
             <w:pPr>
-              <w:spacing w:before="0" w:after="0" w:line="240" w:lineRule="auto"/>
+              <w:spacing w:before="0" w:after="0" w:line="228" w:lineRule="auto"/>
               <w:jc w:val="left"/>
             </w:pPr>
             <w:r>
               <w:rPr>
                 <w:rFonts w:ascii="Times New Roman" w:hAnsi="Times New Roman" w:eastAsia="宋体"/>
                 <w:b w:val="0"/>
-                <w:sz w:val="15"/>
+                <w:sz w:val="14"/>
               </w:rPr>
               <w:t>练习基本正确，记录较完整</w:t>
             </w:r>
@@ -5846,17 +6296,23 @@
           <w:tcPr>
             <w:tcW w:type="dxa" w:w="1460"/>
             <w:vAlign w:val="center"/>
+            <w:tcMar>
+              <w:top w:w="30" w:type="dxa"/>
+              <w:bottom w:w="30" w:type="dxa"/>
+              <w:start w:w="45" w:type="dxa"/>
+              <w:end w:w="45" w:type="dxa"/>
+            </w:tcMar>
           </w:tcPr>
           <w:p>
             <w:pPr>
-              <w:spacing w:before="0" w:after="0" w:line="240" w:lineRule="auto"/>
+              <w:spacing w:before="0" w:after="0" w:line="228" w:lineRule="auto"/>
               <w:jc w:val="left"/>
             </w:pPr>
             <w:r>
               <w:rPr>
                 <w:rFonts w:ascii="Times New Roman" w:hAnsi="Times New Roman" w:eastAsia="宋体"/>
                 <w:b w:val="0"/>
-                <w:sz w:val="15"/>
+                <w:sz w:val="14"/>
               </w:rPr>
               <w:t>完成主要练习，有基本记录</w:t>
             </w:r>
@@ -5866,17 +6322,23 @@
           <w:tcPr>
             <w:tcW w:type="dxa" w:w="1460"/>
             <w:vAlign w:val="center"/>
+            <w:tcMar>
+              <w:top w:w="30" w:type="dxa"/>
+              <w:bottom w:w="30" w:type="dxa"/>
+              <w:start w:w="45" w:type="dxa"/>
+              <w:end w:w="45" w:type="dxa"/>
+            </w:tcMar>
           </w:tcPr>
           <w:p>
             <w:pPr>
-              <w:spacing w:before="0" w:after="0" w:line="240" w:lineRule="auto"/>
+              <w:spacing w:before="0" w:after="0" w:line="228" w:lineRule="auto"/>
               <w:jc w:val="left"/>
             </w:pPr>
             <w:r>
               <w:rPr>
                 <w:rFonts w:ascii="Times New Roman" w:hAnsi="Times New Roman" w:eastAsia="宋体"/>
                 <w:b w:val="0"/>
-                <w:sz w:val="15"/>
+                <w:sz w:val="14"/>
               </w:rPr>
               <w:t>在指导下完成基础要求</w:t>
             </w:r>
@@ -5886,19 +6348,25 @@
           <w:tcPr>
             <w:tcW w:type="dxa" w:w="1464"/>
             <w:vAlign w:val="center"/>
+            <w:tcMar>
+              <w:top w:w="30" w:type="dxa"/>
+              <w:bottom w:w="30" w:type="dxa"/>
+              <w:start w:w="45" w:type="dxa"/>
+              <w:end w:w="45" w:type="dxa"/>
+            </w:tcMar>
           </w:tcPr>
           <w:p>
             <w:pPr>
-              <w:spacing w:before="0" w:after="0" w:line="240" w:lineRule="auto"/>
+              <w:spacing w:before="0" w:after="0" w:line="228" w:lineRule="auto"/>
               <w:jc w:val="left"/>
             </w:pPr>
             <w:r>
               <w:rPr>
                 <w:rFonts w:ascii="Times New Roman" w:hAnsi="Times New Roman" w:eastAsia="宋体"/>
                 <w:b w:val="0"/>
-                <w:sz w:val="15"/>
+                <w:sz w:val="14"/>
               </w:rPr>
-              <w:t>大量缺交或结果无法解释</w:t>
+              <w:t>大量缺交、记录缺失或结果无法解释</w:t>
             </w:r>
           </w:p>
         </w:tc>
@@ -5915,9 +6383,9 @@
         <w:rPr>
           <w:rFonts w:ascii="Times New Roman" w:hAnsi="Times New Roman" w:eastAsia="宋体"/>
           <w:b/>
-          <w:sz w:val="21"/>
+          <w:sz w:val="24"/>
         </w:rPr>
-        <w:t>（2）模型分析作业评分标准</w:t>
+        <w:t>（2）课程作业评分标准</w:t>
       </w:r>
     </w:p>
     <w:tbl>
@@ -5950,23 +6418,27 @@
             <w:tcW w:type="dxa" w:w="1600"/>
             <w:vAlign w:val="center"/>
             <w:tcMar>
-              <w:top w:w="65" w:type="dxa"/>
-              <w:bottom w:w="65" w:type="dxa"/>
-              <w:start w:w="65" w:type="dxa"/>
-              <w:end w:w="65" w:type="dxa"/>
+              <w:top w:w="30" w:type="dxa"/>
+              <w:bottom w:w="30" w:type="dxa"/>
+              <w:start w:w="45" w:type="dxa"/>
+              <w:end w:w="45" w:type="dxa"/>
             </w:tcMar>
           </w:tcPr>
           <w:p>
             <w:pPr>
-              <w:spacing w:before="0" w:after="0" w:line="240" w:lineRule="auto"/>
+              <w:spacing w:before="0" w:after="0" w:line="228" w:lineRule="auto"/>
               <w:jc w:val="center"/>
             </w:pPr>
-            <w:r/>
+            <w:r>
+              <w:rPr>
+                <w:sz w:val="14"/>
+              </w:rPr>
+            </w:r>
             <w:r>
               <w:rPr>
                 <w:rFonts w:ascii="Times New Roman" w:hAnsi="Times New Roman" w:cs="Times New Roman" w:eastAsia="宋体" w:hint="eastAsia"/>
                 <w:b/>
-                <w:sz w:val="16"/>
+                <w:sz w:val="14"/>
                 <w:lang w:eastAsia="zh-CN"/>
               </w:rPr>
               <w:t>考核内容</w:t>
@@ -5978,23 +6450,27 @@
             <w:tcW w:type="dxa" w:w="850"/>
             <w:vAlign w:val="center"/>
             <w:tcMar>
-              <w:top w:w="65" w:type="dxa"/>
-              <w:bottom w:w="65" w:type="dxa"/>
-              <w:start w:w="65" w:type="dxa"/>
-              <w:end w:w="65" w:type="dxa"/>
+              <w:top w:w="30" w:type="dxa"/>
+              <w:bottom w:w="30" w:type="dxa"/>
+              <w:start w:w="45" w:type="dxa"/>
+              <w:end w:w="45" w:type="dxa"/>
             </w:tcMar>
           </w:tcPr>
           <w:p>
             <w:pPr>
-              <w:spacing w:before="0" w:after="0" w:line="240" w:lineRule="auto"/>
+              <w:spacing w:before="0" w:after="0" w:line="228" w:lineRule="auto"/>
               <w:jc w:val="center"/>
             </w:pPr>
-            <w:r/>
+            <w:r>
+              <w:rPr>
+                <w:sz w:val="14"/>
+              </w:rPr>
+            </w:r>
             <w:r>
               <w:rPr>
                 <w:rFonts w:ascii="Times New Roman" w:hAnsi="Times New Roman" w:cs="Times New Roman" w:eastAsia="宋体" w:hint="eastAsia"/>
                 <w:b/>
-                <w:sz w:val="16"/>
+                <w:sz w:val="14"/>
                 <w:lang w:eastAsia="zh-CN"/>
               </w:rPr>
               <w:t>成绩占比</w:t>
@@ -6006,23 +6482,27 @@
             <w:tcW w:type="dxa" w:w="5050"/>
             <w:vAlign w:val="center"/>
             <w:tcMar>
-              <w:top w:w="65" w:type="dxa"/>
-              <w:bottom w:w="65" w:type="dxa"/>
-              <w:start w:w="65" w:type="dxa"/>
-              <w:end w:w="65" w:type="dxa"/>
+              <w:top w:w="30" w:type="dxa"/>
+              <w:bottom w:w="30" w:type="dxa"/>
+              <w:start w:w="45" w:type="dxa"/>
+              <w:end w:w="45" w:type="dxa"/>
             </w:tcMar>
           </w:tcPr>
           <w:p>
             <w:pPr>
-              <w:spacing w:before="0" w:after="0" w:line="240" w:lineRule="auto"/>
+              <w:spacing w:before="0" w:after="0" w:line="228" w:lineRule="auto"/>
               <w:jc w:val="center"/>
             </w:pPr>
-            <w:r/>
+            <w:r>
+              <w:rPr>
+                <w:sz w:val="14"/>
+              </w:rPr>
+            </w:r>
             <w:r>
               <w:rPr>
                 <w:rFonts w:ascii="Times New Roman" w:hAnsi="Times New Roman" w:cs="Times New Roman" w:eastAsia="宋体" w:hint="eastAsia"/>
                 <w:b/>
-                <w:sz w:val="16"/>
+                <w:sz w:val="14"/>
                 <w:lang w:eastAsia="zh-CN"/>
               </w:rPr>
               <w:t>考核目标与评分要求</w:t>
@@ -6034,23 +6514,27 @@
             <w:tcW w:type="dxa" w:w="1550"/>
             <w:vAlign w:val="center"/>
             <w:tcMar>
-              <w:top w:w="65" w:type="dxa"/>
-              <w:bottom w:w="65" w:type="dxa"/>
-              <w:start w:w="65" w:type="dxa"/>
-              <w:end w:w="65" w:type="dxa"/>
+              <w:top w:w="30" w:type="dxa"/>
+              <w:bottom w:w="30" w:type="dxa"/>
+              <w:start w:w="45" w:type="dxa"/>
+              <w:end w:w="45" w:type="dxa"/>
             </w:tcMar>
           </w:tcPr>
           <w:p>
             <w:pPr>
-              <w:spacing w:before="0" w:after="0" w:line="240" w:lineRule="auto"/>
+              <w:spacing w:before="0" w:after="0" w:line="228" w:lineRule="auto"/>
               <w:jc w:val="center"/>
             </w:pPr>
-            <w:r/>
+            <w:r>
+              <w:rPr>
+                <w:sz w:val="14"/>
+              </w:rPr>
+            </w:r>
             <w:r>
               <w:rPr>
                 <w:rFonts w:ascii="Times New Roman" w:hAnsi="Times New Roman" w:cs="Times New Roman" w:eastAsia="宋体" w:hint="eastAsia"/>
                 <w:b/>
-                <w:sz w:val="16"/>
+                <w:sz w:val="14"/>
                 <w:lang w:eastAsia="zh-CN"/>
               </w:rPr>
               <w:t>课程目标</w:t>
@@ -6066,19 +6550,25 @@
           <w:tcPr>
             <w:tcW w:type="dxa" w:w="1600"/>
             <w:vAlign w:val="center"/>
+            <w:tcMar>
+              <w:top w:w="30" w:type="dxa"/>
+              <w:bottom w:w="30" w:type="dxa"/>
+              <w:start w:w="45" w:type="dxa"/>
+              <w:end w:w="45" w:type="dxa"/>
+            </w:tcMar>
           </w:tcPr>
           <w:p>
             <w:pPr>
-              <w:spacing w:before="0" w:after="0" w:line="240" w:lineRule="auto"/>
+              <w:spacing w:before="0" w:after="0" w:line="228" w:lineRule="auto"/>
               <w:jc w:val="left"/>
             </w:pPr>
             <w:r>
               <w:rPr>
                 <w:rFonts w:ascii="Times New Roman" w:hAnsi="Times New Roman" w:eastAsia="宋体"/>
                 <w:b w:val="0"/>
-                <w:sz w:val="15"/>
+                <w:sz w:val="14"/>
               </w:rPr>
-              <w:t>CPS概念与架构</w:t>
+              <w:t>CPS概念与架构分析</w:t>
             </w:r>
           </w:p>
         </w:tc>
@@ -6086,19 +6576,25 @@
           <w:tcPr>
             <w:tcW w:type="dxa" w:w="850"/>
             <w:vAlign w:val="center"/>
+            <w:tcMar>
+              <w:top w:w="30" w:type="dxa"/>
+              <w:bottom w:w="30" w:type="dxa"/>
+              <w:start w:w="45" w:type="dxa"/>
+              <w:end w:w="45" w:type="dxa"/>
+            </w:tcMar>
           </w:tcPr>
           <w:p>
             <w:pPr>
-              <w:spacing w:before="0" w:after="0" w:line="240" w:lineRule="auto"/>
+              <w:spacing w:before="0" w:after="0" w:line="228" w:lineRule="auto"/>
               <w:jc w:val="center"/>
             </w:pPr>
             <w:r>
               <w:rPr>
                 <w:rFonts w:ascii="Times New Roman" w:hAnsi="Times New Roman" w:eastAsia="宋体"/>
                 <w:b w:val="0"/>
-                <w:sz w:val="15"/>
+                <w:sz w:val="14"/>
               </w:rPr>
-              <w:t>15%</w:t>
+              <w:t>10%</w:t>
             </w:r>
           </w:p>
         </w:tc>
@@ -6106,19 +6602,25 @@
           <w:tcPr>
             <w:tcW w:type="dxa" w:w="5050"/>
             <w:vAlign w:val="center"/>
+            <w:tcMar>
+              <w:top w:w="30" w:type="dxa"/>
+              <w:bottom w:w="30" w:type="dxa"/>
+              <w:start w:w="45" w:type="dxa"/>
+              <w:end w:w="45" w:type="dxa"/>
+            </w:tcMar>
           </w:tcPr>
           <w:p>
             <w:pPr>
-              <w:spacing w:before="0" w:after="0" w:line="240" w:lineRule="auto"/>
+              <w:spacing w:before="0" w:after="0" w:line="228" w:lineRule="auto"/>
               <w:jc w:val="left"/>
             </w:pPr>
             <w:r>
               <w:rPr>
                 <w:rFonts w:ascii="Times New Roman" w:hAnsi="Times New Roman" w:eastAsia="宋体"/>
                 <w:b w:val="0"/>
-                <w:sz w:val="15"/>
+                <w:sz w:val="14"/>
               </w:rPr>
-              <w:t>概念准确，能够识别计算、通信、控制、物理对象和反馈关系，架构图边界清楚。</w:t>
+              <w:t>概念准确，能够识别计算、通信、控制、物理对象和反馈关系，系统边界与架构图清楚。</w:t>
             </w:r>
           </w:p>
         </w:tc>
@@ -6126,17 +6628,23 @@
           <w:tcPr>
             <w:tcW w:type="dxa" w:w="1550"/>
             <w:vAlign w:val="center"/>
+            <w:tcMar>
+              <w:top w:w="30" w:type="dxa"/>
+              <w:bottom w:w="30" w:type="dxa"/>
+              <w:start w:w="45" w:type="dxa"/>
+              <w:end w:w="45" w:type="dxa"/>
+            </w:tcMar>
           </w:tcPr>
           <w:p>
             <w:pPr>
-              <w:spacing w:before="0" w:after="0" w:line="240" w:lineRule="auto"/>
+              <w:spacing w:before="0" w:after="0" w:line="228" w:lineRule="auto"/>
               <w:jc w:val="center"/>
             </w:pPr>
             <w:r>
               <w:rPr>
                 <w:rFonts w:ascii="Times New Roman" w:hAnsi="Times New Roman" w:eastAsia="宋体"/>
                 <w:b w:val="0"/>
-                <w:sz w:val="15"/>
+                <w:sz w:val="14"/>
               </w:rPr>
               <w:t>目标 1.1，2.1，3.1</w:t>
             </w:r>
@@ -6151,17 +6659,23 @@
           <w:tcPr>
             <w:tcW w:type="dxa" w:w="1600"/>
             <w:vAlign w:val="center"/>
+            <w:tcMar>
+              <w:top w:w="30" w:type="dxa"/>
+              <w:bottom w:w="30" w:type="dxa"/>
+              <w:start w:w="45" w:type="dxa"/>
+              <w:end w:w="45" w:type="dxa"/>
+            </w:tcMar>
           </w:tcPr>
           <w:p>
             <w:pPr>
-              <w:spacing w:before="0" w:after="0" w:line="240" w:lineRule="auto"/>
+              <w:spacing w:before="0" w:after="0" w:line="228" w:lineRule="auto"/>
               <w:jc w:val="left"/>
             </w:pPr>
             <w:r>
               <w:rPr>
                 <w:rFonts w:ascii="Times New Roman" w:hAnsi="Times New Roman" w:eastAsia="宋体"/>
                 <w:b w:val="0"/>
-                <w:sz w:val="15"/>
+                <w:sz w:val="14"/>
               </w:rPr>
               <w:t>离散状态模型</w:t>
             </w:r>
@@ -6171,19 +6685,25 @@
           <w:tcPr>
             <w:tcW w:type="dxa" w:w="850"/>
             <w:vAlign w:val="center"/>
+            <w:tcMar>
+              <w:top w:w="30" w:type="dxa"/>
+              <w:bottom w:w="30" w:type="dxa"/>
+              <w:start w:w="45" w:type="dxa"/>
+              <w:end w:w="45" w:type="dxa"/>
+            </w:tcMar>
           </w:tcPr>
           <w:p>
             <w:pPr>
-              <w:spacing w:before="0" w:after="0" w:line="240" w:lineRule="auto"/>
+              <w:spacing w:before="0" w:after="0" w:line="228" w:lineRule="auto"/>
               <w:jc w:val="center"/>
             </w:pPr>
             <w:r>
               <w:rPr>
                 <w:rFonts w:ascii="Times New Roman" w:hAnsi="Times New Roman" w:eastAsia="宋体"/>
                 <w:b w:val="0"/>
-                <w:sz w:val="15"/>
+                <w:sz w:val="14"/>
               </w:rPr>
-              <w:t>20%</w:t>
+              <w:t>15%</w:t>
             </w:r>
           </w:p>
         </w:tc>
@@ -6191,19 +6711,25 @@
           <w:tcPr>
             <w:tcW w:type="dxa" w:w="5050"/>
             <w:vAlign w:val="center"/>
+            <w:tcMar>
+              <w:top w:w="30" w:type="dxa"/>
+              <w:bottom w:w="30" w:type="dxa"/>
+              <w:start w:w="45" w:type="dxa"/>
+              <w:end w:w="45" w:type="dxa"/>
+            </w:tcMar>
           </w:tcPr>
           <w:p>
             <w:pPr>
-              <w:spacing w:before="0" w:after="0" w:line="240" w:lineRule="auto"/>
+              <w:spacing w:before="0" w:after="0" w:line="228" w:lineRule="auto"/>
               <w:jc w:val="left"/>
             </w:pPr>
             <w:r>
               <w:rPr>
                 <w:rFonts w:ascii="Times New Roman" w:hAnsi="Times New Roman" w:eastAsia="宋体"/>
                 <w:b w:val="0"/>
-                <w:sz w:val="15"/>
+                <w:sz w:val="14"/>
               </w:rPr>
-              <w:t>状态、事件、迁移、守卫和异常状态定义完整，执行轨迹可解释。</w:t>
+              <w:t>状态、事件、迁移、守卫和异常状态定义完整，正常、边界和异常执行轨迹可解释。</w:t>
             </w:r>
           </w:p>
         </w:tc>
@@ -6211,17 +6737,23 @@
           <w:tcPr>
             <w:tcW w:type="dxa" w:w="1550"/>
             <w:vAlign w:val="center"/>
+            <w:tcMar>
+              <w:top w:w="30" w:type="dxa"/>
+              <w:bottom w:w="30" w:type="dxa"/>
+              <w:start w:w="45" w:type="dxa"/>
+              <w:end w:w="45" w:type="dxa"/>
+            </w:tcMar>
           </w:tcPr>
           <w:p>
             <w:pPr>
-              <w:spacing w:before="0" w:after="0" w:line="240" w:lineRule="auto"/>
+              <w:spacing w:before="0" w:after="0" w:line="228" w:lineRule="auto"/>
               <w:jc w:val="center"/>
             </w:pPr>
             <w:r>
               <w:rPr>
                 <w:rFonts w:ascii="Times New Roman" w:hAnsi="Times New Roman" w:eastAsia="宋体"/>
                 <w:b w:val="0"/>
-                <w:sz w:val="15"/>
+                <w:sz w:val="14"/>
               </w:rPr>
               <w:t>目标 1.2，2.2，3.2</w:t>
             </w:r>
@@ -6236,17 +6768,23 @@
           <w:tcPr>
             <w:tcW w:type="dxa" w:w="1600"/>
             <w:vAlign w:val="center"/>
+            <w:tcMar>
+              <w:top w:w="30" w:type="dxa"/>
+              <w:bottom w:w="30" w:type="dxa"/>
+              <w:start w:w="45" w:type="dxa"/>
+              <w:end w:w="45" w:type="dxa"/>
+            </w:tcMar>
           </w:tcPr>
           <w:p>
             <w:pPr>
-              <w:spacing w:before="0" w:after="0" w:line="240" w:lineRule="auto"/>
+              <w:spacing w:before="0" w:after="0" w:line="228" w:lineRule="auto"/>
               <w:jc w:val="left"/>
             </w:pPr>
             <w:r>
               <w:rPr>
                 <w:rFonts w:ascii="Times New Roman" w:hAnsi="Times New Roman" w:eastAsia="宋体"/>
                 <w:b w:val="0"/>
-                <w:sz w:val="15"/>
+                <w:sz w:val="14"/>
               </w:rPr>
               <w:t>连续物理模型</w:t>
             </w:r>
@@ -6256,17 +6794,23 @@
           <w:tcPr>
             <w:tcW w:type="dxa" w:w="850"/>
             <w:vAlign w:val="center"/>
+            <w:tcMar>
+              <w:top w:w="30" w:type="dxa"/>
+              <w:bottom w:w="30" w:type="dxa"/>
+              <w:start w:w="45" w:type="dxa"/>
+              <w:end w:w="45" w:type="dxa"/>
+            </w:tcMar>
           </w:tcPr>
           <w:p>
             <w:pPr>
-              <w:spacing w:before="0" w:after="0" w:line="240" w:lineRule="auto"/>
+              <w:spacing w:before="0" w:after="0" w:line="228" w:lineRule="auto"/>
               <w:jc w:val="center"/>
             </w:pPr>
             <w:r>
               <w:rPr>
                 <w:rFonts w:ascii="Times New Roman" w:hAnsi="Times New Roman" w:eastAsia="宋体"/>
                 <w:b w:val="0"/>
-                <w:sz w:val="15"/>
+                <w:sz w:val="14"/>
               </w:rPr>
               <w:t>15%</w:t>
             </w:r>
@@ -6276,19 +6820,25 @@
           <w:tcPr>
             <w:tcW w:type="dxa" w:w="5050"/>
             <w:vAlign w:val="center"/>
+            <w:tcMar>
+              <w:top w:w="30" w:type="dxa"/>
+              <w:bottom w:w="30" w:type="dxa"/>
+              <w:start w:w="45" w:type="dxa"/>
+              <w:end w:w="45" w:type="dxa"/>
+            </w:tcMar>
           </w:tcPr>
           <w:p>
             <w:pPr>
-              <w:spacing w:before="0" w:after="0" w:line="240" w:lineRule="auto"/>
+              <w:spacing w:before="0" w:after="0" w:line="228" w:lineRule="auto"/>
               <w:jc w:val="left"/>
             </w:pPr>
             <w:r>
               <w:rPr>
                 <w:rFonts w:ascii="Times New Roman" w:hAnsi="Times New Roman" w:eastAsia="宋体"/>
                 <w:b w:val="0"/>
-                <w:sz w:val="15"/>
+                <w:sz w:val="14"/>
               </w:rPr>
-              <w:t>建模假设、状态变量、输入输出、参数和单位清楚，能够说明模型边界。</w:t>
+              <w:t>建模假设、状态变量、输入输出、参数和单位清楚，能够说明模型适用范围与局限。</w:t>
             </w:r>
           </w:p>
         </w:tc>
@@ -6296,17 +6846,23 @@
           <w:tcPr>
             <w:tcW w:type="dxa" w:w="1550"/>
             <w:vAlign w:val="center"/>
+            <w:tcMar>
+              <w:top w:w="30" w:type="dxa"/>
+              <w:bottom w:w="30" w:type="dxa"/>
+              <w:start w:w="45" w:type="dxa"/>
+              <w:end w:w="45" w:type="dxa"/>
+            </w:tcMar>
           </w:tcPr>
           <w:p>
             <w:pPr>
-              <w:spacing w:before="0" w:after="0" w:line="240" w:lineRule="auto"/>
+              <w:spacing w:before="0" w:after="0" w:line="228" w:lineRule="auto"/>
               <w:jc w:val="center"/>
             </w:pPr>
             <w:r>
               <w:rPr>
                 <w:rFonts w:ascii="Times New Roman" w:hAnsi="Times New Roman" w:eastAsia="宋体"/>
                 <w:b w:val="0"/>
-                <w:sz w:val="15"/>
+                <w:sz w:val="14"/>
               </w:rPr>
               <w:t>目标 1.3，2.3，3.2</w:t>
             </w:r>
@@ -6321,17 +6877,23 @@
           <w:tcPr>
             <w:tcW w:type="dxa" w:w="1600"/>
             <w:vAlign w:val="center"/>
+            <w:tcMar>
+              <w:top w:w="30" w:type="dxa"/>
+              <w:bottom w:w="30" w:type="dxa"/>
+              <w:start w:w="45" w:type="dxa"/>
+              <w:end w:w="45" w:type="dxa"/>
+            </w:tcMar>
           </w:tcPr>
           <w:p>
             <w:pPr>
-              <w:spacing w:before="0" w:after="0" w:line="240" w:lineRule="auto"/>
+              <w:spacing w:before="0" w:after="0" w:line="228" w:lineRule="auto"/>
               <w:jc w:val="left"/>
             </w:pPr>
             <w:r>
               <w:rPr>
                 <w:rFonts w:ascii="Times New Roman" w:hAnsi="Times New Roman" w:eastAsia="宋体"/>
                 <w:b w:val="0"/>
-                <w:sz w:val="15"/>
+                <w:sz w:val="14"/>
               </w:rPr>
               <w:t>混杂与组合模型</w:t>
             </w:r>
@@ -6341,17 +6903,23 @@
           <w:tcPr>
             <w:tcW w:type="dxa" w:w="850"/>
             <w:vAlign w:val="center"/>
+            <w:tcMar>
+              <w:top w:w="30" w:type="dxa"/>
+              <w:bottom w:w="30" w:type="dxa"/>
+              <w:start w:w="45" w:type="dxa"/>
+              <w:end w:w="45" w:type="dxa"/>
+            </w:tcMar>
           </w:tcPr>
           <w:p>
             <w:pPr>
-              <w:spacing w:before="0" w:after="0" w:line="240" w:lineRule="auto"/>
+              <w:spacing w:before="0" w:after="0" w:line="228" w:lineRule="auto"/>
               <w:jc w:val="center"/>
             </w:pPr>
             <w:r>
               <w:rPr>
                 <w:rFonts w:ascii="Times New Roman" w:hAnsi="Times New Roman" w:eastAsia="宋体"/>
                 <w:b w:val="0"/>
-                <w:sz w:val="15"/>
+                <w:sz w:val="14"/>
               </w:rPr>
               <w:t>20%</w:t>
             </w:r>
@@ -6361,19 +6929,25 @@
           <w:tcPr>
             <w:tcW w:type="dxa" w:w="5050"/>
             <w:vAlign w:val="center"/>
+            <w:tcMar>
+              <w:top w:w="30" w:type="dxa"/>
+              <w:bottom w:w="30" w:type="dxa"/>
+              <w:start w:w="45" w:type="dxa"/>
+              <w:end w:w="45" w:type="dxa"/>
+            </w:tcMar>
           </w:tcPr>
           <w:p>
             <w:pPr>
-              <w:spacing w:before="0" w:after="0" w:line="240" w:lineRule="auto"/>
+              <w:spacing w:before="0" w:after="0" w:line="228" w:lineRule="auto"/>
               <w:jc w:val="left"/>
             </w:pPr>
             <w:r>
               <w:rPr>
                 <w:rFonts w:ascii="Times New Roman" w:hAnsi="Times New Roman" w:eastAsia="宋体"/>
                 <w:b w:val="0"/>
-                <w:sz w:val="15"/>
+                <w:sz w:val="14"/>
               </w:rPr>
-              <w:t>离散模式与连续动态耦合合理，接口和组合关系清楚，能够识别冲突。</w:t>
+              <w:t>离散模式与连续动态耦合合理，守卫、重置、接口和组合关系清楚，能够识别冲突或不安全状态。</w:t>
             </w:r>
           </w:p>
         </w:tc>
@@ -6381,17 +6955,23 @@
           <w:tcPr>
             <w:tcW w:type="dxa" w:w="1550"/>
             <w:vAlign w:val="center"/>
+            <w:tcMar>
+              <w:top w:w="30" w:type="dxa"/>
+              <w:bottom w:w="30" w:type="dxa"/>
+              <w:start w:w="45" w:type="dxa"/>
+              <w:end w:w="45" w:type="dxa"/>
+            </w:tcMar>
           </w:tcPr>
           <w:p>
             <w:pPr>
-              <w:spacing w:before="0" w:after="0" w:line="240" w:lineRule="auto"/>
+              <w:spacing w:before="0" w:after="0" w:line="228" w:lineRule="auto"/>
               <w:jc w:val="center"/>
             </w:pPr>
             <w:r>
               <w:rPr>
                 <w:rFonts w:ascii="Times New Roman" w:hAnsi="Times New Roman" w:eastAsia="宋体"/>
                 <w:b w:val="0"/>
-                <w:sz w:val="15"/>
+                <w:sz w:val="14"/>
               </w:rPr>
               <w:t>目标 1.4，2.3，3.3</w:t>
             </w:r>
@@ -6406,19 +6986,25 @@
           <w:tcPr>
             <w:tcW w:type="dxa" w:w="1600"/>
             <w:vAlign w:val="center"/>
+            <w:tcMar>
+              <w:top w:w="30" w:type="dxa"/>
+              <w:bottom w:w="30" w:type="dxa"/>
+              <w:start w:w="45" w:type="dxa"/>
+              <w:end w:w="45" w:type="dxa"/>
+            </w:tcMar>
           </w:tcPr>
           <w:p>
             <w:pPr>
-              <w:spacing w:before="0" w:after="0" w:line="240" w:lineRule="auto"/>
+              <w:spacing w:before="0" w:after="0" w:line="228" w:lineRule="auto"/>
               <w:jc w:val="left"/>
             </w:pPr>
             <w:r>
               <w:rPr>
                 <w:rFonts w:ascii="Times New Roman" w:hAnsi="Times New Roman" w:eastAsia="宋体"/>
                 <w:b w:val="0"/>
-                <w:sz w:val="15"/>
+                <w:sz w:val="14"/>
               </w:rPr>
-              <w:t>需求与验证分析</w:t>
+              <w:t>需求、验证与故障修正</w:t>
             </w:r>
           </w:p>
         </w:tc>
@@ -6426,19 +7012,25 @@
           <w:tcPr>
             <w:tcW w:type="dxa" w:w="850"/>
             <w:vAlign w:val="center"/>
+            <w:tcMar>
+              <w:top w:w="30" w:type="dxa"/>
+              <w:bottom w:w="30" w:type="dxa"/>
+              <w:start w:w="45" w:type="dxa"/>
+              <w:end w:w="45" w:type="dxa"/>
+            </w:tcMar>
           </w:tcPr>
           <w:p>
             <w:pPr>
-              <w:spacing w:before="0" w:after="0" w:line="240" w:lineRule="auto"/>
+              <w:spacing w:before="0" w:after="0" w:line="228" w:lineRule="auto"/>
               <w:jc w:val="center"/>
             </w:pPr>
             <w:r>
               <w:rPr>
                 <w:rFonts w:ascii="Times New Roman" w:hAnsi="Times New Roman" w:eastAsia="宋体"/>
                 <w:b w:val="0"/>
-                <w:sz w:val="15"/>
+                <w:sz w:val="14"/>
               </w:rPr>
-              <w:t>20%</w:t>
+              <w:t>25%</w:t>
             </w:r>
           </w:p>
         </w:tc>
@@ -6446,19 +7038,25 @@
           <w:tcPr>
             <w:tcW w:type="dxa" w:w="5050"/>
             <w:vAlign w:val="center"/>
+            <w:tcMar>
+              <w:top w:w="30" w:type="dxa"/>
+              <w:bottom w:w="30" w:type="dxa"/>
+              <w:start w:w="45" w:type="dxa"/>
+              <w:end w:w="45" w:type="dxa"/>
+            </w:tcMar>
           </w:tcPr>
           <w:p>
             <w:pPr>
-              <w:spacing w:before="0" w:after="0" w:line="240" w:lineRule="auto"/>
+              <w:spacing w:before="0" w:after="0" w:line="228" w:lineRule="auto"/>
               <w:jc w:val="left"/>
             </w:pPr>
             <w:r>
               <w:rPr>
                 <w:rFonts w:ascii="Times New Roman" w:hAnsi="Times New Roman" w:eastAsia="宋体"/>
                 <w:b w:val="0"/>
-                <w:sz w:val="15"/>
+                <w:sz w:val="14"/>
               </w:rPr>
-              <w:t>能够区分安全性与活性，给出可达性、不变量、轨迹或反例证据。</w:t>
+              <w:t>能够把需求转化为安全性、活性或时序约束，提供可达性、不变量、轨迹或反例证据，并通过故障注入完成修正和复验。</w:t>
             </w:r>
           </w:p>
         </w:tc>
@@ -6466,17 +7064,23 @@
           <w:tcPr>
             <w:tcW w:type="dxa" w:w="1550"/>
             <w:vAlign w:val="center"/>
+            <w:tcMar>
+              <w:top w:w="30" w:type="dxa"/>
+              <w:bottom w:w="30" w:type="dxa"/>
+              <w:start w:w="45" w:type="dxa"/>
+              <w:end w:w="45" w:type="dxa"/>
+            </w:tcMar>
           </w:tcPr>
           <w:p>
             <w:pPr>
-              <w:spacing w:before="0" w:after="0" w:line="240" w:lineRule="auto"/>
+              <w:spacing w:before="0" w:after="0" w:line="228" w:lineRule="auto"/>
               <w:jc w:val="center"/>
             </w:pPr>
             <w:r>
               <w:rPr>
                 <w:rFonts w:ascii="Times New Roman" w:hAnsi="Times New Roman" w:eastAsia="宋体"/>
                 <w:b w:val="0"/>
-                <w:sz w:val="15"/>
+                <w:sz w:val="14"/>
               </w:rPr>
               <w:t>目标 1.4，2.4，3.3，3.4</w:t>
             </w:r>
@@ -6491,19 +7095,25 @@
           <w:tcPr>
             <w:tcW w:type="dxa" w:w="1600"/>
             <w:vAlign w:val="center"/>
+            <w:tcMar>
+              <w:top w:w="30" w:type="dxa"/>
+              <w:bottom w:w="30" w:type="dxa"/>
+              <w:start w:w="45" w:type="dxa"/>
+              <w:end w:w="45" w:type="dxa"/>
+            </w:tcMar>
           </w:tcPr>
           <w:p>
             <w:pPr>
-              <w:spacing w:before="0" w:after="0" w:line="240" w:lineRule="auto"/>
+              <w:spacing w:before="0" w:after="0" w:line="228" w:lineRule="auto"/>
               <w:jc w:val="left"/>
             </w:pPr>
             <w:r>
               <w:rPr>
                 <w:rFonts w:ascii="Times New Roman" w:hAnsi="Times New Roman" w:eastAsia="宋体"/>
                 <w:b w:val="0"/>
-                <w:sz w:val="15"/>
+                <w:sz w:val="14"/>
               </w:rPr>
-              <w:t>表达与规范</w:t>
+              <w:t>证据、文档与规范</w:t>
             </w:r>
           </w:p>
         </w:tc>
@@ -6511,19 +7121,25 @@
           <w:tcPr>
             <w:tcW w:type="dxa" w:w="850"/>
             <w:vAlign w:val="center"/>
+            <w:tcMar>
+              <w:top w:w="30" w:type="dxa"/>
+              <w:bottom w:w="30" w:type="dxa"/>
+              <w:start w:w="45" w:type="dxa"/>
+              <w:end w:w="45" w:type="dxa"/>
+            </w:tcMar>
           </w:tcPr>
           <w:p>
             <w:pPr>
-              <w:spacing w:before="0" w:after="0" w:line="240" w:lineRule="auto"/>
+              <w:spacing w:before="0" w:after="0" w:line="228" w:lineRule="auto"/>
               <w:jc w:val="center"/>
             </w:pPr>
             <w:r>
               <w:rPr>
                 <w:rFonts w:ascii="Times New Roman" w:hAnsi="Times New Roman" w:eastAsia="宋体"/>
                 <w:b w:val="0"/>
-                <w:sz w:val="15"/>
+                <w:sz w:val="14"/>
               </w:rPr>
-              <w:t>10%</w:t>
+              <w:t>15%</w:t>
             </w:r>
           </w:p>
         </w:tc>
@@ -6531,19 +7147,25 @@
           <w:tcPr>
             <w:tcW w:type="dxa" w:w="5050"/>
             <w:vAlign w:val="center"/>
+            <w:tcMar>
+              <w:top w:w="30" w:type="dxa"/>
+              <w:bottom w:w="30" w:type="dxa"/>
+              <w:start w:w="45" w:type="dxa"/>
+              <w:end w:w="45" w:type="dxa"/>
+            </w:tcMar>
           </w:tcPr>
           <w:p>
             <w:pPr>
-              <w:spacing w:before="0" w:after="0" w:line="240" w:lineRule="auto"/>
+              <w:spacing w:before="0" w:after="0" w:line="228" w:lineRule="auto"/>
               <w:jc w:val="left"/>
             </w:pPr>
             <w:r>
               <w:rPr>
                 <w:rFonts w:ascii="Times New Roman" w:hAnsi="Times New Roman" w:eastAsia="宋体"/>
                 <w:b w:val="0"/>
-                <w:sz w:val="15"/>
+                <w:sz w:val="14"/>
               </w:rPr>
-              <w:t>图、式、符号、假设和引用规范，结论与证据一致。</w:t>
+              <w:t>模型、参数、版本、图表、验证记录和引用完整，结论与证据一致，可由他人复核。</w:t>
             </w:r>
           </w:p>
         </w:tc>
@@ -6551,17 +7173,23 @@
           <w:tcPr>
             <w:tcW w:type="dxa" w:w="1550"/>
             <w:vAlign w:val="center"/>
+            <w:tcMar>
+              <w:top w:w="30" w:type="dxa"/>
+              <w:bottom w:w="30" w:type="dxa"/>
+              <w:start w:w="45" w:type="dxa"/>
+              <w:end w:w="45" w:type="dxa"/>
+            </w:tcMar>
           </w:tcPr>
           <w:p>
             <w:pPr>
-              <w:spacing w:before="0" w:after="0" w:line="240" w:lineRule="auto"/>
+              <w:spacing w:before="0" w:after="0" w:line="228" w:lineRule="auto"/>
               <w:jc w:val="center"/>
             </w:pPr>
             <w:r>
               <w:rPr>
                 <w:rFonts w:ascii="Times New Roman" w:hAnsi="Times New Roman" w:eastAsia="宋体"/>
                 <w:b w:val="0"/>
-                <w:sz w:val="15"/>
+                <w:sz w:val="14"/>
               </w:rPr>
               <w:t>目标 3.1—3.4</w:t>
             </w:r>
@@ -6573,17 +7201,23 @@
           <w:tcPr>
             <w:tcW w:type="dxa" w:w="1600"/>
             <w:vAlign w:val="center"/>
+            <w:tcMar>
+              <w:top w:w="30" w:type="dxa"/>
+              <w:bottom w:w="30" w:type="dxa"/>
+              <w:start w:w="45" w:type="dxa"/>
+              <w:end w:w="45" w:type="dxa"/>
+            </w:tcMar>
           </w:tcPr>
           <w:p>
             <w:pPr>
-              <w:spacing w:before="0" w:after="0" w:line="240" w:lineRule="auto"/>
+              <w:spacing w:before="0" w:after="0" w:line="228" w:lineRule="auto"/>
               <w:jc w:val="center"/>
             </w:pPr>
             <w:r>
               <w:rPr>
                 <w:rFonts w:ascii="Times New Roman" w:hAnsi="Times New Roman" w:eastAsia="宋体"/>
                 <w:b/>
-                <w:sz w:val="16"/>
+                <w:sz w:val="14"/>
               </w:rPr>
               <w:t>合计</w:t>
             </w:r>
@@ -6593,17 +7227,23 @@
           <w:tcPr>
             <w:tcW w:type="dxa" w:w="850"/>
             <w:vAlign w:val="center"/>
+            <w:tcMar>
+              <w:top w:w="30" w:type="dxa"/>
+              <w:bottom w:w="30" w:type="dxa"/>
+              <w:start w:w="45" w:type="dxa"/>
+              <w:end w:w="45" w:type="dxa"/>
+            </w:tcMar>
           </w:tcPr>
           <w:p>
             <w:pPr>
-              <w:spacing w:before="0" w:after="0" w:line="240" w:lineRule="auto"/>
+              <w:spacing w:before="0" w:after="0" w:line="228" w:lineRule="auto"/>
               <w:jc w:val="center"/>
             </w:pPr>
             <w:r>
               <w:rPr>
                 <w:rFonts w:ascii="Times New Roman" w:hAnsi="Times New Roman" w:eastAsia="宋体"/>
                 <w:b/>
-                <w:sz w:val="16"/>
+                <w:sz w:val="14"/>
               </w:rPr>
               <w:t>100%</w:t>
             </w:r>
@@ -6613,17 +7253,23 @@
           <w:tcPr>
             <w:tcW w:type="dxa" w:w="5050"/>
             <w:vAlign w:val="center"/>
+            <w:tcMar>
+              <w:top w:w="30" w:type="dxa"/>
+              <w:bottom w:w="30" w:type="dxa"/>
+              <w:start w:w="45" w:type="dxa"/>
+              <w:end w:w="45" w:type="dxa"/>
+            </w:tcMar>
           </w:tcPr>
           <w:p>
             <w:pPr>
-              <w:spacing w:before="0" w:after="0" w:line="240" w:lineRule="auto"/>
+              <w:spacing w:before="0" w:after="0" w:line="228" w:lineRule="auto"/>
               <w:jc w:val="center"/>
             </w:pPr>
             <w:r>
               <w:rPr>
                 <w:rFonts w:ascii="Times New Roman" w:hAnsi="Times New Roman" w:eastAsia="宋体"/>
                 <w:b/>
-                <w:sz w:val="16"/>
+                <w:sz w:val="14"/>
               </w:rPr>
             </w:r>
           </w:p>
@@ -6632,17 +7278,23 @@
           <w:tcPr>
             <w:tcW w:type="dxa" w:w="1550"/>
             <w:vAlign w:val="center"/>
+            <w:tcMar>
+              <w:top w:w="30" w:type="dxa"/>
+              <w:bottom w:w="30" w:type="dxa"/>
+              <w:start w:w="45" w:type="dxa"/>
+              <w:end w:w="45" w:type="dxa"/>
+            </w:tcMar>
           </w:tcPr>
           <w:p>
             <w:pPr>
-              <w:spacing w:before="0" w:after="0" w:line="240" w:lineRule="auto"/>
+              <w:spacing w:before="0" w:after="0" w:line="228" w:lineRule="auto"/>
               <w:jc w:val="center"/>
             </w:pPr>
             <w:r>
               <w:rPr>
                 <w:rFonts w:ascii="Times New Roman" w:hAnsi="Times New Roman" w:eastAsia="宋体"/>
                 <w:b/>
-                <w:sz w:val="16"/>
+                <w:sz w:val="14"/>
               </w:rPr>
             </w:r>
           </w:p>
@@ -6660,9 +7312,23 @@
         <w:rPr>
           <w:rFonts w:ascii="Times New Roman" w:hAnsi="Times New Roman" w:eastAsia="宋体"/>
           <w:b/>
-          <w:sz w:val="21"/>
+          <w:sz w:val="24"/>
         </w:rPr>
-        <w:t>（3）CPS建模与验证任务评分标准</w:t>
+        <w:t>（3）期末考核评分标准</w:t>
+      </w:r>
+    </w:p>
+    <w:p>
+      <w:pPr>
+        <w:spacing w:before="0" w:after="0" w:line="240" w:lineRule="auto"/>
+        <w:jc w:val="left"/>
+      </w:pPr>
+      <w:r>
+        <w:rPr>
+          <w:rFonts w:ascii="Times New Roman" w:hAnsi="Times New Roman" w:eastAsia="宋体"/>
+          <w:b w:val="0"/>
+          <w:sz w:val="17"/>
+        </w:rPr>
+        <w:t>期末考核形式：综合CPS课程设计（综合报告/设计成果＋答辩与个人核验）。</w:t>
       </w:r>
     </w:p>
     <w:tbl>
@@ -6695,23 +7361,27 @@
             <w:tcW w:type="dxa" w:w="1600"/>
             <w:vAlign w:val="center"/>
             <w:tcMar>
-              <w:top w:w="65" w:type="dxa"/>
-              <w:bottom w:w="65" w:type="dxa"/>
-              <w:start w:w="65" w:type="dxa"/>
-              <w:end w:w="65" w:type="dxa"/>
+              <w:top w:w="30" w:type="dxa"/>
+              <w:bottom w:w="30" w:type="dxa"/>
+              <w:start w:w="45" w:type="dxa"/>
+              <w:end w:w="45" w:type="dxa"/>
             </w:tcMar>
           </w:tcPr>
           <w:p>
             <w:pPr>
-              <w:spacing w:before="0" w:after="0" w:line="240" w:lineRule="auto"/>
+              <w:spacing w:before="0" w:after="0" w:line="228" w:lineRule="auto"/>
               <w:jc w:val="center"/>
             </w:pPr>
-            <w:r/>
+            <w:r>
+              <w:rPr>
+                <w:sz w:val="14"/>
+              </w:rPr>
+            </w:r>
             <w:r>
               <w:rPr>
                 <w:rFonts w:ascii="Times New Roman" w:hAnsi="Times New Roman" w:cs="Times New Roman" w:eastAsia="宋体" w:hint="eastAsia"/>
                 <w:b/>
-                <w:sz w:val="16"/>
+                <w:sz w:val="14"/>
                 <w:lang w:eastAsia="zh-CN"/>
               </w:rPr>
               <w:t>考核内容</w:t>
@@ -6723,23 +7393,27 @@
             <w:tcW w:type="dxa" w:w="850"/>
             <w:vAlign w:val="center"/>
             <w:tcMar>
-              <w:top w:w="65" w:type="dxa"/>
-              <w:bottom w:w="65" w:type="dxa"/>
-              <w:start w:w="65" w:type="dxa"/>
-              <w:end w:w="65" w:type="dxa"/>
+              <w:top w:w="30" w:type="dxa"/>
+              <w:bottom w:w="30" w:type="dxa"/>
+              <w:start w:w="45" w:type="dxa"/>
+              <w:end w:w="45" w:type="dxa"/>
             </w:tcMar>
           </w:tcPr>
           <w:p>
             <w:pPr>
-              <w:spacing w:before="0" w:after="0" w:line="240" w:lineRule="auto"/>
+              <w:spacing w:before="0" w:after="0" w:line="228" w:lineRule="auto"/>
               <w:jc w:val="center"/>
             </w:pPr>
-            <w:r/>
+            <w:r>
+              <w:rPr>
+                <w:sz w:val="14"/>
+              </w:rPr>
+            </w:r>
             <w:r>
               <w:rPr>
                 <w:rFonts w:ascii="Times New Roman" w:hAnsi="Times New Roman" w:cs="Times New Roman" w:eastAsia="宋体" w:hint="eastAsia"/>
                 <w:b/>
-                <w:sz w:val="16"/>
+                <w:sz w:val="14"/>
                 <w:lang w:eastAsia="zh-CN"/>
               </w:rPr>
               <w:t>成绩占比</w:t>
@@ -6751,23 +7425,27 @@
             <w:tcW w:type="dxa" w:w="5050"/>
             <w:vAlign w:val="center"/>
             <w:tcMar>
-              <w:top w:w="65" w:type="dxa"/>
-              <w:bottom w:w="65" w:type="dxa"/>
-              <w:start w:w="65" w:type="dxa"/>
-              <w:end w:w="65" w:type="dxa"/>
+              <w:top w:w="30" w:type="dxa"/>
+              <w:bottom w:w="30" w:type="dxa"/>
+              <w:start w:w="45" w:type="dxa"/>
+              <w:end w:w="45" w:type="dxa"/>
             </w:tcMar>
           </w:tcPr>
           <w:p>
             <w:pPr>
-              <w:spacing w:before="0" w:after="0" w:line="240" w:lineRule="auto"/>
+              <w:spacing w:before="0" w:after="0" w:line="228" w:lineRule="auto"/>
               <w:jc w:val="center"/>
             </w:pPr>
-            <w:r/>
+            <w:r>
+              <w:rPr>
+                <w:sz w:val="14"/>
+              </w:rPr>
+            </w:r>
             <w:r>
               <w:rPr>
                 <w:rFonts w:ascii="Times New Roman" w:hAnsi="Times New Roman" w:cs="Times New Roman" w:eastAsia="宋体" w:hint="eastAsia"/>
                 <w:b/>
-                <w:sz w:val="16"/>
+                <w:sz w:val="14"/>
                 <w:lang w:eastAsia="zh-CN"/>
               </w:rPr>
               <w:t>考核目标与评分要求</w:t>
@@ -6779,23 +7457,27 @@
             <w:tcW w:type="dxa" w:w="1550"/>
             <w:vAlign w:val="center"/>
             <w:tcMar>
-              <w:top w:w="65" w:type="dxa"/>
-              <w:bottom w:w="65" w:type="dxa"/>
-              <w:start w:w="65" w:type="dxa"/>
-              <w:end w:w="65" w:type="dxa"/>
+              <w:top w:w="30" w:type="dxa"/>
+              <w:bottom w:w="30" w:type="dxa"/>
+              <w:start w:w="45" w:type="dxa"/>
+              <w:end w:w="45" w:type="dxa"/>
             </w:tcMar>
           </w:tcPr>
           <w:p>
             <w:pPr>
-              <w:spacing w:before="0" w:after="0" w:line="240" w:lineRule="auto"/>
+              <w:spacing w:before="0" w:after="0" w:line="228" w:lineRule="auto"/>
               <w:jc w:val="center"/>
             </w:pPr>
-            <w:r/>
+            <w:r>
+              <w:rPr>
+                <w:sz w:val="14"/>
+              </w:rPr>
+            </w:r>
             <w:r>
               <w:rPr>
                 <w:rFonts w:ascii="Times New Roman" w:hAnsi="Times New Roman" w:cs="Times New Roman" w:eastAsia="宋体" w:hint="eastAsia"/>
                 <w:b/>
-                <w:sz w:val="16"/>
+                <w:sz w:val="14"/>
                 <w:lang w:eastAsia="zh-CN"/>
               </w:rPr>
               <w:t>课程目标</w:t>
@@ -6811,19 +7493,25 @@
           <w:tcPr>
             <w:tcW w:type="dxa" w:w="1600"/>
             <w:vAlign w:val="center"/>
+            <w:tcMar>
+              <w:top w:w="30" w:type="dxa"/>
+              <w:bottom w:w="30" w:type="dxa"/>
+              <w:start w:w="45" w:type="dxa"/>
+              <w:end w:w="45" w:type="dxa"/>
+            </w:tcMar>
           </w:tcPr>
           <w:p>
             <w:pPr>
-              <w:spacing w:before="0" w:after="0" w:line="240" w:lineRule="auto"/>
+              <w:spacing w:before="0" w:after="0" w:line="228" w:lineRule="auto"/>
               <w:jc w:val="left"/>
             </w:pPr>
             <w:r>
               <w:rPr>
                 <w:rFonts w:ascii="Times New Roman" w:hAnsi="Times New Roman" w:eastAsia="宋体"/>
                 <w:b w:val="0"/>
-                <w:sz w:val="15"/>
+                <w:sz w:val="14"/>
               </w:rPr>
-              <w:t>离散模型正确性</w:t>
+              <w:t>场景、需求与系统边界</w:t>
             </w:r>
           </w:p>
         </w:tc>
@@ -6831,19 +7519,25 @@
           <w:tcPr>
             <w:tcW w:type="dxa" w:w="850"/>
             <w:vAlign w:val="center"/>
+            <w:tcMar>
+              <w:top w:w="30" w:type="dxa"/>
+              <w:bottom w:w="30" w:type="dxa"/>
+              <w:start w:w="45" w:type="dxa"/>
+              <w:end w:w="45" w:type="dxa"/>
+            </w:tcMar>
           </w:tcPr>
           <w:p>
             <w:pPr>
-              <w:spacing w:before="0" w:after="0" w:line="240" w:lineRule="auto"/>
+              <w:spacing w:before="0" w:after="0" w:line="228" w:lineRule="auto"/>
               <w:jc w:val="center"/>
             </w:pPr>
             <w:r>
               <w:rPr>
                 <w:rFonts w:ascii="Times New Roman" w:hAnsi="Times New Roman" w:eastAsia="宋体"/>
                 <w:b w:val="0"/>
-                <w:sz w:val="15"/>
+                <w:sz w:val="14"/>
               </w:rPr>
-              <w:t>20%</w:t>
+              <w:t>15%</w:t>
             </w:r>
           </w:p>
         </w:tc>
@@ -6851,19 +7545,25 @@
           <w:tcPr>
             <w:tcW w:type="dxa" w:w="5050"/>
             <w:vAlign w:val="center"/>
+            <w:tcMar>
+              <w:top w:w="30" w:type="dxa"/>
+              <w:bottom w:w="30" w:type="dxa"/>
+              <w:start w:w="45" w:type="dxa"/>
+              <w:end w:w="45" w:type="dxa"/>
+            </w:tcMar>
           </w:tcPr>
           <w:p>
             <w:pPr>
-              <w:spacing w:before="0" w:after="0" w:line="240" w:lineRule="auto"/>
+              <w:spacing w:before="0" w:after="0" w:line="228" w:lineRule="auto"/>
               <w:jc w:val="left"/>
             </w:pPr>
             <w:r>
               <w:rPr>
                 <w:rFonts w:ascii="Times New Roman" w:hAnsi="Times New Roman" w:eastAsia="宋体"/>
                 <w:b w:val="0"/>
-                <w:sz w:val="15"/>
+                <w:sz w:val="14"/>
               </w:rPr>
-              <w:t>状态机结构完整，正常、边界和异常轨迹均可执行和解释。</w:t>
+              <w:t>智能制造场景真实明确，物理对象、计算节点、网络、人员边界、输入输出和关键需求清楚。</w:t>
             </w:r>
           </w:p>
         </w:tc>
@@ -6871,19 +7571,25 @@
           <w:tcPr>
             <w:tcW w:type="dxa" w:w="1550"/>
             <w:vAlign w:val="center"/>
+            <w:tcMar>
+              <w:top w:w="30" w:type="dxa"/>
+              <w:bottom w:w="30" w:type="dxa"/>
+              <w:start w:w="45" w:type="dxa"/>
+              <w:end w:w="45" w:type="dxa"/>
+            </w:tcMar>
           </w:tcPr>
           <w:p>
             <w:pPr>
-              <w:spacing w:before="0" w:after="0" w:line="240" w:lineRule="auto"/>
+              <w:spacing w:before="0" w:after="0" w:line="228" w:lineRule="auto"/>
               <w:jc w:val="center"/>
             </w:pPr>
             <w:r>
               <w:rPr>
                 <w:rFonts w:ascii="Times New Roman" w:hAnsi="Times New Roman" w:eastAsia="宋体"/>
                 <w:b w:val="0"/>
-                <w:sz w:val="15"/>
+                <w:sz w:val="14"/>
               </w:rPr>
-              <w:t>目标 1.2，2.2</w:t>
+              <w:t>目标 1.1，2.1，3.1</w:t>
             </w:r>
           </w:p>
         </w:tc>
@@ -6896,19 +7602,25 @@
           <w:tcPr>
             <w:tcW w:type="dxa" w:w="1600"/>
             <w:vAlign w:val="center"/>
+            <w:tcMar>
+              <w:top w:w="30" w:type="dxa"/>
+              <w:bottom w:w="30" w:type="dxa"/>
+              <w:start w:w="45" w:type="dxa"/>
+              <w:end w:w="45" w:type="dxa"/>
+            </w:tcMar>
           </w:tcPr>
           <w:p>
             <w:pPr>
-              <w:spacing w:before="0" w:after="0" w:line="240" w:lineRule="auto"/>
+              <w:spacing w:before="0" w:after="0" w:line="228" w:lineRule="auto"/>
               <w:jc w:val="left"/>
             </w:pPr>
             <w:r>
               <w:rPr>
                 <w:rFonts w:ascii="Times New Roman" w:hAnsi="Times New Roman" w:eastAsia="宋体"/>
                 <w:b w:val="0"/>
-                <w:sz w:val="15"/>
+                <w:sz w:val="14"/>
               </w:rPr>
-              <w:t>连续/混杂模型正确性</w:t>
+              <w:t>CPS架构与接口</w:t>
             </w:r>
           </w:p>
         </w:tc>
@@ -6916,19 +7628,25 @@
           <w:tcPr>
             <w:tcW w:type="dxa" w:w="850"/>
             <w:vAlign w:val="center"/>
+            <w:tcMar>
+              <w:top w:w="30" w:type="dxa"/>
+              <w:bottom w:w="30" w:type="dxa"/>
+              <w:start w:w="45" w:type="dxa"/>
+              <w:end w:w="45" w:type="dxa"/>
+            </w:tcMar>
           </w:tcPr>
           <w:p>
             <w:pPr>
-              <w:spacing w:before="0" w:after="0" w:line="240" w:lineRule="auto"/>
+              <w:spacing w:before="0" w:after="0" w:line="228" w:lineRule="auto"/>
               <w:jc w:val="center"/>
             </w:pPr>
             <w:r>
               <w:rPr>
                 <w:rFonts w:ascii="Times New Roman" w:hAnsi="Times New Roman" w:eastAsia="宋体"/>
                 <w:b w:val="0"/>
-                <w:sz w:val="15"/>
+                <w:sz w:val="14"/>
               </w:rPr>
-              <w:t>25%</w:t>
+              <w:t>15%</w:t>
             </w:r>
           </w:p>
         </w:tc>
@@ -6936,19 +7654,25 @@
           <w:tcPr>
             <w:tcW w:type="dxa" w:w="5050"/>
             <w:vAlign w:val="center"/>
+            <w:tcMar>
+              <w:top w:w="30" w:type="dxa"/>
+              <w:bottom w:w="30" w:type="dxa"/>
+              <w:start w:w="45" w:type="dxa"/>
+              <w:end w:w="45" w:type="dxa"/>
+            </w:tcMar>
           </w:tcPr>
           <w:p>
             <w:pPr>
-              <w:spacing w:before="0" w:after="0" w:line="240" w:lineRule="auto"/>
+              <w:spacing w:before="0" w:after="0" w:line="228" w:lineRule="auto"/>
               <w:jc w:val="left"/>
             </w:pPr>
             <w:r>
               <w:rPr>
                 <w:rFonts w:ascii="Times New Roman" w:hAnsi="Times New Roman" w:eastAsia="宋体"/>
                 <w:b w:val="0"/>
-                <w:sz w:val="15"/>
+                <w:sz w:val="14"/>
               </w:rPr>
-              <w:t>方程、模式、守卫、重置和参数含义一致，模型假设明确。</w:t>
+              <w:t>感知、计算、通信、控制、执行和反馈闭环完整，接口表、状态与数据关系一致。</w:t>
             </w:r>
           </w:p>
         </w:tc>
@@ -6956,19 +7680,25 @@
           <w:tcPr>
             <w:tcW w:type="dxa" w:w="1550"/>
             <w:vAlign w:val="center"/>
+            <w:tcMar>
+              <w:top w:w="30" w:type="dxa"/>
+              <w:bottom w:w="30" w:type="dxa"/>
+              <w:start w:w="45" w:type="dxa"/>
+              <w:end w:w="45" w:type="dxa"/>
+            </w:tcMar>
           </w:tcPr>
           <w:p>
             <w:pPr>
-              <w:spacing w:before="0" w:after="0" w:line="240" w:lineRule="auto"/>
+              <w:spacing w:before="0" w:after="0" w:line="228" w:lineRule="auto"/>
               <w:jc w:val="center"/>
             </w:pPr>
             <w:r>
               <w:rPr>
                 <w:rFonts w:ascii="Times New Roman" w:hAnsi="Times New Roman" w:eastAsia="宋体"/>
                 <w:b w:val="0"/>
-                <w:sz w:val="15"/>
+                <w:sz w:val="14"/>
               </w:rPr>
-              <w:t>目标 1.3，1.4，2.3</w:t>
+              <w:t>目标 2.1，2.4，3.3</w:t>
             </w:r>
           </w:p>
         </w:tc>
@@ -6981,19 +7711,25 @@
           <w:tcPr>
             <w:tcW w:type="dxa" w:w="1600"/>
             <w:vAlign w:val="center"/>
+            <w:tcMar>
+              <w:top w:w="30" w:type="dxa"/>
+              <w:bottom w:w="30" w:type="dxa"/>
+              <w:start w:w="45" w:type="dxa"/>
+              <w:end w:w="45" w:type="dxa"/>
+            </w:tcMar>
           </w:tcPr>
           <w:p>
             <w:pPr>
-              <w:spacing w:before="0" w:after="0" w:line="240" w:lineRule="auto"/>
+              <w:spacing w:before="0" w:after="0" w:line="228" w:lineRule="auto"/>
               <w:jc w:val="left"/>
             </w:pPr>
             <w:r>
               <w:rPr>
                 <w:rFonts w:ascii="Times New Roman" w:hAnsi="Times New Roman" w:eastAsia="宋体"/>
                 <w:b w:val="0"/>
-                <w:sz w:val="15"/>
+                <w:sz w:val="14"/>
               </w:rPr>
-              <w:t>需求形式化</w:t>
+              <w:t>核心模型与组合关系</w:t>
             </w:r>
           </w:p>
         </w:tc>
@@ -7001,19 +7737,25 @@
           <w:tcPr>
             <w:tcW w:type="dxa" w:w="850"/>
             <w:vAlign w:val="center"/>
+            <w:tcMar>
+              <w:top w:w="30" w:type="dxa"/>
+              <w:bottom w:w="30" w:type="dxa"/>
+              <w:start w:w="45" w:type="dxa"/>
+              <w:end w:w="45" w:type="dxa"/>
+            </w:tcMar>
           </w:tcPr>
           <w:p>
             <w:pPr>
-              <w:spacing w:before="0" w:after="0" w:line="240" w:lineRule="auto"/>
+              <w:spacing w:before="0" w:after="0" w:line="228" w:lineRule="auto"/>
               <w:jc w:val="center"/>
             </w:pPr>
             <w:r>
               <w:rPr>
                 <w:rFonts w:ascii="Times New Roman" w:hAnsi="Times New Roman" w:eastAsia="宋体"/>
                 <w:b w:val="0"/>
-                <w:sz w:val="15"/>
+                <w:sz w:val="14"/>
               </w:rPr>
-              <w:t>15%</w:t>
+              <w:t>20%</w:t>
             </w:r>
           </w:p>
         </w:tc>
@@ -7021,19 +7763,25 @@
           <w:tcPr>
             <w:tcW w:type="dxa" w:w="5050"/>
             <w:vAlign w:val="center"/>
+            <w:tcMar>
+              <w:top w:w="30" w:type="dxa"/>
+              <w:bottom w:w="30" w:type="dxa"/>
+              <w:start w:w="45" w:type="dxa"/>
+              <w:end w:w="45" w:type="dxa"/>
+            </w:tcMar>
           </w:tcPr>
           <w:p>
             <w:pPr>
-              <w:spacing w:before="0" w:after="0" w:line="240" w:lineRule="auto"/>
+              <w:spacing w:before="0" w:after="0" w:line="228" w:lineRule="auto"/>
               <w:jc w:val="left"/>
             </w:pPr>
             <w:r>
               <w:rPr>
                 <w:rFonts w:ascii="Times New Roman" w:hAnsi="Times New Roman" w:eastAsia="宋体"/>
                 <w:b w:val="0"/>
-                <w:sz w:val="15"/>
+                <w:sz w:val="14"/>
               </w:rPr>
-              <w:t>工程需求能够转化为明确的安全性、活性或时序约束。</w:t>
+              <w:t>至少包含状态模型及连续/混杂模型，能够支撑主要系统行为，模式、接口和组合关系合理。</w:t>
             </w:r>
           </w:p>
         </w:tc>
@@ -7041,19 +7789,25 @@
           <w:tcPr>
             <w:tcW w:type="dxa" w:w="1550"/>
             <w:vAlign w:val="center"/>
+            <w:tcMar>
+              <w:top w:w="30" w:type="dxa"/>
+              <w:bottom w:w="30" w:type="dxa"/>
+              <w:start w:w="45" w:type="dxa"/>
+              <w:end w:w="45" w:type="dxa"/>
+            </w:tcMar>
           </w:tcPr>
           <w:p>
             <w:pPr>
-              <w:spacing w:before="0" w:after="0" w:line="240" w:lineRule="auto"/>
+              <w:spacing w:before="0" w:after="0" w:line="228" w:lineRule="auto"/>
               <w:jc w:val="center"/>
             </w:pPr>
             <w:r>
               <w:rPr>
                 <w:rFonts w:ascii="Times New Roman" w:hAnsi="Times New Roman" w:eastAsia="宋体"/>
                 <w:b w:val="0"/>
-                <w:sz w:val="15"/>
+                <w:sz w:val="14"/>
               </w:rPr>
-              <w:t>目标 1.4，2.4</w:t>
+              <w:t>目标 1.2—1.4，2.2，2.3</w:t>
             </w:r>
           </w:p>
         </w:tc>
@@ -7066,19 +7820,25 @@
           <w:tcPr>
             <w:tcW w:type="dxa" w:w="1600"/>
             <w:vAlign w:val="center"/>
+            <w:tcMar>
+              <w:top w:w="30" w:type="dxa"/>
+              <w:bottom w:w="30" w:type="dxa"/>
+              <w:start w:w="45" w:type="dxa"/>
+              <w:end w:w="45" w:type="dxa"/>
+            </w:tcMar>
           </w:tcPr>
           <w:p>
             <w:pPr>
-              <w:spacing w:before="0" w:after="0" w:line="240" w:lineRule="auto"/>
+              <w:spacing w:before="0" w:after="0" w:line="228" w:lineRule="auto"/>
               <w:jc w:val="left"/>
             </w:pPr>
             <w:r>
               <w:rPr>
                 <w:rFonts w:ascii="Times New Roman" w:hAnsi="Times New Roman" w:eastAsia="宋体"/>
                 <w:b w:val="0"/>
-                <w:sz w:val="15"/>
+                <w:sz w:val="14"/>
               </w:rPr>
-              <w:t>验证证据</w:t>
+              <w:t>需求、安全、验证与测试</w:t>
             </w:r>
           </w:p>
         </w:tc>
@@ -7086,19 +7846,25 @@
           <w:tcPr>
             <w:tcW w:type="dxa" w:w="850"/>
             <w:vAlign w:val="center"/>
+            <w:tcMar>
+              <w:top w:w="30" w:type="dxa"/>
+              <w:bottom w:w="30" w:type="dxa"/>
+              <w:start w:w="45" w:type="dxa"/>
+              <w:end w:w="45" w:type="dxa"/>
+            </w:tcMar>
           </w:tcPr>
           <w:p>
             <w:pPr>
-              <w:spacing w:before="0" w:after="0" w:line="240" w:lineRule="auto"/>
+              <w:spacing w:before="0" w:after="0" w:line="228" w:lineRule="auto"/>
               <w:jc w:val="center"/>
             </w:pPr>
             <w:r>
               <w:rPr>
                 <w:rFonts w:ascii="Times New Roman" w:hAnsi="Times New Roman" w:eastAsia="宋体"/>
                 <w:b w:val="0"/>
-                <w:sz w:val="15"/>
+                <w:sz w:val="14"/>
               </w:rPr>
-              <w:t>25%</w:t>
+              <w:t>20%</w:t>
             </w:r>
           </w:p>
         </w:tc>
@@ -7106,19 +7872,25 @@
           <w:tcPr>
             <w:tcW w:type="dxa" w:w="5050"/>
             <w:vAlign w:val="center"/>
+            <w:tcMar>
+              <w:top w:w="30" w:type="dxa"/>
+              <w:bottom w:w="30" w:type="dxa"/>
+              <w:start w:w="45" w:type="dxa"/>
+              <w:end w:w="45" w:type="dxa"/>
+            </w:tcMar>
           </w:tcPr>
           <w:p>
             <w:pPr>
-              <w:spacing w:before="0" w:after="0" w:line="240" w:lineRule="auto"/>
+              <w:spacing w:before="0" w:after="0" w:line="228" w:lineRule="auto"/>
               <w:jc w:val="left"/>
             </w:pPr>
             <w:r>
               <w:rPr>
                 <w:rFonts w:ascii="Times New Roman" w:hAnsi="Times New Roman" w:eastAsia="宋体"/>
                 <w:b w:val="0"/>
-                <w:sz w:val="15"/>
+                <w:sz w:val="14"/>
               </w:rPr>
-              <w:t>给出可达性、不变量、轨迹检查或反例，验证过程可复核。</w:t>
+              <w:t>关键安全/活性需求明确，包含边界、故障、可达性/不变量/轨迹/反例等验证证据，并完成测试或复验。</w:t>
             </w:r>
           </w:p>
         </w:tc>
@@ -7126,19 +7898,25 @@
           <w:tcPr>
             <w:tcW w:type="dxa" w:w="1550"/>
             <w:vAlign w:val="center"/>
+            <w:tcMar>
+              <w:top w:w="30" w:type="dxa"/>
+              <w:bottom w:w="30" w:type="dxa"/>
+              <w:start w:w="45" w:type="dxa"/>
+              <w:end w:w="45" w:type="dxa"/>
+            </w:tcMar>
           </w:tcPr>
           <w:p>
             <w:pPr>
-              <w:spacing w:before="0" w:after="0" w:line="240" w:lineRule="auto"/>
+              <w:spacing w:before="0" w:after="0" w:line="228" w:lineRule="auto"/>
               <w:jc w:val="center"/>
             </w:pPr>
             <w:r>
               <w:rPr>
                 <w:rFonts w:ascii="Times New Roman" w:hAnsi="Times New Roman" w:eastAsia="宋体"/>
                 <w:b w:val="0"/>
-                <w:sz w:val="15"/>
+                <w:sz w:val="14"/>
               </w:rPr>
-              <w:t>目标 2.4，3.2，3.4</w:t>
+              <w:t>目标 1.4，2.4，3.2—3.4</w:t>
             </w:r>
           </w:p>
         </w:tc>
@@ -7151,19 +7929,25 @@
           <w:tcPr>
             <w:tcW w:type="dxa" w:w="1600"/>
             <w:vAlign w:val="center"/>
+            <w:tcMar>
+              <w:top w:w="30" w:type="dxa"/>
+              <w:bottom w:w="30" w:type="dxa"/>
+              <w:start w:w="45" w:type="dxa"/>
+              <w:end w:w="45" w:type="dxa"/>
+            </w:tcMar>
           </w:tcPr>
           <w:p>
             <w:pPr>
-              <w:spacing w:before="0" w:after="0" w:line="240" w:lineRule="auto"/>
+              <w:spacing w:before="0" w:after="0" w:line="228" w:lineRule="auto"/>
               <w:jc w:val="left"/>
             </w:pPr>
             <w:r>
               <w:rPr>
                 <w:rFonts w:ascii="Times New Roman" w:hAnsi="Times New Roman" w:eastAsia="宋体"/>
                 <w:b w:val="0"/>
-                <w:sz w:val="15"/>
+                <w:sz w:val="14"/>
               </w:rPr>
-              <w:t>故障与修正</w:t>
+              <w:t>数字孪生、工业互联与工程约束</w:t>
             </w:r>
           </w:p>
         </w:tc>
@@ -7171,17 +7955,23 @@
           <w:tcPr>
             <w:tcW w:type="dxa" w:w="850"/>
             <w:vAlign w:val="center"/>
+            <w:tcMar>
+              <w:top w:w="30" w:type="dxa"/>
+              <w:bottom w:w="30" w:type="dxa"/>
+              <w:start w:w="45" w:type="dxa"/>
+              <w:end w:w="45" w:type="dxa"/>
+            </w:tcMar>
           </w:tcPr>
           <w:p>
             <w:pPr>
-              <w:spacing w:before="0" w:after="0" w:line="240" w:lineRule="auto"/>
+              <w:spacing w:before="0" w:after="0" w:line="228" w:lineRule="auto"/>
               <w:jc w:val="center"/>
             </w:pPr>
             <w:r>
               <w:rPr>
                 <w:rFonts w:ascii="Times New Roman" w:hAnsi="Times New Roman" w:eastAsia="宋体"/>
                 <w:b w:val="0"/>
-                <w:sz w:val="15"/>
+                <w:sz w:val="14"/>
               </w:rPr>
               <w:t>10%</w:t>
             </w:r>
@@ -7191,19 +7981,25 @@
           <w:tcPr>
             <w:tcW w:type="dxa" w:w="5050"/>
             <w:vAlign w:val="center"/>
+            <w:tcMar>
+              <w:top w:w="30" w:type="dxa"/>
+              <w:bottom w:w="30" w:type="dxa"/>
+              <w:start w:w="45" w:type="dxa"/>
+              <w:end w:w="45" w:type="dxa"/>
+            </w:tcMar>
           </w:tcPr>
           <w:p>
             <w:pPr>
-              <w:spacing w:before="0" w:after="0" w:line="240" w:lineRule="auto"/>
+              <w:spacing w:before="0" w:after="0" w:line="228" w:lineRule="auto"/>
               <w:jc w:val="left"/>
             </w:pPr>
             <w:r>
               <w:rPr>
                 <w:rFonts w:ascii="Times New Roman" w:hAnsi="Times New Roman" w:eastAsia="宋体"/>
                 <w:b w:val="0"/>
-                <w:sz w:val="15"/>
+                <w:sz w:val="14"/>
               </w:rPr>
-              <w:t>能够通过故障注入或反例定位缺陷，完成修正和复验。</w:t>
+              <w:t>能够说明数字孪生、工业互联网、边缘计算或相关技术在方案中的作用、时延/数据质量等约束及适用边界。</w:t>
             </w:r>
           </w:p>
         </w:tc>
@@ -7211,19 +8007,25 @@
           <w:tcPr>
             <w:tcW w:type="dxa" w:w="1550"/>
             <w:vAlign w:val="center"/>
+            <w:tcMar>
+              <w:top w:w="30" w:type="dxa"/>
+              <w:bottom w:w="30" w:type="dxa"/>
+              <w:start w:w="45" w:type="dxa"/>
+              <w:end w:w="45" w:type="dxa"/>
+            </w:tcMar>
           </w:tcPr>
           <w:p>
             <w:pPr>
-              <w:spacing w:before="0" w:after="0" w:line="240" w:lineRule="auto"/>
+              <w:spacing w:before="0" w:after="0" w:line="228" w:lineRule="auto"/>
               <w:jc w:val="center"/>
             </w:pPr>
             <w:r>
               <w:rPr>
                 <w:rFonts w:ascii="Times New Roman" w:hAnsi="Times New Roman" w:eastAsia="宋体"/>
                 <w:b w:val="0"/>
-                <w:sz w:val="15"/>
+                <w:sz w:val="14"/>
               </w:rPr>
-              <w:t>目标 3.3，3.4</w:t>
+              <w:t>目标 1.1，2.4，3.4</w:t>
             </w:r>
           </w:p>
         </w:tc>
@@ -7236,19 +8038,25 @@
           <w:tcPr>
             <w:tcW w:type="dxa" w:w="1600"/>
             <w:vAlign w:val="center"/>
+            <w:tcMar>
+              <w:top w:w="30" w:type="dxa"/>
+              <w:bottom w:w="30" w:type="dxa"/>
+              <w:start w:w="45" w:type="dxa"/>
+              <w:end w:w="45" w:type="dxa"/>
+            </w:tcMar>
           </w:tcPr>
           <w:p>
             <w:pPr>
-              <w:spacing w:before="0" w:after="0" w:line="240" w:lineRule="auto"/>
+              <w:spacing w:before="0" w:after="0" w:line="228" w:lineRule="auto"/>
               <w:jc w:val="left"/>
             </w:pPr>
             <w:r>
               <w:rPr>
                 <w:rFonts w:ascii="Times New Roman" w:hAnsi="Times New Roman" w:eastAsia="宋体"/>
                 <w:b w:val="0"/>
-                <w:sz w:val="15"/>
+                <w:sz w:val="14"/>
               </w:rPr>
-              <w:t>文档规范</w:t>
+              <w:t>综合报告、答辩与个人核验</w:t>
             </w:r>
           </w:p>
         </w:tc>
@@ -7256,19 +8064,25 @@
           <w:tcPr>
             <w:tcW w:type="dxa" w:w="850"/>
             <w:vAlign w:val="center"/>
+            <w:tcMar>
+              <w:top w:w="30" w:type="dxa"/>
+              <w:bottom w:w="30" w:type="dxa"/>
+              <w:start w:w="45" w:type="dxa"/>
+              <w:end w:w="45" w:type="dxa"/>
+            </w:tcMar>
           </w:tcPr>
           <w:p>
             <w:pPr>
-              <w:spacing w:before="0" w:after="0" w:line="240" w:lineRule="auto"/>
+              <w:spacing w:before="0" w:after="0" w:line="228" w:lineRule="auto"/>
               <w:jc w:val="center"/>
             </w:pPr>
             <w:r>
               <w:rPr>
                 <w:rFonts w:ascii="Times New Roman" w:hAnsi="Times New Roman" w:eastAsia="宋体"/>
                 <w:b w:val="0"/>
-                <w:sz w:val="15"/>
+                <w:sz w:val="14"/>
               </w:rPr>
-              <w:t>5%</w:t>
+              <w:t>20%</w:t>
             </w:r>
           </w:p>
         </w:tc>
@@ -7276,19 +8090,25 @@
           <w:tcPr>
             <w:tcW w:type="dxa" w:w="5050"/>
             <w:vAlign w:val="center"/>
+            <w:tcMar>
+              <w:top w:w="30" w:type="dxa"/>
+              <w:bottom w:w="30" w:type="dxa"/>
+              <w:start w:w="45" w:type="dxa"/>
+              <w:end w:w="45" w:type="dxa"/>
+            </w:tcMar>
           </w:tcPr>
           <w:p>
             <w:pPr>
-              <w:spacing w:before="0" w:after="0" w:line="240" w:lineRule="auto"/>
+              <w:spacing w:before="0" w:after="0" w:line="228" w:lineRule="auto"/>
               <w:jc w:val="left"/>
             </w:pPr>
             <w:r>
               <w:rPr>
                 <w:rFonts w:ascii="Times New Roman" w:hAnsi="Times New Roman" w:eastAsia="宋体"/>
                 <w:b w:val="0"/>
-                <w:sz w:val="15"/>
+                <w:sz w:val="14"/>
               </w:rPr>
-              <w:t>模型、参数、版本、图表和结论记录完整。</w:t>
+              <w:t>架构图、状态图、接口、需求、验证证据和设计说明完整；能够独立解释关键模型、验证结果与设计取舍，并回答或现场修正指定问题。</w:t>
             </w:r>
           </w:p>
         </w:tc>
@@ -7296,19 +8116,25 @@
           <w:tcPr>
             <w:tcW w:type="dxa" w:w="1550"/>
             <w:vAlign w:val="center"/>
+            <w:tcMar>
+              <w:top w:w="30" w:type="dxa"/>
+              <w:bottom w:w="30" w:type="dxa"/>
+              <w:start w:w="45" w:type="dxa"/>
+              <w:end w:w="45" w:type="dxa"/>
+            </w:tcMar>
           </w:tcPr>
           <w:p>
             <w:pPr>
-              <w:spacing w:before="0" w:after="0" w:line="240" w:lineRule="auto"/>
+              <w:spacing w:before="0" w:after="0" w:line="228" w:lineRule="auto"/>
               <w:jc w:val="center"/>
             </w:pPr>
             <w:r>
               <w:rPr>
                 <w:rFonts w:ascii="Times New Roman" w:hAnsi="Times New Roman" w:eastAsia="宋体"/>
                 <w:b w:val="0"/>
-                <w:sz w:val="15"/>
+                <w:sz w:val="14"/>
               </w:rPr>
-              <w:t>目标 3.2，3.3</w:t>
+              <w:t>目标 2.1—2.4，3.1—3.4</w:t>
             </w:r>
           </w:p>
         </w:tc>
@@ -7318,17 +8144,23 @@
           <w:tcPr>
             <w:tcW w:type="dxa" w:w="1600"/>
             <w:vAlign w:val="center"/>
+            <w:tcMar>
+              <w:top w:w="30" w:type="dxa"/>
+              <w:bottom w:w="30" w:type="dxa"/>
+              <w:start w:w="45" w:type="dxa"/>
+              <w:end w:w="45" w:type="dxa"/>
+            </w:tcMar>
           </w:tcPr>
           <w:p>
             <w:pPr>
-              <w:spacing w:before="0" w:after="0" w:line="240" w:lineRule="auto"/>
+              <w:spacing w:before="0" w:after="0" w:line="228" w:lineRule="auto"/>
               <w:jc w:val="center"/>
             </w:pPr>
             <w:r>
               <w:rPr>
                 <w:rFonts w:ascii="Times New Roman" w:hAnsi="Times New Roman" w:eastAsia="宋体"/>
                 <w:b/>
-                <w:sz w:val="16"/>
+                <w:sz w:val="14"/>
               </w:rPr>
               <w:t>合计</w:t>
             </w:r>
@@ -7338,17 +8170,23 @@
           <w:tcPr>
             <w:tcW w:type="dxa" w:w="850"/>
             <w:vAlign w:val="center"/>
+            <w:tcMar>
+              <w:top w:w="30" w:type="dxa"/>
+              <w:bottom w:w="30" w:type="dxa"/>
+              <w:start w:w="45" w:type="dxa"/>
+              <w:end w:w="45" w:type="dxa"/>
+            </w:tcMar>
           </w:tcPr>
           <w:p>
             <w:pPr>
-              <w:spacing w:before="0" w:after="0" w:line="240" w:lineRule="auto"/>
+              <w:spacing w:before="0" w:after="0" w:line="228" w:lineRule="auto"/>
               <w:jc w:val="center"/>
             </w:pPr>
             <w:r>
               <w:rPr>
                 <w:rFonts w:ascii="Times New Roman" w:hAnsi="Times New Roman" w:eastAsia="宋体"/>
                 <w:b/>
-                <w:sz w:val="16"/>
+                <w:sz w:val="14"/>
               </w:rPr>
               <w:t>100%</w:t>
             </w:r>
@@ -7358,17 +8196,23 @@
           <w:tcPr>
             <w:tcW w:type="dxa" w:w="5050"/>
             <w:vAlign w:val="center"/>
+            <w:tcMar>
+              <w:top w:w="30" w:type="dxa"/>
+              <w:bottom w:w="30" w:type="dxa"/>
+              <w:start w:w="45" w:type="dxa"/>
+              <w:end w:w="45" w:type="dxa"/>
+            </w:tcMar>
           </w:tcPr>
           <w:p>
             <w:pPr>
-              <w:spacing w:before="0" w:after="0" w:line="240" w:lineRule="auto"/>
+              <w:spacing w:before="0" w:after="0" w:line="228" w:lineRule="auto"/>
               <w:jc w:val="center"/>
             </w:pPr>
             <w:r>
               <w:rPr>
                 <w:rFonts w:ascii="Times New Roman" w:hAnsi="Times New Roman" w:eastAsia="宋体"/>
                 <w:b/>
-                <w:sz w:val="16"/>
+                <w:sz w:val="14"/>
               </w:rPr>
             </w:r>
           </w:p>
@@ -7377,17 +8221,23 @@
           <w:tcPr>
             <w:tcW w:type="dxa" w:w="1550"/>
             <w:vAlign w:val="center"/>
+            <w:tcMar>
+              <w:top w:w="30" w:type="dxa"/>
+              <w:bottom w:w="30" w:type="dxa"/>
+              <w:start w:w="45" w:type="dxa"/>
+              <w:end w:w="45" w:type="dxa"/>
+            </w:tcMar>
           </w:tcPr>
           <w:p>
             <w:pPr>
-              <w:spacing w:before="0" w:after="0" w:line="240" w:lineRule="auto"/>
+              <w:spacing w:before="0" w:after="0" w:line="228" w:lineRule="auto"/>
               <w:jc w:val="center"/>
             </w:pPr>
             <w:r>
               <w:rPr>
                 <w:rFonts w:ascii="Times New Roman" w:hAnsi="Times New Roman" w:eastAsia="宋体"/>
                 <w:b/>
-                <w:sz w:val="16"/>
+                <w:sz w:val="14"/>
               </w:rPr>
             </w:r>
           </w:p>
@@ -7395,750 +8245,6 @@
       </w:tr>
     </w:tbl>
     <w:p/>
-    <w:p>
-      <w:pPr>
-        <w:keepNext/>
-        <w:spacing w:before="0" w:after="0" w:line="240" w:lineRule="auto"/>
-        <w:jc w:val="left"/>
-      </w:pPr>
-      <w:r>
-        <w:rPr>
-          <w:rFonts w:ascii="Times New Roman" w:hAnsi="Times New Roman" w:eastAsia="宋体"/>
-          <w:b/>
-          <w:sz w:val="21"/>
-        </w:rPr>
-        <w:t>（4）综合案例设计评分标准</w:t>
-      </w:r>
-    </w:p>
-    <w:tbl>
-      <w:tblPr>
-        <w:tblW w:type="auto" w:w="0"/>
-        <w:jc w:val="center"/>
-        <w:tblLayout w:type="fixed"/>
-        <w:tblLook w:firstColumn="1" w:firstRow="1" w:lastColumn="0" w:lastRow="0" w:noHBand="0" w:noVBand="1" w:val="04A0"/>
-        <w:tblBorders>
-          <w:top w:val="single" w:sz="4" w:space="0" w:color="000000"/>
-          <w:left w:val="single" w:sz="4" w:space="0" w:color="000000"/>
-          <w:bottom w:val="single" w:sz="4" w:space="0" w:color="000000"/>
-          <w:right w:val="single" w:sz="4" w:space="0" w:color="000000"/>
-          <w:insideH w:val="single" w:sz="4" w:space="0" w:color="000000"/>
-          <w:insideV w:val="single" w:sz="4" w:space="0" w:color="000000"/>
-        </w:tblBorders>
-      </w:tblPr>
-      <w:tblGrid>
-        <w:gridCol w:w="1600"/>
-        <w:gridCol w:w="850"/>
-        <w:gridCol w:w="5050"/>
-        <w:gridCol w:w="1550"/>
-      </w:tblGrid>
-      <w:tr>
-        <w:trPr>
-          <w:tblHeader w:val="true"/>
-        </w:trPr>
-        <w:tc>
-          <w:tcPr>
-            <w:tcW w:type="dxa" w:w="1600"/>
-            <w:vAlign w:val="center"/>
-            <w:tcMar>
-              <w:top w:w="65" w:type="dxa"/>
-              <w:bottom w:w="65" w:type="dxa"/>
-              <w:start w:w="65" w:type="dxa"/>
-              <w:end w:w="65" w:type="dxa"/>
-            </w:tcMar>
-          </w:tcPr>
-          <w:p>
-            <w:pPr>
-              <w:spacing w:before="0" w:after="0" w:line="240" w:lineRule="auto"/>
-              <w:jc w:val="center"/>
-            </w:pPr>
-            <w:r/>
-            <w:r>
-              <w:rPr>
-                <w:rFonts w:ascii="Times New Roman" w:hAnsi="Times New Roman" w:cs="Times New Roman" w:eastAsia="宋体" w:hint="eastAsia"/>
-                <w:b/>
-                <w:sz w:val="16"/>
-                <w:lang w:eastAsia="zh-CN"/>
-              </w:rPr>
-              <w:t>考核内容</w:t>
-            </w:r>
-          </w:p>
-        </w:tc>
-        <w:tc>
-          <w:tcPr>
-            <w:tcW w:type="dxa" w:w="850"/>
-            <w:vAlign w:val="center"/>
-            <w:tcMar>
-              <w:top w:w="65" w:type="dxa"/>
-              <w:bottom w:w="65" w:type="dxa"/>
-              <w:start w:w="65" w:type="dxa"/>
-              <w:end w:w="65" w:type="dxa"/>
-            </w:tcMar>
-          </w:tcPr>
-          <w:p>
-            <w:pPr>
-              <w:spacing w:before="0" w:after="0" w:line="240" w:lineRule="auto"/>
-              <w:jc w:val="center"/>
-            </w:pPr>
-            <w:r/>
-            <w:r>
-              <w:rPr>
-                <w:rFonts w:ascii="Times New Roman" w:hAnsi="Times New Roman" w:cs="Times New Roman" w:eastAsia="宋体" w:hint="eastAsia"/>
-                <w:b/>
-                <w:sz w:val="16"/>
-                <w:lang w:eastAsia="zh-CN"/>
-              </w:rPr>
-              <w:t>成绩占比</w:t>
-            </w:r>
-          </w:p>
-        </w:tc>
-        <w:tc>
-          <w:tcPr>
-            <w:tcW w:type="dxa" w:w="5050"/>
-            <w:vAlign w:val="center"/>
-            <w:tcMar>
-              <w:top w:w="65" w:type="dxa"/>
-              <w:bottom w:w="65" w:type="dxa"/>
-              <w:start w:w="65" w:type="dxa"/>
-              <w:end w:w="65" w:type="dxa"/>
-            </w:tcMar>
-          </w:tcPr>
-          <w:p>
-            <w:pPr>
-              <w:spacing w:before="0" w:after="0" w:line="240" w:lineRule="auto"/>
-              <w:jc w:val="center"/>
-            </w:pPr>
-            <w:r/>
-            <w:r>
-              <w:rPr>
-                <w:rFonts w:ascii="Times New Roman" w:hAnsi="Times New Roman" w:cs="Times New Roman" w:eastAsia="宋体" w:hint="eastAsia"/>
-                <w:b/>
-                <w:sz w:val="16"/>
-                <w:lang w:eastAsia="zh-CN"/>
-              </w:rPr>
-              <w:t>考核目标与评分要求</w:t>
-            </w:r>
-          </w:p>
-        </w:tc>
-        <w:tc>
-          <w:tcPr>
-            <w:tcW w:type="dxa" w:w="1550"/>
-            <w:vAlign w:val="center"/>
-            <w:tcMar>
-              <w:top w:w="65" w:type="dxa"/>
-              <w:bottom w:w="65" w:type="dxa"/>
-              <w:start w:w="65" w:type="dxa"/>
-              <w:end w:w="65" w:type="dxa"/>
-            </w:tcMar>
-          </w:tcPr>
-          <w:p>
-            <w:pPr>
-              <w:spacing w:before="0" w:after="0" w:line="240" w:lineRule="auto"/>
-              <w:jc w:val="center"/>
-            </w:pPr>
-            <w:r/>
-            <w:r>
-              <w:rPr>
-                <w:rFonts w:ascii="Times New Roman" w:hAnsi="Times New Roman" w:cs="Times New Roman" w:eastAsia="宋体" w:hint="eastAsia"/>
-                <w:b/>
-                <w:sz w:val="16"/>
-                <w:lang w:eastAsia="zh-CN"/>
-              </w:rPr>
-              <w:t>课程目标</w:t>
-            </w:r>
-          </w:p>
-        </w:tc>
-      </w:tr>
-      <w:tr>
-        <w:trPr>
-          <w:cantSplit/>
-        </w:trPr>
-        <w:tc>
-          <w:tcPr>
-            <w:tcW w:type="dxa" w:w="1600"/>
-            <w:vAlign w:val="center"/>
-          </w:tcPr>
-          <w:p>
-            <w:pPr>
-              <w:spacing w:before="0" w:after="0" w:line="240" w:lineRule="auto"/>
-              <w:jc w:val="left"/>
-            </w:pPr>
-            <w:r>
-              <w:rPr>
-                <w:rFonts w:ascii="Times New Roman" w:hAnsi="Times New Roman" w:eastAsia="宋体"/>
-                <w:b w:val="0"/>
-                <w:sz w:val="15"/>
-              </w:rPr>
-              <w:t>场景与系统边界</w:t>
-            </w:r>
-          </w:p>
-        </w:tc>
-        <w:tc>
-          <w:tcPr>
-            <w:tcW w:type="dxa" w:w="850"/>
-            <w:vAlign w:val="center"/>
-          </w:tcPr>
-          <w:p>
-            <w:pPr>
-              <w:spacing w:before="0" w:after="0" w:line="240" w:lineRule="auto"/>
-              <w:jc w:val="center"/>
-            </w:pPr>
-            <w:r>
-              <w:rPr>
-                <w:rFonts w:ascii="Times New Roman" w:hAnsi="Times New Roman" w:eastAsia="宋体"/>
-                <w:b w:val="0"/>
-                <w:sz w:val="15"/>
-              </w:rPr>
-              <w:t>15%</w:t>
-            </w:r>
-          </w:p>
-        </w:tc>
-        <w:tc>
-          <w:tcPr>
-            <w:tcW w:type="dxa" w:w="5050"/>
-            <w:vAlign w:val="center"/>
-          </w:tcPr>
-          <w:p>
-            <w:pPr>
-              <w:spacing w:before="0" w:after="0" w:line="240" w:lineRule="auto"/>
-              <w:jc w:val="left"/>
-            </w:pPr>
-            <w:r>
-              <w:rPr>
-                <w:rFonts w:ascii="Times New Roman" w:hAnsi="Times New Roman" w:eastAsia="宋体"/>
-                <w:b w:val="0"/>
-                <w:sz w:val="15"/>
-              </w:rPr>
-              <w:t>智能制造场景真实明确，物理对象、计算节点、网络和人员边界清楚。</w:t>
-            </w:r>
-          </w:p>
-        </w:tc>
-        <w:tc>
-          <w:tcPr>
-            <w:tcW w:type="dxa" w:w="1550"/>
-            <w:vAlign w:val="center"/>
-          </w:tcPr>
-          <w:p>
-            <w:pPr>
-              <w:spacing w:before="0" w:after="0" w:line="240" w:lineRule="auto"/>
-              <w:jc w:val="center"/>
-            </w:pPr>
-            <w:r>
-              <w:rPr>
-                <w:rFonts w:ascii="Times New Roman" w:hAnsi="Times New Roman" w:eastAsia="宋体"/>
-                <w:b w:val="0"/>
-                <w:sz w:val="15"/>
-              </w:rPr>
-              <w:t>目标 1.1，2.1，3.1</w:t>
-            </w:r>
-          </w:p>
-        </w:tc>
-      </w:tr>
-      <w:tr>
-        <w:trPr>
-          <w:cantSplit/>
-        </w:trPr>
-        <w:tc>
-          <w:tcPr>
-            <w:tcW w:type="dxa" w:w="1600"/>
-            <w:vAlign w:val="center"/>
-          </w:tcPr>
-          <w:p>
-            <w:pPr>
-              <w:spacing w:before="0" w:after="0" w:line="240" w:lineRule="auto"/>
-              <w:jc w:val="left"/>
-            </w:pPr>
-            <w:r>
-              <w:rPr>
-                <w:rFonts w:ascii="Times New Roman" w:hAnsi="Times New Roman" w:eastAsia="宋体"/>
-                <w:b w:val="0"/>
-                <w:sz w:val="15"/>
-              </w:rPr>
-              <w:t>CPS架构与接口</w:t>
-            </w:r>
-          </w:p>
-        </w:tc>
-        <w:tc>
-          <w:tcPr>
-            <w:tcW w:type="dxa" w:w="850"/>
-            <w:vAlign w:val="center"/>
-          </w:tcPr>
-          <w:p>
-            <w:pPr>
-              <w:spacing w:before="0" w:after="0" w:line="240" w:lineRule="auto"/>
-              <w:jc w:val="center"/>
-            </w:pPr>
-            <w:r>
-              <w:rPr>
-                <w:rFonts w:ascii="Times New Roman" w:hAnsi="Times New Roman" w:eastAsia="宋体"/>
-                <w:b w:val="0"/>
-                <w:sz w:val="15"/>
-              </w:rPr>
-              <w:t>20%</w:t>
-            </w:r>
-          </w:p>
-        </w:tc>
-        <w:tc>
-          <w:tcPr>
-            <w:tcW w:type="dxa" w:w="5050"/>
-            <w:vAlign w:val="center"/>
-          </w:tcPr>
-          <w:p>
-            <w:pPr>
-              <w:spacing w:before="0" w:after="0" w:line="240" w:lineRule="auto"/>
-              <w:jc w:val="left"/>
-            </w:pPr>
-            <w:r>
-              <w:rPr>
-                <w:rFonts w:ascii="Times New Roman" w:hAnsi="Times New Roman" w:eastAsia="宋体"/>
-                <w:b w:val="0"/>
-                <w:sz w:val="15"/>
-              </w:rPr>
-              <w:t>感知、计算、通信、控制、执行和反馈闭环完整，接口表一致。</w:t>
-            </w:r>
-          </w:p>
-        </w:tc>
-        <w:tc>
-          <w:tcPr>
-            <w:tcW w:type="dxa" w:w="1550"/>
-            <w:vAlign w:val="center"/>
-          </w:tcPr>
-          <w:p>
-            <w:pPr>
-              <w:spacing w:before="0" w:after="0" w:line="240" w:lineRule="auto"/>
-              <w:jc w:val="center"/>
-            </w:pPr>
-            <w:r>
-              <w:rPr>
-                <w:rFonts w:ascii="Times New Roman" w:hAnsi="Times New Roman" w:eastAsia="宋体"/>
-                <w:b w:val="0"/>
-                <w:sz w:val="15"/>
-              </w:rPr>
-              <w:t>目标 2.1，2.4，3.3</w:t>
-            </w:r>
-          </w:p>
-        </w:tc>
-      </w:tr>
-      <w:tr>
-        <w:trPr>
-          <w:cantSplit/>
-        </w:trPr>
-        <w:tc>
-          <w:tcPr>
-            <w:tcW w:type="dxa" w:w="1600"/>
-            <w:vAlign w:val="center"/>
-          </w:tcPr>
-          <w:p>
-            <w:pPr>
-              <w:spacing w:before="0" w:after="0" w:line="240" w:lineRule="auto"/>
-              <w:jc w:val="left"/>
-            </w:pPr>
-            <w:r>
-              <w:rPr>
-                <w:rFonts w:ascii="Times New Roman" w:hAnsi="Times New Roman" w:eastAsia="宋体"/>
-                <w:b w:val="0"/>
-                <w:sz w:val="15"/>
-              </w:rPr>
-              <w:t>核心模型</w:t>
-            </w:r>
-          </w:p>
-        </w:tc>
-        <w:tc>
-          <w:tcPr>
-            <w:tcW w:type="dxa" w:w="850"/>
-            <w:vAlign w:val="center"/>
-          </w:tcPr>
-          <w:p>
-            <w:pPr>
-              <w:spacing w:before="0" w:after="0" w:line="240" w:lineRule="auto"/>
-              <w:jc w:val="center"/>
-            </w:pPr>
-            <w:r>
-              <w:rPr>
-                <w:rFonts w:ascii="Times New Roman" w:hAnsi="Times New Roman" w:eastAsia="宋体"/>
-                <w:b w:val="0"/>
-                <w:sz w:val="15"/>
-              </w:rPr>
-              <w:t>20%</w:t>
-            </w:r>
-          </w:p>
-        </w:tc>
-        <w:tc>
-          <w:tcPr>
-            <w:tcW w:type="dxa" w:w="5050"/>
-            <w:vAlign w:val="center"/>
-          </w:tcPr>
-          <w:p>
-            <w:pPr>
-              <w:spacing w:before="0" w:after="0" w:line="240" w:lineRule="auto"/>
-              <w:jc w:val="left"/>
-            </w:pPr>
-            <w:r>
-              <w:rPr>
-                <w:rFonts w:ascii="Times New Roman" w:hAnsi="Times New Roman" w:eastAsia="宋体"/>
-                <w:b w:val="0"/>
-                <w:sz w:val="15"/>
-              </w:rPr>
-              <w:t>至少包含状态模型及连续/混杂模型，能够支撑主要系统行为说明。</w:t>
-            </w:r>
-          </w:p>
-        </w:tc>
-        <w:tc>
-          <w:tcPr>
-            <w:tcW w:type="dxa" w:w="1550"/>
-            <w:vAlign w:val="center"/>
-          </w:tcPr>
-          <w:p>
-            <w:pPr>
-              <w:spacing w:before="0" w:after="0" w:line="240" w:lineRule="auto"/>
-              <w:jc w:val="center"/>
-            </w:pPr>
-            <w:r>
-              <w:rPr>
-                <w:rFonts w:ascii="Times New Roman" w:hAnsi="Times New Roman" w:eastAsia="宋体"/>
-                <w:b w:val="0"/>
-                <w:sz w:val="15"/>
-              </w:rPr>
-              <w:t>目标 2.2，2.3</w:t>
-            </w:r>
-          </w:p>
-        </w:tc>
-      </w:tr>
-      <w:tr>
-        <w:trPr>
-          <w:cantSplit/>
-        </w:trPr>
-        <w:tc>
-          <w:tcPr>
-            <w:tcW w:type="dxa" w:w="1600"/>
-            <w:vAlign w:val="center"/>
-          </w:tcPr>
-          <w:p>
-            <w:pPr>
-              <w:spacing w:before="0" w:after="0" w:line="240" w:lineRule="auto"/>
-              <w:jc w:val="left"/>
-            </w:pPr>
-            <w:r>
-              <w:rPr>
-                <w:rFonts w:ascii="Times New Roman" w:hAnsi="Times New Roman" w:eastAsia="宋体"/>
-                <w:b w:val="0"/>
-                <w:sz w:val="15"/>
-              </w:rPr>
-              <w:t>需求、安全与验证</w:t>
-            </w:r>
-          </w:p>
-        </w:tc>
-        <w:tc>
-          <w:tcPr>
-            <w:tcW w:type="dxa" w:w="850"/>
-            <w:vAlign w:val="center"/>
-          </w:tcPr>
-          <w:p>
-            <w:pPr>
-              <w:spacing w:before="0" w:after="0" w:line="240" w:lineRule="auto"/>
-              <w:jc w:val="center"/>
-            </w:pPr>
-            <w:r>
-              <w:rPr>
-                <w:rFonts w:ascii="Times New Roman" w:hAnsi="Times New Roman" w:eastAsia="宋体"/>
-                <w:b w:val="0"/>
-                <w:sz w:val="15"/>
-              </w:rPr>
-              <w:t>20%</w:t>
-            </w:r>
-          </w:p>
-        </w:tc>
-        <w:tc>
-          <w:tcPr>
-            <w:tcW w:type="dxa" w:w="5050"/>
-            <w:vAlign w:val="center"/>
-          </w:tcPr>
-          <w:p>
-            <w:pPr>
-              <w:spacing w:before="0" w:after="0" w:line="240" w:lineRule="auto"/>
-              <w:jc w:val="left"/>
-            </w:pPr>
-            <w:r>
-              <w:rPr>
-                <w:rFonts w:ascii="Times New Roman" w:hAnsi="Times New Roman" w:eastAsia="宋体"/>
-                <w:b w:val="0"/>
-                <w:sz w:val="15"/>
-              </w:rPr>
-              <w:t>关键安全/活性需求明确，有边界、故障和验证证据。</w:t>
-            </w:r>
-          </w:p>
-        </w:tc>
-        <w:tc>
-          <w:tcPr>
-            <w:tcW w:type="dxa" w:w="1550"/>
-            <w:vAlign w:val="center"/>
-          </w:tcPr>
-          <w:p>
-            <w:pPr>
-              <w:spacing w:before="0" w:after="0" w:line="240" w:lineRule="auto"/>
-              <w:jc w:val="center"/>
-            </w:pPr>
-            <w:r>
-              <w:rPr>
-                <w:rFonts w:ascii="Times New Roman" w:hAnsi="Times New Roman" w:eastAsia="宋体"/>
-                <w:b w:val="0"/>
-                <w:sz w:val="15"/>
-              </w:rPr>
-              <w:t>目标 1.4，2.4，3.3，3.4</w:t>
-            </w:r>
-          </w:p>
-        </w:tc>
-      </w:tr>
-      <w:tr>
-        <w:trPr>
-          <w:cantSplit/>
-        </w:trPr>
-        <w:tc>
-          <w:tcPr>
-            <w:tcW w:type="dxa" w:w="1600"/>
-            <w:vAlign w:val="center"/>
-          </w:tcPr>
-          <w:p>
-            <w:pPr>
-              <w:spacing w:before="0" w:after="0" w:line="240" w:lineRule="auto"/>
-              <w:jc w:val="left"/>
-            </w:pPr>
-            <w:r>
-              <w:rPr>
-                <w:rFonts w:ascii="Times New Roman" w:hAnsi="Times New Roman" w:eastAsia="宋体"/>
-                <w:b w:val="0"/>
-                <w:sz w:val="15"/>
-              </w:rPr>
-              <w:t>数字孪生/工业互联分析</w:t>
-            </w:r>
-          </w:p>
-        </w:tc>
-        <w:tc>
-          <w:tcPr>
-            <w:tcW w:type="dxa" w:w="850"/>
-            <w:vAlign w:val="center"/>
-          </w:tcPr>
-          <w:p>
-            <w:pPr>
-              <w:spacing w:before="0" w:after="0" w:line="240" w:lineRule="auto"/>
-              <w:jc w:val="center"/>
-            </w:pPr>
-            <w:r>
-              <w:rPr>
-                <w:rFonts w:ascii="Times New Roman" w:hAnsi="Times New Roman" w:eastAsia="宋体"/>
-                <w:b w:val="0"/>
-                <w:sz w:val="15"/>
-              </w:rPr>
-              <w:t>10%</w:t>
-            </w:r>
-          </w:p>
-        </w:tc>
-        <w:tc>
-          <w:tcPr>
-            <w:tcW w:type="dxa" w:w="5050"/>
-            <w:vAlign w:val="center"/>
-          </w:tcPr>
-          <w:p>
-            <w:pPr>
-              <w:spacing w:before="0" w:after="0" w:line="240" w:lineRule="auto"/>
-              <w:jc w:val="left"/>
-            </w:pPr>
-            <w:r>
-              <w:rPr>
-                <w:rFonts w:ascii="Times New Roman" w:hAnsi="Times New Roman" w:eastAsia="宋体"/>
-                <w:b w:val="0"/>
-                <w:sz w:val="15"/>
-              </w:rPr>
-              <w:t>能够说明数字孪生、工业互联网或边缘计算在方案中的作用及边界。</w:t>
-            </w:r>
-          </w:p>
-        </w:tc>
-        <w:tc>
-          <w:tcPr>
-            <w:tcW w:type="dxa" w:w="1550"/>
-            <w:vAlign w:val="center"/>
-          </w:tcPr>
-          <w:p>
-            <w:pPr>
-              <w:spacing w:before="0" w:after="0" w:line="240" w:lineRule="auto"/>
-              <w:jc w:val="center"/>
-            </w:pPr>
-            <w:r>
-              <w:rPr>
-                <w:rFonts w:ascii="Times New Roman" w:hAnsi="Times New Roman" w:eastAsia="宋体"/>
-                <w:b w:val="0"/>
-                <w:sz w:val="15"/>
-              </w:rPr>
-              <w:t>目标 1.1，3.4</w:t>
-            </w:r>
-          </w:p>
-        </w:tc>
-      </w:tr>
-      <w:tr>
-        <w:trPr>
-          <w:cantSplit/>
-        </w:trPr>
-        <w:tc>
-          <w:tcPr>
-            <w:tcW w:type="dxa" w:w="1600"/>
-            <w:vAlign w:val="center"/>
-          </w:tcPr>
-          <w:p>
-            <w:pPr>
-              <w:spacing w:before="0" w:after="0" w:line="240" w:lineRule="auto"/>
-              <w:jc w:val="left"/>
-            </w:pPr>
-            <w:r>
-              <w:rPr>
-                <w:rFonts w:ascii="Times New Roman" w:hAnsi="Times New Roman" w:eastAsia="宋体"/>
-                <w:b w:val="0"/>
-                <w:sz w:val="15"/>
-              </w:rPr>
-              <w:t>技术文档与答辩</w:t>
-            </w:r>
-          </w:p>
-        </w:tc>
-        <w:tc>
-          <w:tcPr>
-            <w:tcW w:type="dxa" w:w="850"/>
-            <w:vAlign w:val="center"/>
-          </w:tcPr>
-          <w:p>
-            <w:pPr>
-              <w:spacing w:before="0" w:after="0" w:line="240" w:lineRule="auto"/>
-              <w:jc w:val="center"/>
-            </w:pPr>
-            <w:r>
-              <w:rPr>
-                <w:rFonts w:ascii="Times New Roman" w:hAnsi="Times New Roman" w:eastAsia="宋体"/>
-                <w:b w:val="0"/>
-                <w:sz w:val="15"/>
-              </w:rPr>
-              <w:t>15%</w:t>
-            </w:r>
-          </w:p>
-        </w:tc>
-        <w:tc>
-          <w:tcPr>
-            <w:tcW w:type="dxa" w:w="5050"/>
-            <w:vAlign w:val="center"/>
-          </w:tcPr>
-          <w:p>
-            <w:pPr>
-              <w:spacing w:before="0" w:after="0" w:line="240" w:lineRule="auto"/>
-              <w:jc w:val="left"/>
-            </w:pPr>
-            <w:r>
-              <w:rPr>
-                <w:rFonts w:ascii="Times New Roman" w:hAnsi="Times New Roman" w:eastAsia="宋体"/>
-                <w:b w:val="0"/>
-                <w:sz w:val="15"/>
-              </w:rPr>
-              <w:t>架构图、状态图、接口、需求、验证证据和设计说明完整，能够解释取舍。</w:t>
-            </w:r>
-          </w:p>
-        </w:tc>
-        <w:tc>
-          <w:tcPr>
-            <w:tcW w:type="dxa" w:w="1550"/>
-            <w:vAlign w:val="center"/>
-          </w:tcPr>
-          <w:p>
-            <w:pPr>
-              <w:spacing w:before="0" w:after="0" w:line="240" w:lineRule="auto"/>
-              <w:jc w:val="center"/>
-            </w:pPr>
-            <w:r>
-              <w:rPr>
-                <w:rFonts w:ascii="Times New Roman" w:hAnsi="Times New Roman" w:eastAsia="宋体"/>
-                <w:b w:val="0"/>
-                <w:sz w:val="15"/>
-              </w:rPr>
-              <w:t>目标 2.4，3.1—3.4</w:t>
-            </w:r>
-          </w:p>
-        </w:tc>
-      </w:tr>
-      <w:tr>
-        <w:tc>
-          <w:tcPr>
-            <w:tcW w:type="dxa" w:w="1600"/>
-            <w:vAlign w:val="center"/>
-          </w:tcPr>
-          <w:p>
-            <w:pPr>
-              <w:spacing w:before="0" w:after="0" w:line="240" w:lineRule="auto"/>
-              <w:jc w:val="center"/>
-            </w:pPr>
-            <w:r>
-              <w:rPr>
-                <w:rFonts w:ascii="Times New Roman" w:hAnsi="Times New Roman" w:eastAsia="宋体"/>
-                <w:b/>
-                <w:sz w:val="16"/>
-              </w:rPr>
-              <w:t>合计</w:t>
-            </w:r>
-          </w:p>
-        </w:tc>
-        <w:tc>
-          <w:tcPr>
-            <w:tcW w:type="dxa" w:w="850"/>
-            <w:vAlign w:val="center"/>
-          </w:tcPr>
-          <w:p>
-            <w:pPr>
-              <w:spacing w:before="0" w:after="0" w:line="240" w:lineRule="auto"/>
-              <w:jc w:val="center"/>
-            </w:pPr>
-            <w:r>
-              <w:rPr>
-                <w:rFonts w:ascii="Times New Roman" w:hAnsi="Times New Roman" w:eastAsia="宋体"/>
-                <w:b/>
-                <w:sz w:val="16"/>
-              </w:rPr>
-              <w:t>100%</w:t>
-            </w:r>
-          </w:p>
-        </w:tc>
-        <w:tc>
-          <w:tcPr>
-            <w:tcW w:type="dxa" w:w="5050"/>
-            <w:vAlign w:val="center"/>
-          </w:tcPr>
-          <w:p>
-            <w:pPr>
-              <w:spacing w:before="0" w:after="0" w:line="240" w:lineRule="auto"/>
-              <w:jc w:val="center"/>
-            </w:pPr>
-            <w:r>
-              <w:rPr>
-                <w:rFonts w:ascii="Times New Roman" w:hAnsi="Times New Roman" w:eastAsia="宋体"/>
-                <w:b/>
-                <w:sz w:val="16"/>
-              </w:rPr>
-            </w:r>
-          </w:p>
-        </w:tc>
-        <w:tc>
-          <w:tcPr>
-            <w:tcW w:type="dxa" w:w="1550"/>
-            <w:vAlign w:val="center"/>
-          </w:tcPr>
-          <w:p>
-            <w:pPr>
-              <w:spacing w:before="0" w:after="0" w:line="240" w:lineRule="auto"/>
-              <w:jc w:val="center"/>
-            </w:pPr>
-            <w:r>
-              <w:rPr>
-                <w:rFonts w:ascii="Times New Roman" w:hAnsi="Times New Roman" w:eastAsia="宋体"/>
-                <w:b/>
-                <w:sz w:val="16"/>
-              </w:rPr>
-            </w:r>
-          </w:p>
-        </w:tc>
-      </w:tr>
-    </w:tbl>
     <w:p/>
     <w:p>
       <w:pPr>
@@ -8243,13 +8349,13 @@
     </w:p>
     <w:p>
       <w:pPr>
-        <w:spacing w:before="180"/>
+        <w:spacing w:before="0" w:after="0" w:line="228" w:lineRule="auto"/>
       </w:pPr>
       <w:r>
         <w:rPr>
           <w:rFonts w:ascii="Times New Roman" w:hAnsi="Times New Roman" w:cs="Times New Roman" w:eastAsia="宋体" w:hint="eastAsia"/>
           <w:b w:val="0"/>
-          <w:sz w:val="21"/>
+          <w:sz w:val="18"/>
           <w:lang w:eastAsia="zh-CN"/>
         </w:rPr>
         <w:t xml:space="preserve">制定人：　　　　　　　　审定人：　　　　　　　　批准人：　　　　　　　　</w:t>
@@ -8257,14 +8363,14 @@
     </w:p>
     <w:p>
       <w:pPr>
-        <w:spacing w:before="0" w:after="0" w:line="240" w:lineRule="auto"/>
+        <w:spacing w:before="0" w:after="0" w:line="228" w:lineRule="auto"/>
         <w:jc w:val="center"/>
       </w:pPr>
       <w:r>
         <w:rPr>
           <w:rFonts w:ascii="Times New Roman" w:hAnsi="Times New Roman" w:eastAsia="宋体"/>
           <w:b w:val="0"/>
-          <w:sz w:val="21"/>
+          <w:sz w:val="18"/>
         </w:rPr>
         <w:t>2026年9月</w:t>
       </w:r>
